--- a/Documentacao/1 - TAP/V1.0/Termo de Abertura de Projeto - RodaGest - 1.0.docx
+++ b/Documentacao/1 - TAP/V1.0/Termo de Abertura de Projeto - RodaGest - 1.0.docx
@@ -41,12 +41,11 @@
       </w:r>
       <w:r>
         <w:rPr>
-          <w:rFonts w:ascii="Arial" w:hAnsi="Arial" w:eastAsia="Arial" w:cs="Arial"/>
+          <w:rFonts w:ascii="Arial" w:hAnsi="Arial" w:cs="Arial"/>
           <w:b/>
           <w:bCs/>
           <w:sz w:val="24"/>
           <w:szCs w:val="24"/>
-          <w:lang w:eastAsia="pt-BR"/>
         </w:rPr>
       </w:r>
     </w:p>
@@ -79,7 +78,7 @@
           <w:rFonts w:ascii="Arial" w:hAnsi="Arial" w:eastAsia="Arial" w:cs="Arial"/>
           <w:sz w:val="24"/>
           <w:szCs w:val="24"/>
-          <w:lang w:val="undefined" w:eastAsia="pt-BR"/>
+          <w:lang w:eastAsia="pt-BR"/>
         </w:rPr>
         <w:t xml:space="preserve"> </w:t>
       </w:r>
@@ -90,7 +89,6 @@
           <w:bCs w:val="0"/>
           <w:sz w:val="24"/>
           <w:szCs w:val="24"/>
-          <w:lang w:val="undefined"/>
         </w:rPr>
         <w:t xml:space="preserve">RodaGes</w:t>
       </w:r>
@@ -108,8 +106,6 @@
       <w:r>
         <w:rPr>
           <w:rFonts w:ascii="Arial" w:hAnsi="Arial" w:eastAsia="Arial" w:cs="Arial"/>
-          <w:b w:val="0"/>
-          <w:bCs w:val="0"/>
           <w:sz w:val="24"/>
           <w:szCs w:val="24"/>
           <w:lang w:eastAsia="pt-BR"/>
@@ -117,10 +113,9 @@
       </w:r>
       <w:r>
         <w:rPr>
-          <w:rFonts w:ascii="Arial" w:hAnsi="Arial" w:eastAsia="Arial" w:cs="Arial"/>
+          <w:rFonts w:ascii="Arial" w:hAnsi="Arial" w:cs="Arial"/>
           <w:sz w:val="24"/>
           <w:szCs w:val="24"/>
-          <w:lang w:eastAsia="pt-BR"/>
         </w:rPr>
       </w:r>
     </w:p>
@@ -199,12 +194,11 @@
             </w:r>
             <w:r>
               <w:rPr>
-                <w:rFonts w:ascii="Arial" w:hAnsi="Arial" w:eastAsia="Arial" w:cs="Arial"/>
+                <w:rFonts w:ascii="Arial" w:hAnsi="Arial" w:cs="Arial"/>
                 <w:b/>
                 <w:bCs/>
                 <w:sz w:val="24"/>
                 <w:szCs w:val="24"/>
-                <w:lang w:eastAsia="pt-BR"/>
               </w:rPr>
             </w:r>
           </w:p>
@@ -254,12 +248,11 @@
             </w:r>
             <w:r>
               <w:rPr>
-                <w:rFonts w:ascii="Arial" w:hAnsi="Arial" w:eastAsia="Arial" w:cs="Arial"/>
+                <w:rFonts w:ascii="Arial" w:hAnsi="Arial" w:cs="Arial"/>
                 <w:b/>
                 <w:bCs/>
                 <w:sz w:val="24"/>
                 <w:szCs w:val="24"/>
-                <w:lang w:eastAsia="pt-BR"/>
               </w:rPr>
             </w:r>
           </w:p>
@@ -311,10 +304,9 @@
             </w:r>
             <w:r>
               <w:rPr>
-                <w:rFonts w:ascii="Arial" w:hAnsi="Arial" w:eastAsia="Arial" w:cs="Arial"/>
+                <w:rFonts w:ascii="Arial" w:hAnsi="Arial" w:cs="Arial"/>
                 <w:sz w:val="24"/>
                 <w:szCs w:val="24"/>
-                <w:lang w:eastAsia="pt-BR"/>
               </w:rPr>
             </w:r>
           </w:p>
@@ -355,6 +347,13 @@
                 <w:sz w:val="24"/>
                 <w:szCs w:val="24"/>
                 <w:lang w:eastAsia="pt-BR"/>
+              </w:rPr>
+            </w:r>
+            <w:r>
+              <w:rPr>
+                <w:rFonts w:ascii="Arial" w:hAnsi="Arial" w:cs="Arial"/>
+                <w:sz w:val="24"/>
+                <w:szCs w:val="24"/>
               </w:rPr>
             </w:r>
           </w:p>
@@ -406,10 +405,9 @@
             </w:r>
             <w:r>
               <w:rPr>
-                <w:rFonts w:ascii="Arial" w:hAnsi="Arial" w:eastAsia="Arial" w:cs="Arial"/>
+                <w:rFonts w:ascii="Arial" w:hAnsi="Arial" w:cs="Arial"/>
                 <w:sz w:val="24"/>
                 <w:szCs w:val="24"/>
-                <w:lang w:eastAsia="pt-BR"/>
               </w:rPr>
             </w:r>
           </w:p>
@@ -450,6 +448,13 @@
                 <w:sz w:val="24"/>
                 <w:szCs w:val="24"/>
                 <w:lang w:eastAsia="pt-BR"/>
+              </w:rPr>
+            </w:r>
+            <w:r>
+              <w:rPr>
+                <w:rFonts w:ascii="Arial" w:hAnsi="Arial" w:cs="Arial"/>
+                <w:sz w:val="24"/>
+                <w:szCs w:val="24"/>
               </w:rPr>
             </w:r>
           </w:p>
@@ -501,10 +506,9 @@
             </w:r>
             <w:r>
               <w:rPr>
-                <w:rFonts w:ascii="Arial" w:hAnsi="Arial" w:eastAsia="Arial" w:cs="Arial"/>
+                <w:rFonts w:ascii="Arial" w:hAnsi="Arial" w:cs="Arial"/>
                 <w:sz w:val="24"/>
                 <w:szCs w:val="24"/>
-                <w:lang w:eastAsia="pt-BR"/>
               </w:rPr>
             </w:r>
           </w:p>
@@ -549,10 +553,9 @@
             </w:r>
             <w:r>
               <w:rPr>
-                <w:rFonts w:ascii="Arial" w:hAnsi="Arial" w:eastAsia="Arial" w:cs="Arial"/>
+                <w:rFonts w:ascii="Arial" w:hAnsi="Arial" w:cs="Arial"/>
                 <w:sz w:val="24"/>
                 <w:szCs w:val="24"/>
-                <w:lang w:eastAsia="pt-BR"/>
               </w:rPr>
             </w:r>
           </w:p>
@@ -604,10 +607,9 @@
             </w:r>
             <w:r>
               <w:rPr>
-                <w:rFonts w:ascii="Arial" w:hAnsi="Arial" w:eastAsia="Arial" w:cs="Arial"/>
+                <w:rFonts w:ascii="Arial" w:hAnsi="Arial" w:cs="Arial"/>
                 <w:sz w:val="24"/>
                 <w:szCs w:val="24"/>
-                <w:lang w:eastAsia="pt-BR"/>
               </w:rPr>
             </w:r>
           </w:p>
@@ -652,10 +654,9 @@
             </w:r>
             <w:r>
               <w:rPr>
-                <w:rFonts w:ascii="Arial" w:hAnsi="Arial" w:eastAsia="Arial" w:cs="Arial"/>
+                <w:rFonts w:ascii="Arial" w:hAnsi="Arial" w:cs="Arial"/>
                 <w:sz w:val="24"/>
                 <w:szCs w:val="24"/>
-                <w:lang w:eastAsia="pt-BR"/>
               </w:rPr>
             </w:r>
           </w:p>
@@ -707,10 +708,9 @@
             </w:r>
             <w:r>
               <w:rPr>
-                <w:rFonts w:ascii="Arial" w:hAnsi="Arial" w:eastAsia="Arial" w:cs="Arial"/>
+                <w:rFonts w:ascii="Arial" w:hAnsi="Arial" w:cs="Arial"/>
                 <w:sz w:val="24"/>
                 <w:szCs w:val="24"/>
-                <w:lang w:eastAsia="pt-BR"/>
               </w:rPr>
             </w:r>
           </w:p>
@@ -755,10 +755,9 @@
             </w:r>
             <w:r>
               <w:rPr>
-                <w:rFonts w:ascii="Arial" w:hAnsi="Arial" w:eastAsia="Arial" w:cs="Arial"/>
+                <w:rFonts w:ascii="Arial" w:hAnsi="Arial" w:cs="Arial"/>
                 <w:sz w:val="24"/>
                 <w:szCs w:val="24"/>
-                <w:lang w:eastAsia="pt-BR"/>
               </w:rPr>
             </w:r>
           </w:p>
@@ -771,7 +770,7 @@
         <w:pBdr/>
         <w:spacing w:after="0" w:afterAutospacing="1" w:before="0" w:line="360" w:lineRule="auto"/>
         <w:ind/>
-        <w:jc w:val="both"/>
+        <w:jc w:val="right"/>
         <w:rPr>
           <w:rFonts w:ascii="Arial" w:hAnsi="Arial" w:cs="Arial"/>
           <w:b/>
@@ -788,7 +787,6 @@
           <w:bCs/>
           <w:sz w:val="24"/>
           <w:szCs w:val="24"/>
-          <w:lang w:val="undefined" w:bidi="undefined"/>
         </w:rPr>
       </w:r>
       <w:bookmarkStart w:id="0" w:name="_GoBack"/>
@@ -799,7 +797,6 @@
           <w:bCs/>
           <w:sz w:val="24"/>
           <w:szCs w:val="24"/>
-          <w:lang w:val="undefined" w:bidi="undefined"/>
         </w:rPr>
       </w:r>
       <w:bookmarkEnd w:id="0"/>
@@ -810,44 +807,43 @@
           <w:bCs/>
           <w:sz w:val="24"/>
           <w:szCs w:val="24"/>
-          <w:lang w:val="undefined" w:bidi="undefined"/>
         </w:rPr>
       </w:r>
       <w:r>
-        <w:rPr>
-          <w:rFonts w:ascii="Arial" w:hAnsi="Arial" w:eastAsia="Arial" w:cs="Arial"/>
-          <w:b/>
-          <w:bCs/>
-          <w:sz w:val="24"/>
-          <w:szCs w:val="24"/>
-          <w:lang w:val="undefined"/>
-        </w:rPr>
-      </w:r>
-    </w:p>
-    <w:p>
-      <w:pPr>
-        <w:suppressLineNumbers w:val="false"/>
-        <w:pBdr/>
-        <w:spacing w:after="0" w:afterAutospacing="1" w:before="0" w:line="360" w:lineRule="auto"/>
-        <w:ind/>
-        <w:jc w:val="both"/>
-        <w:outlineLvl w:val="3"/>
         <w:rPr>
           <w:rFonts w:ascii="Arial" w:hAnsi="Arial" w:cs="Arial"/>
           <w:b/>
           <w:bCs/>
           <w:sz w:val="24"/>
           <w:szCs w:val="24"/>
-          <w:highlight w:val="none"/>
-        </w:rPr>
-      </w:pPr>
-      <w:r>
-        <w:rPr>
-          <w:rFonts w:ascii="Arial" w:hAnsi="Arial" w:eastAsia="Arial" w:cs="Arial"/>
+          <w14:ligatures w14:val="none"/>
+        </w:rPr>
+      </w:r>
+    </w:p>
+    <w:p>
+      <w:pPr>
+        <w:suppressLineNumbers w:val="false"/>
+        <w:pBdr/>
+        <w:spacing w:after="0" w:afterAutospacing="1" w:before="0" w:line="360" w:lineRule="auto"/>
+        <w:ind/>
+        <w:jc w:val="both"/>
+        <w:outlineLvl w:val="3"/>
+        <w:rPr>
+          <w:rFonts w:ascii="Arial" w:hAnsi="Arial" w:cs="Arial"/>
           <w:b/>
           <w:bCs/>
           <w:sz w:val="24"/>
           <w:szCs w:val="24"/>
+          <w:highlight w:val="none"/>
+        </w:rPr>
+      </w:pPr>
+      <w:r>
+        <w:rPr>
+          <w:rFonts w:ascii="Arial" w:hAnsi="Arial" w:eastAsia="Arial" w:cs="Arial"/>
+          <w:b/>
+          <w:bCs/>
+          <w:sz w:val="24"/>
+          <w:szCs w:val="24"/>
           <w:lang w:eastAsia="pt-BR"/>
         </w:rPr>
         <w:t xml:space="preserve">1. Justificativa do Projeto (Relevância do Tema)</w:t>
@@ -859,22 +855,23 @@
           <w:bCs/>
           <w:sz w:val="24"/>
           <w:szCs w:val="24"/>
+          <w:lang w:eastAsia="pt-BR"/>
         </w:rPr>
       </w:r>
       <w:r>
         <w:rPr>
-          <w:rFonts w:ascii="Arial" w:hAnsi="Arial" w:eastAsia="Arial" w:cs="Arial"/>
+          <w:rFonts w:ascii="Arial" w:hAnsi="Arial" w:cs="Arial"/>
           <w:b/>
           <w:bCs/>
           <w:sz w:val="24"/>
           <w:szCs w:val="24"/>
-          <w:lang w:eastAsia="pt-BR"/>
+          <w:highlight w:val="none"/>
         </w:rPr>
       </w:r>
     </w:p>
     <w:p>
       <w:pPr>
-        <w:pStyle w:val="668"/>
+        <w:pStyle w:val="934"/>
         <w:numPr>
           <w:ilvl w:val="0"/>
           <w:numId w:val="3"/>
@@ -902,7 +899,6 @@
           <w:bCs/>
           <w:sz w:val="24"/>
           <w:szCs w:val="24"/>
-          <w:lang w:val="undefined"/>
         </w:rPr>
         <w:t xml:space="preserve">Problema a ser abordado:</w:t>
       </w:r>
@@ -920,7 +916,6 @@
           <w:rFonts w:ascii="Arial" w:hAnsi="Arial" w:eastAsia="Arial" w:cs="Arial"/>
           <w:sz w:val="24"/>
           <w:szCs w:val="24"/>
-          <w:lang w:val="undefined"/>
         </w:rPr>
         <w:t xml:space="preserve">Atualmente, a Rodas Cunha enfrenta dificuldades no controle de suas operações em razão do uso de registros manuais e descentralizados. Segundo a descrição do projeto, a empresa ainda utiliza blocos de notas manuais, o que dificu</w:t>
       </w:r>
@@ -929,7 +924,6 @@
           <w:rFonts w:ascii="Arial" w:hAnsi="Arial" w:eastAsia="Arial" w:cs="Arial"/>
           <w:sz w:val="24"/>
           <w:szCs w:val="24"/>
-          <w:lang w:val="undefined"/>
         </w:rPr>
         <w:t xml:space="preserve">lta a organização e a recuperação de informações relacionadas ao estoque, aos serviços realizados, às notas fiscais e ao acompanhamento gerencial. Essa forma de controle aumenta a chance de erros de preenchimento, retrabalho, perda de rastreabilidade e bai</w:t>
       </w:r>
@@ -938,7 +932,6 @@
           <w:rFonts w:ascii="Arial" w:hAnsi="Arial" w:eastAsia="Arial" w:cs="Arial"/>
           <w:sz w:val="24"/>
           <w:szCs w:val="24"/>
-          <w:lang w:val="undefined"/>
         </w:rPr>
         <w:t xml:space="preserve">xa visibilidade sobre a situação operacional da empresa</w:t>
       </w:r>
@@ -953,23 +946,22 @@
       </w:r>
       <w:r>
         <w:rPr>
-          <w:rFonts w:ascii="Arial" w:hAnsi="Arial" w:eastAsia="Arial" w:cs="Arial"/>
+          <w:rFonts w:ascii="Arial" w:hAnsi="Arial" w:cs="Arial"/>
           <w:sz w:val="24"/>
           <w:szCs w:val="24"/>
-          <w:highlight w:val="none"/>
         </w:rPr>
       </w:r>
       <w:r>
         <w:rPr>
           <w:rFonts w:ascii="Arial" w:hAnsi="Arial" w:cs="Arial"/>
-          <w:sz w:val="24"/>
-          <w:szCs w:val="24"/>
+          <w:szCs w:val="24"/>
+          <w14:ligatures w14:val="none"/>
         </w:rPr>
       </w:r>
     </w:p>
     <w:p>
       <w:pPr>
-        <w:pStyle w:val="668"/>
+        <w:pStyle w:val="934"/>
         <w:numPr>
           <w:ilvl w:val="0"/>
           <w:numId w:val="3"/>
@@ -997,7 +989,6 @@
           <w:bCs/>
           <w:sz w:val="24"/>
           <w:szCs w:val="24"/>
-          <w:lang w:val="undefined"/>
         </w:rPr>
         <w:t xml:space="preserve">Contexto do projeto:</w:t>
       </w:r>
@@ -1015,7 +1006,6 @@
           <w:rFonts w:ascii="Arial" w:hAnsi="Arial" w:eastAsia="Arial" w:cs="Arial"/>
           <w:sz w:val="24"/>
           <w:szCs w:val="24"/>
-          <w:lang w:val="undefined"/>
         </w:rPr>
         <w:t xml:space="preserve">O sistema RodaGest foi concebido para apoiar a informatização da Rodas Cunha, empresa do segmento automotivo, especialmente voltada a oficinas e lojas de rodas. De acordo com o escopo definido no documento de requisitos, o sistema d</w:t>
       </w:r>
@@ -1024,7 +1014,6 @@
           <w:rFonts w:ascii="Arial" w:hAnsi="Arial" w:eastAsia="Arial" w:cs="Arial"/>
           <w:sz w:val="24"/>
           <w:szCs w:val="24"/>
-          <w:lang w:val="undefined"/>
         </w:rPr>
         <w:t xml:space="preserve">everá permitir registrar, consultar e atualizar rodas e insumos em estoque, acompanhar o estado dos serviços prestados, gerenciar notas fiscais de serviço e venda, além de oferecer visualização de métricas mensais por meio de relatórios e dashboards</w:t>
       </w:r>
@@ -1039,23 +1028,22 @@
       </w:r>
       <w:r>
         <w:rPr>
-          <w:rFonts w:ascii="Arial" w:hAnsi="Arial" w:eastAsia="Arial" w:cs="Arial"/>
+          <w:rFonts w:ascii="Arial" w:hAnsi="Arial" w:cs="Arial"/>
           <w:sz w:val="24"/>
           <w:szCs w:val="24"/>
-          <w:highlight w:val="none"/>
         </w:rPr>
       </w:r>
       <w:r>
         <w:rPr>
           <w:rFonts w:ascii="Arial" w:hAnsi="Arial" w:cs="Arial"/>
-          <w:sz w:val="24"/>
-          <w:szCs w:val="24"/>
+          <w:szCs w:val="24"/>
+          <w14:ligatures w14:val="none"/>
         </w:rPr>
       </w:r>
     </w:p>
     <w:p>
       <w:pPr>
-        <w:pStyle w:val="668"/>
+        <w:pStyle w:val="934"/>
         <w:numPr>
           <w:ilvl w:val="0"/>
           <w:numId w:val="3"/>
@@ -1083,7 +1071,6 @@
           <w:bCs/>
           <w:sz w:val="24"/>
           <w:szCs w:val="24"/>
-          <w:lang w:val="undefined"/>
         </w:rPr>
         <w:t xml:space="preserve">Solução proposta:</w:t>
       </w:r>
@@ -1101,7 +1088,6 @@
           <w:rFonts w:ascii="Arial" w:hAnsi="Arial" w:eastAsia="Arial" w:cs="Arial"/>
           <w:sz w:val="24"/>
           <w:szCs w:val="24"/>
-          <w:lang w:val="undefined"/>
         </w:rPr>
         <w:t xml:space="preserve">Como resposta a essas necessidades, propõe-se o desenvolvimento do RodaGest como um sistema web capaz de centralizar os principais processos operacionais e administrativos da empresa. A solução busca integrar em um único ambiente funci</w:t>
       </w:r>
@@ -1110,7 +1096,6 @@
           <w:rFonts w:ascii="Arial" w:hAnsi="Arial" w:eastAsia="Arial" w:cs="Arial"/>
           <w:sz w:val="24"/>
           <w:szCs w:val="24"/>
-          <w:lang w:val="undefined"/>
         </w:rPr>
         <w:t xml:space="preserve">onalidades de controle de estoque de rodas e insumos, gestão de ordens de serviço, controle de pagamento de notas e visualização de indicadores de desempenho. Dessa forma, o sistema pretende substituir controles informais por uma </w:t>
       </w:r>
@@ -1119,7 +1104,6 @@
           <w:rFonts w:ascii="Arial" w:hAnsi="Arial" w:eastAsia="Arial" w:cs="Arial"/>
           <w:sz w:val="24"/>
           <w:szCs w:val="24"/>
-          <w:lang w:val="undefined"/>
         </w:rPr>
         <w:t xml:space="preserve">estrutura digital mais organizada, rastreável e confiável, em conformidade com os requisitos já definidos para o projeto</w:t>
       </w:r>
@@ -1134,23 +1118,22 @@
       </w:r>
       <w:r>
         <w:rPr>
-          <w:rFonts w:ascii="Arial" w:hAnsi="Arial" w:eastAsia="Arial" w:cs="Arial"/>
+          <w:rFonts w:ascii="Arial" w:hAnsi="Arial" w:cs="Arial"/>
           <w:sz w:val="24"/>
           <w:szCs w:val="24"/>
-          <w:highlight w:val="none"/>
         </w:rPr>
       </w:r>
       <w:r>
         <w:rPr>
           <w:rFonts w:ascii="Arial" w:hAnsi="Arial" w:cs="Arial"/>
-          <w:sz w:val="24"/>
-          <w:szCs w:val="24"/>
+          <w:szCs w:val="24"/>
+          <w14:ligatures w14:val="none"/>
         </w:rPr>
       </w:r>
     </w:p>
     <w:p>
       <w:pPr>
-        <w:pStyle w:val="668"/>
+        <w:pStyle w:val="934"/>
         <w:numPr>
           <w:ilvl w:val="0"/>
           <w:numId w:val="3"/>
@@ -1178,7 +1161,6 @@
           <w:bCs/>
           <w:sz w:val="24"/>
           <w:szCs w:val="24"/>
-          <w:lang w:val="undefined"/>
         </w:rPr>
         <w:t xml:space="preserve">Relevância prática:</w:t>
       </w:r>
@@ -1196,7 +1178,6 @@
           <w:rFonts w:ascii="Arial" w:hAnsi="Arial" w:eastAsia="Arial" w:cs="Arial"/>
           <w:sz w:val="24"/>
           <w:szCs w:val="24"/>
-          <w:lang w:val="undefined"/>
         </w:rPr>
         <w:t xml:space="preserve">A relevância prática do projeto está na possibilidade de melhorar a rotina da Rodas Cunha por meio da centralização das informações e da automatização de atividades que hoje dependem de registros manuais. Com o RodaGest, a empresa po</w:t>
       </w:r>
@@ -1205,7 +1186,6 @@
           <w:rFonts w:ascii="Arial" w:hAnsi="Arial" w:eastAsia="Arial" w:cs="Arial"/>
           <w:sz w:val="24"/>
           <w:szCs w:val="24"/>
-          <w:lang w:val="undefined"/>
         </w:rPr>
         <w:t xml:space="preserve">derá ter melhor controle sobre a quantidade disponível de rodas e insumos, sobre os serviços em andamento ou finalizados, sobre a situação das notas emitidas e sobre os dados consolidados do negócio em dashboards e relatórios. Isso tende a reduzir falhas o</w:t>
       </w:r>
@@ -1214,7 +1194,6 @@
           <w:rFonts w:ascii="Arial" w:hAnsi="Arial" w:eastAsia="Arial" w:cs="Arial"/>
           <w:sz w:val="24"/>
           <w:szCs w:val="24"/>
-          <w:lang w:val="undefined"/>
         </w:rPr>
         <w:t xml:space="preserve">peracionais, facilitar consultas, melhorar a rastreabilidade das movimentações e apoiar a tomada de decisão gerencial</w:t>
       </w:r>
@@ -1229,23 +1208,22 @@
       </w:r>
       <w:r>
         <w:rPr>
-          <w:rFonts w:ascii="Arial" w:hAnsi="Arial" w:eastAsia="Arial" w:cs="Arial"/>
+          <w:rFonts w:ascii="Arial" w:hAnsi="Arial" w:cs="Arial"/>
           <w:sz w:val="24"/>
           <w:szCs w:val="24"/>
-          <w:highlight w:val="none"/>
         </w:rPr>
       </w:r>
       <w:r>
         <w:rPr>
           <w:rFonts w:ascii="Arial" w:hAnsi="Arial" w:cs="Arial"/>
-          <w:sz w:val="24"/>
-          <w:szCs w:val="24"/>
+          <w:szCs w:val="24"/>
+          <w14:ligatures w14:val="none"/>
         </w:rPr>
       </w:r>
     </w:p>
     <w:p>
       <w:pPr>
-        <w:pStyle w:val="668"/>
+        <w:pStyle w:val="934"/>
         <w:numPr>
           <w:ilvl w:val="0"/>
           <w:numId w:val="3"/>
@@ -1271,7 +1249,6 @@
           <w:rFonts w:ascii="Arial" w:hAnsi="Arial" w:eastAsia="Arial" w:cs="Arial"/>
           <w:sz w:val="24"/>
           <w:szCs w:val="24"/>
-          <w:lang w:val="undefined"/>
         </w:rPr>
       </w:r>
       <w:r>
@@ -1308,7 +1285,6 @@
           <w:rFonts w:ascii="Arial" w:hAnsi="Arial" w:eastAsia="Arial" w:cs="Arial"/>
           <w:sz w:val="24"/>
           <w:szCs w:val="24"/>
-          <w:lang w:val="undefined"/>
         </w:rPr>
         <w:t xml:space="preserve">Sob a perspectiva acadêmica, o projeto é relevante por permitir a aplicação integrada de conhecimentos fundamentais da Engenharia de Software, tais como levantamento e análise de requisitos, modelagem UML, definição de regras de ne</w:t>
       </w:r>
@@ -1317,7 +1293,6 @@
           <w:rFonts w:ascii="Arial" w:hAnsi="Arial" w:eastAsia="Arial" w:cs="Arial"/>
           <w:sz w:val="24"/>
           <w:szCs w:val="24"/>
-          <w:lang w:val="undefined"/>
         </w:rPr>
         <w:t xml:space="preserve">gócio, desenvolvimento web, organização de interface, persistência de dados e testes. Além disso, por se tratar de um sistema voltado a uma necessidade real, o projeto aproxima a prática profissional do contexto acadêmico e contri</w:t>
       </w:r>
@@ -1326,7 +1301,6 @@
           <w:rFonts w:ascii="Arial" w:hAnsi="Arial" w:eastAsia="Arial" w:cs="Arial"/>
           <w:sz w:val="24"/>
           <w:szCs w:val="24"/>
-          <w:lang w:val="undefined"/>
         </w:rPr>
         <w:t xml:space="preserve">bui para a consolidação das competências técnicas desenvolvidas ao longo do curso</w:t>
       </w:r>
@@ -1349,14 +1323,14 @@
       <w:r>
         <w:rPr>
           <w:rFonts w:ascii="Arial" w:hAnsi="Arial" w:cs="Arial"/>
-          <w:sz w:val="24"/>
-          <w:szCs w:val="24"/>
+          <w:szCs w:val="24"/>
+          <w14:ligatures w14:val="none"/>
         </w:rPr>
       </w:r>
     </w:p>
     <w:p>
       <w:pPr>
-        <w:pStyle w:val="668"/>
+        <w:pStyle w:val="934"/>
         <w:numPr>
           <w:ilvl w:val="0"/>
           <w:numId w:val="3"/>
@@ -1384,7 +1358,6 @@
           <w:bCs/>
           <w:sz w:val="24"/>
           <w:szCs w:val="24"/>
-          <w:lang w:val="undefined"/>
         </w:rPr>
         <w:t xml:space="preserve">Benefícios esperados:</w:t>
       </w:r>
@@ -1402,7 +1375,6 @@
           <w:rFonts w:ascii="Arial" w:hAnsi="Arial" w:eastAsia="Arial" w:cs="Arial"/>
           <w:sz w:val="24"/>
           <w:szCs w:val="24"/>
-          <w:lang w:val="undefined"/>
         </w:rPr>
         <w:t xml:space="preserve">Espera-se que o RodaGest contribua para uma gestão mais eficiente e segura da Rodas Cunha, proporcionando maior controle de estoque, melhor acompanhamento de serviços realizados, organização das notas e pagamentos, acesso facilitad</w:t>
       </w:r>
@@ -1411,7 +1383,6 @@
           <w:rFonts w:ascii="Arial" w:hAnsi="Arial" w:eastAsia="Arial" w:cs="Arial"/>
           <w:sz w:val="24"/>
           <w:szCs w:val="24"/>
-          <w:lang w:val="undefined"/>
         </w:rPr>
         <w:t xml:space="preserve">o às informações e maior visibilidade gerencial por meio de métricas e dashboards. Como resultado, o sistema deverá reduzir retrabalho, aumentar a confiabilidade dos registros e tornar os processos internos mais estruturados e consistentes com as necessida</w:t>
       </w:r>
@@ -1420,7 +1391,6 @@
           <w:rFonts w:ascii="Arial" w:hAnsi="Arial" w:eastAsia="Arial" w:cs="Arial"/>
           <w:sz w:val="24"/>
           <w:szCs w:val="24"/>
-          <w:lang w:val="undefined"/>
         </w:rPr>
         <w:t xml:space="preserve">des da empres</w:t>
       </w:r>
@@ -1447,7 +1417,13 @@
           <w:rFonts w:ascii="Arial" w:hAnsi="Arial" w:eastAsia="Arial" w:cs="Arial"/>
           <w:sz w:val="24"/>
           <w:szCs w:val="24"/>
-          <w:lang w:val="undefined"/>
+        </w:rPr>
+      </w:r>
+      <w:r>
+        <w:rPr>
+          <w:rFonts w:ascii="Arial" w:hAnsi="Arial" w:cs="Arial"/>
+          <w:szCs w:val="24"/>
+          <w14:ligatures w14:val="none"/>
         </w:rPr>
       </w:r>
     </w:p>
@@ -1476,7 +1452,7 @@
           <w:bCs/>
           <w:sz w:val="24"/>
           <w:szCs w:val="24"/>
-          <w:lang w:val="undefined" w:eastAsia="pt-BR"/>
+          <w:lang w:eastAsia="pt-BR"/>
         </w:rPr>
         <w:t xml:space="preserve">2. Objetivos do Projeto</w:t>
       </w:r>
@@ -1487,7 +1463,7 @@
           <w:bCs/>
           <w:sz w:val="24"/>
           <w:szCs w:val="24"/>
-          <w:lang w:val="undefined" w:eastAsia="pt-BR" w:bidi="undefined"/>
+          <w:lang w:eastAsia="pt-BR"/>
         </w:rPr>
       </w:r>
       <w:r>
@@ -1497,13 +1473,15 @@
           <w:bCs/>
           <w:sz w:val="24"/>
           <w:szCs w:val="24"/>
+          <w:highlight w:val="none"/>
           <w:lang w:eastAsia="pt-BR"/>
+          <w14:ligatures w14:val="none"/>
         </w:rPr>
       </w:r>
     </w:p>
     <w:p>
       <w:pPr>
-        <w:pStyle w:val="668"/>
+        <w:pStyle w:val="934"/>
         <w:numPr>
           <w:ilvl w:val="0"/>
           <w:numId w:val="3"/>
@@ -1526,7 +1504,6 @@
           <w:bCs/>
           <w:sz w:val="24"/>
           <w:szCs w:val="24"/>
-          <w:lang w:val="undefined"/>
         </w:rPr>
         <w:t xml:space="preserve">Objetivo geral: </w:t>
       </w:r>
@@ -1535,7 +1512,6 @@
           <w:rFonts w:ascii="Arial" w:hAnsi="Arial" w:eastAsia="Arial" w:cs="Arial"/>
           <w:sz w:val="24"/>
           <w:szCs w:val="24"/>
-          <w:lang w:val="undefined"/>
         </w:rPr>
         <w:t xml:space="preserve">Desenvolver o sistema web RodaGest para apoiar a gestão operacional e administrativa da empresa Rodas Cunha, centralizando o controle de clientes, estoque, serviços, notas, pagamentos e informações gerenciais em um único ambiente digital</w:t>
       </w:r>
@@ -1551,7 +1527,7 @@
     </w:p>
     <w:p>
       <w:pPr>
-        <w:pStyle w:val="668"/>
+        <w:pStyle w:val="934"/>
         <w:numPr>
           <w:ilvl w:val="0"/>
           <w:numId w:val="3"/>
@@ -1580,7 +1556,6 @@
           <w:bCs/>
           <w:sz w:val="24"/>
           <w:szCs w:val="24"/>
-          <w:lang w:val="undefined"/>
         </w:rPr>
         <w:t xml:space="preserve">Objetivos específicos:</w:t>
       </w:r>
@@ -1591,13 +1566,21 @@
           <w:bCs/>
           <w:sz w:val="24"/>
           <w:szCs w:val="24"/>
-          <w:lang w:val="undefined"/>
+        </w:rPr>
+      </w:r>
+      <w:r>
+        <w:rPr>
+          <w:rFonts w:ascii="Arial" w:hAnsi="Arial" w:eastAsia="Arial" w:cs="Arial"/>
+          <w:b/>
+          <w:bCs/>
+          <w:szCs w:val="24"/>
+          <w14:ligatures w14:val="none"/>
         </w:rPr>
       </w:r>
     </w:p>
     <w:p>
       <w:pPr>
-        <w:pStyle w:val="668"/>
+        <w:pStyle w:val="934"/>
         <w:numPr>
           <w:ilvl w:val="1"/>
           <w:numId w:val="3"/>
@@ -1622,7 +1605,6 @@
           <w:rFonts w:ascii="Arial" w:hAnsi="Arial" w:eastAsia="Arial" w:cs="Arial"/>
           <w:sz w:val="24"/>
           <w:szCs w:val="24"/>
-          <w:lang w:val="undefined"/>
         </w:rPr>
         <w:t xml:space="preserve">Levantar e organizar os requisitos funcionais e não funcionais do sistema, considerando as necessidades reais da empresa.</w:t>
       </w:r>
@@ -1631,13 +1613,19 @@
           <w:rFonts w:ascii="Arial" w:hAnsi="Arial" w:eastAsia="Arial" w:cs="Arial"/>
           <w:sz w:val="24"/>
           <w:szCs w:val="24"/>
-          <w:lang w:val="undefined"/>
+        </w:rPr>
+      </w:r>
+      <w:r>
+        <w:rPr>
+          <w:rFonts w:ascii="Arial" w:hAnsi="Arial" w:eastAsia="Arial" w:cs="Arial"/>
+          <w:szCs w:val="24"/>
+          <w14:ligatures w14:val="none"/>
         </w:rPr>
       </w:r>
     </w:p>
     <w:p>
       <w:pPr>
-        <w:pStyle w:val="668"/>
+        <w:pStyle w:val="934"/>
         <w:numPr>
           <w:ilvl w:val="1"/>
           <w:numId w:val="3"/>
@@ -1662,7 +1650,6 @@
           <w:rFonts w:ascii="Arial" w:hAnsi="Arial" w:eastAsia="Arial" w:cs="Arial"/>
           <w:sz w:val="24"/>
           <w:szCs w:val="24"/>
-          <w:lang w:val="undefined"/>
         </w:rPr>
         <w:t xml:space="preserve">Desenvolver funcionalidades para cadastro, consulta, edição e exclusão de registros relacionados aos processos internos da Rodas Cunha.</w:t>
       </w:r>
@@ -1671,13 +1658,19 @@
           <w:rFonts w:ascii="Arial" w:hAnsi="Arial" w:eastAsia="Arial" w:cs="Arial"/>
           <w:sz w:val="24"/>
           <w:szCs w:val="24"/>
-          <w:lang w:val="undefined"/>
+        </w:rPr>
+      </w:r>
+      <w:r>
+        <w:rPr>
+          <w:rFonts w:ascii="Arial" w:hAnsi="Arial" w:eastAsia="Arial" w:cs="Arial"/>
+          <w:szCs w:val="24"/>
+          <w14:ligatures w14:val="none"/>
         </w:rPr>
       </w:r>
     </w:p>
     <w:p>
       <w:pPr>
-        <w:pStyle w:val="668"/>
+        <w:pStyle w:val="934"/>
         <w:numPr>
           <w:ilvl w:val="1"/>
           <w:numId w:val="3"/>
@@ -1702,7 +1695,6 @@
           <w:rFonts w:ascii="Arial" w:hAnsi="Arial" w:eastAsia="Arial" w:cs="Arial"/>
           <w:sz w:val="24"/>
           <w:szCs w:val="24"/>
-          <w:lang w:val="undefined"/>
         </w:rPr>
         <w:t xml:space="preserve">Implementar o controle de estoque de rodas e insumos, incluindo movimentações, histórico e regras de validação.</w:t>
       </w:r>
@@ -1711,13 +1703,19 @@
           <w:rFonts w:ascii="Arial" w:hAnsi="Arial" w:eastAsia="Arial" w:cs="Arial"/>
           <w:sz w:val="24"/>
           <w:szCs w:val="24"/>
-          <w:lang w:val="undefined"/>
+        </w:rPr>
+      </w:r>
+      <w:r>
+        <w:rPr>
+          <w:rFonts w:ascii="Arial" w:hAnsi="Arial" w:eastAsia="Arial" w:cs="Arial"/>
+          <w:szCs w:val="24"/>
+          <w14:ligatures w14:val="none"/>
         </w:rPr>
       </w:r>
     </w:p>
     <w:p>
       <w:pPr>
-        <w:pStyle w:val="668"/>
+        <w:pStyle w:val="934"/>
         <w:numPr>
           <w:ilvl w:val="1"/>
           <w:numId w:val="3"/>
@@ -1742,7 +1740,6 @@
           <w:rFonts w:ascii="Arial" w:hAnsi="Arial" w:eastAsia="Arial" w:cs="Arial"/>
           <w:sz w:val="24"/>
           <w:szCs w:val="24"/>
-          <w:lang w:val="undefined"/>
         </w:rPr>
         <w:t xml:space="preserve">Permitir o acompanhamento dos serviços realizados por meio do controle de ordens de serviço e seus respectivos estados.</w:t>
       </w:r>
@@ -1751,13 +1748,19 @@
           <w:rFonts w:ascii="Arial" w:hAnsi="Arial" w:eastAsia="Arial" w:cs="Arial"/>
           <w:sz w:val="24"/>
           <w:szCs w:val="24"/>
-          <w:lang w:val="undefined"/>
+        </w:rPr>
+      </w:r>
+      <w:r>
+        <w:rPr>
+          <w:rFonts w:ascii="Arial" w:hAnsi="Arial" w:eastAsia="Arial" w:cs="Arial"/>
+          <w:szCs w:val="24"/>
+          <w14:ligatures w14:val="none"/>
         </w:rPr>
       </w:r>
     </w:p>
     <w:p>
       <w:pPr>
-        <w:pStyle w:val="668"/>
+        <w:pStyle w:val="934"/>
         <w:numPr>
           <w:ilvl w:val="1"/>
           <w:numId w:val="3"/>
@@ -1782,7 +1785,6 @@
           <w:rFonts w:ascii="Arial" w:hAnsi="Arial" w:eastAsia="Arial" w:cs="Arial"/>
           <w:sz w:val="24"/>
           <w:szCs w:val="24"/>
-          <w:lang w:val="undefined"/>
         </w:rPr>
         <w:t xml:space="preserve">Disponibilizar recursos para gestão de notas e pagamentos, auxiliando no acompanhamento financeiro da empresa.</w:t>
       </w:r>
@@ -1791,13 +1793,19 @@
           <w:rFonts w:ascii="Arial" w:hAnsi="Arial" w:eastAsia="Arial" w:cs="Arial"/>
           <w:sz w:val="24"/>
           <w:szCs w:val="24"/>
-          <w:lang w:val="undefined"/>
+        </w:rPr>
+      </w:r>
+      <w:r>
+        <w:rPr>
+          <w:rFonts w:ascii="Arial" w:hAnsi="Arial" w:eastAsia="Arial" w:cs="Arial"/>
+          <w:szCs w:val="24"/>
+          <w14:ligatures w14:val="none"/>
         </w:rPr>
       </w:r>
     </w:p>
     <w:p>
       <w:pPr>
-        <w:pStyle w:val="668"/>
+        <w:pStyle w:val="934"/>
         <w:numPr>
           <w:ilvl w:val="1"/>
           <w:numId w:val="3"/>
@@ -1822,7 +1830,6 @@
           <w:rFonts w:ascii="Arial" w:hAnsi="Arial" w:eastAsia="Arial" w:cs="Arial"/>
           <w:sz w:val="24"/>
           <w:szCs w:val="24"/>
-          <w:lang w:val="undefined"/>
         </w:rPr>
         <w:t xml:space="preserve">Apresentar informações consolidadas por meio de dashboard e relatórios gerenciais.</w:t>
       </w:r>
@@ -1831,13 +1838,19 @@
           <w:rFonts w:ascii="Arial" w:hAnsi="Arial" w:eastAsia="Arial" w:cs="Arial"/>
           <w:sz w:val="24"/>
           <w:szCs w:val="24"/>
-          <w:lang w:val="undefined"/>
+        </w:rPr>
+      </w:r>
+      <w:r>
+        <w:rPr>
+          <w:rFonts w:ascii="Arial" w:hAnsi="Arial" w:eastAsia="Arial" w:cs="Arial"/>
+          <w:szCs w:val="24"/>
+          <w14:ligatures w14:val="none"/>
         </w:rPr>
       </w:r>
     </w:p>
     <w:p>
       <w:pPr>
-        <w:pStyle w:val="668"/>
+        <w:pStyle w:val="934"/>
         <w:numPr>
           <w:ilvl w:val="1"/>
           <w:numId w:val="3"/>
@@ -1862,7 +1875,6 @@
           <w:rFonts w:ascii="Arial" w:hAnsi="Arial" w:eastAsia="Arial" w:cs="Arial"/>
           <w:sz w:val="24"/>
           <w:szCs w:val="24"/>
-          <w:lang w:val="undefined"/>
         </w:rPr>
         <w:t xml:space="preserve">Aplicar conhecimentos de análise de requisitos, modelagem, desenvolvimento web, banco de dados, testes e documentação no contexto de um projeto real de software.</w:t>
       </w:r>
@@ -1871,47 +1883,13 @@
           <w:rFonts w:ascii="Arial" w:hAnsi="Arial" w:eastAsia="Arial" w:cs="Arial"/>
           <w:sz w:val="24"/>
           <w:szCs w:val="24"/>
-          <w:lang w:val="undefined"/>
         </w:rPr>
       </w:r>
       <w:r>
         <w:rPr>
           <w:rFonts w:ascii="Arial" w:hAnsi="Arial" w:eastAsia="Arial" w:cs="Arial"/>
-          <w:b/>
-          <w:bCs/>
-          <w:sz w:val="24"/>
-          <w:szCs w:val="24"/>
-          <w:highlight w:val="none"/>
-          <w:lang w:eastAsia="pt-BR"/>
-        </w:rPr>
-      </w:r>
-      <w:r>
-        <w:rPr>
-          <w:rFonts w:ascii="Arial" w:hAnsi="Arial" w:eastAsia="Arial" w:cs="Arial"/>
-          <w:b/>
-          <w:bCs/>
-          <w:sz w:val="24"/>
-          <w:szCs w:val="24"/>
-          <w:highlight w:val="none"/>
-          <w:lang w:eastAsia="pt-BR"/>
-        </w:rPr>
-      </w:r>
-      <w:r>
-        <w:rPr>
-          <w:rFonts w:ascii="Arial" w:hAnsi="Arial" w:eastAsia="Arial" w:cs="Arial"/>
-          <w:b/>
-          <w:bCs/>
-          <w:sz w:val="24"/>
-          <w:szCs w:val="24"/>
-          <w:highlight w:val="none"/>
-          <w:lang w:eastAsia="pt-BR"/>
-        </w:rPr>
-      </w:r>
-      <w:r>
-        <w:rPr>
-          <w:rFonts w:ascii="Arial" w:hAnsi="Arial" w:eastAsia="Arial" w:cs="Arial"/>
-          <w:sz w:val="24"/>
-          <w:szCs w:val="24"/>
+          <w:szCs w:val="24"/>
+          <w14:ligatures w14:val="none"/>
         </w:rPr>
       </w:r>
     </w:p>
@@ -1941,7 +1919,6 @@
           <w:bCs/>
           <w:sz w:val="24"/>
           <w:szCs w:val="24"/>
-          <w:lang w:val="undefined"/>
         </w:rPr>
         <w:t xml:space="preserve">3. Descrição do Produto Final</w:t>
       </w:r>
@@ -1952,13 +1929,21 @@
           <w:bCs/>
           <w:sz w:val="24"/>
           <w:szCs w:val="24"/>
-          <w:lang w:val="undefined"/>
+        </w:rPr>
+      </w:r>
+      <w:r>
+        <w:rPr>
+          <w:rFonts w:ascii="Arial" w:hAnsi="Arial" w:eastAsia="Arial" w:cs="Arial"/>
+          <w:b/>
+          <w:bCs/>
+          <w:szCs w:val="24"/>
+          <w14:ligatures w14:val="none"/>
         </w:rPr>
       </w:r>
     </w:p>
     <w:p>
       <w:pPr>
-        <w:pStyle w:val="668"/>
+        <w:pStyle w:val="934"/>
         <w:numPr>
           <w:ilvl w:val="0"/>
           <w:numId w:val="3"/>
@@ -1985,7 +1970,6 @@
           <w:bCs/>
           <w:sz w:val="24"/>
           <w:szCs w:val="24"/>
-          <w:lang w:val="undefined"/>
         </w:rPr>
         <w:t xml:space="preserve">Produto principal:</w:t>
       </w:r>
@@ -2011,7 +1995,6 @@
           <w:rFonts w:ascii="Arial" w:hAnsi="Arial" w:eastAsia="Arial" w:cs="Arial"/>
           <w:sz w:val="24"/>
           <w:szCs w:val="24"/>
-          <w:lang w:val="undefined"/>
         </w:rPr>
         <w:t xml:space="preserve">uso centralizado das funcionalidades previstas para o sistema.</w:t>
       </w:r>
@@ -2020,13 +2003,19 @@
           <w:rFonts w:ascii="Arial" w:hAnsi="Arial" w:eastAsia="Arial" w:cs="Arial"/>
           <w:sz w:val="24"/>
           <w:szCs w:val="24"/>
-          <w:lang w:val="undefined"/>
+        </w:rPr>
+      </w:r>
+      <w:r>
+        <w:rPr>
+          <w:rFonts w:ascii="Arial" w:hAnsi="Arial" w:eastAsia="Arial" w:cs="Arial"/>
+          <w:szCs w:val="24"/>
+          <w14:ligatures w14:val="none"/>
         </w:rPr>
       </w:r>
     </w:p>
     <w:p>
       <w:pPr>
-        <w:pStyle w:val="668"/>
+        <w:pStyle w:val="934"/>
         <w:numPr>
           <w:ilvl w:val="0"/>
           <w:numId w:val="3"/>
@@ -2053,7 +2042,6 @@
           <w:bCs/>
           <w:sz w:val="24"/>
           <w:szCs w:val="24"/>
-          <w:lang w:val="undefined"/>
         </w:rPr>
         <w:t xml:space="preserve">Funcionalidades previstas no produto final:</w:t>
       </w:r>
@@ -2079,7 +2067,6 @@
           <w:rFonts w:ascii="Arial" w:hAnsi="Arial" w:eastAsia="Arial" w:cs="Arial"/>
           <w:sz w:val="24"/>
           <w:szCs w:val="24"/>
-          <w:lang w:val="undefined"/>
         </w:rPr>
         <w:t xml:space="preserve">agamentos e visualização de informações gerenciais por meio de dashboard. Dessa forma, o produto final deverá integrar em um único ambiente digital os principais processos administrativos e operacionais identificados no levantamen</w:t>
       </w:r>
@@ -2088,7 +2075,6 @@
           <w:rFonts w:ascii="Arial" w:hAnsi="Arial" w:eastAsia="Arial" w:cs="Arial"/>
           <w:sz w:val="24"/>
           <w:szCs w:val="24"/>
-          <w:lang w:val="undefined"/>
         </w:rPr>
         <w:t xml:space="preserve">to de requisitos.</w:t>
       </w:r>
@@ -2097,13 +2083,19 @@
           <w:rFonts w:ascii="Arial" w:hAnsi="Arial" w:eastAsia="Arial" w:cs="Arial"/>
           <w:sz w:val="24"/>
           <w:szCs w:val="24"/>
-          <w:lang w:val="undefined"/>
+        </w:rPr>
+      </w:r>
+      <w:r>
+        <w:rPr>
+          <w:rFonts w:ascii="Arial" w:hAnsi="Arial" w:eastAsia="Arial" w:cs="Arial"/>
+          <w:szCs w:val="24"/>
+          <w14:ligatures w14:val="none"/>
         </w:rPr>
       </w:r>
     </w:p>
     <w:p>
       <w:pPr>
-        <w:pStyle w:val="668"/>
+        <w:pStyle w:val="934"/>
         <w:numPr>
           <w:ilvl w:val="0"/>
           <w:numId w:val="3"/>
@@ -2130,7 +2122,6 @@
           <w:bCs/>
           <w:sz w:val="24"/>
           <w:szCs w:val="24"/>
-          <w:lang w:val="undefined"/>
         </w:rPr>
         <w:t xml:space="preserve">Estrutura tecnológica do produto:</w:t>
       </w:r>
@@ -2156,7 +2147,6 @@
           <w:rFonts w:ascii="Arial" w:hAnsi="Arial" w:eastAsia="Arial" w:cs="Arial"/>
           <w:sz w:val="24"/>
           <w:szCs w:val="24"/>
-          <w:lang w:val="undefined"/>
         </w:rPr>
         <w:t xml:space="preserve">rganização, confiabilidade nos registros e facilidade de uso, de acordo com as necessidades do contexto empresarial da Rodas Cunha.</w:t>
       </w:r>
@@ -2165,13 +2155,19 @@
           <w:rFonts w:ascii="Arial" w:hAnsi="Arial" w:eastAsia="Arial" w:cs="Arial"/>
           <w:sz w:val="24"/>
           <w:szCs w:val="24"/>
-          <w:lang w:val="undefined"/>
+        </w:rPr>
+      </w:r>
+      <w:r>
+        <w:rPr>
+          <w:rFonts w:ascii="Arial" w:hAnsi="Arial" w:eastAsia="Arial" w:cs="Arial"/>
+          <w:szCs w:val="24"/>
+          <w14:ligatures w14:val="none"/>
         </w:rPr>
       </w:r>
     </w:p>
     <w:p>
       <w:pPr>
-        <w:pStyle w:val="668"/>
+        <w:pStyle w:val="934"/>
         <w:numPr>
           <w:ilvl w:val="0"/>
           <w:numId w:val="3"/>
@@ -2198,7 +2194,6 @@
           <w:bCs/>
           <w:sz w:val="24"/>
           <w:szCs w:val="24"/>
-          <w:lang w:val="undefined"/>
         </w:rPr>
         <w:t xml:space="preserve">Artefatos complementares da entrega:</w:t>
       </w:r>
@@ -2232,7 +2227,6 @@
           <w:rFonts w:ascii="Arial" w:hAnsi="Arial" w:eastAsia="Arial" w:cs="Arial"/>
           <w:sz w:val="24"/>
           <w:szCs w:val="24"/>
-          <w:lang w:val="undefined"/>
         </w:rPr>
         <w:t xml:space="preserve">s acadêmicos necessários para a apresentação e validação do Trabalho de Conclusão de Curso.</w:t>
       </w:r>
@@ -2241,13 +2235,19 @@
           <w:rFonts w:ascii="Arial" w:hAnsi="Arial" w:eastAsia="Arial" w:cs="Arial"/>
           <w:sz w:val="24"/>
           <w:szCs w:val="24"/>
-          <w:lang w:val="undefined"/>
+        </w:rPr>
+      </w:r>
+      <w:r>
+        <w:rPr>
+          <w:rFonts w:ascii="Arial" w:hAnsi="Arial" w:eastAsia="Arial" w:cs="Arial"/>
+          <w:szCs w:val="24"/>
+          <w14:ligatures w14:val="none"/>
         </w:rPr>
       </w:r>
     </w:p>
     <w:p>
       <w:pPr>
-        <w:pStyle w:val="668"/>
+        <w:pStyle w:val="934"/>
         <w:numPr>
           <w:ilvl w:val="0"/>
           <w:numId w:val="3"/>
@@ -2275,7 +2275,6 @@
           <w:bCs/>
           <w:sz w:val="24"/>
           <w:szCs w:val="24"/>
-          <w:lang w:val="undefined"/>
         </w:rPr>
         <w:t xml:space="preserve">Resultado esperado da entrega:</w:t>
       </w:r>
@@ -2301,7 +2300,6 @@
           <w:rFonts w:ascii="Arial" w:hAnsi="Arial" w:eastAsia="Arial" w:cs="Arial"/>
           <w:sz w:val="24"/>
           <w:szCs w:val="24"/>
-          <w:lang w:val="undefined"/>
         </w:rPr>
         <w:t xml:space="preserve">apoio à execução das atividades operacionais e gerenciais da Rodas Cunha.</w:t>
       </w:r>
@@ -2310,6 +2308,14 @@
           <w:rFonts w:ascii="Arial" w:hAnsi="Arial" w:eastAsia="Arial" w:cs="Arial"/>
           <w:sz w:val="24"/>
           <w:szCs w:val="24"/>
+        </w:rPr>
+      </w:r>
+      <w:r>
+        <w:rPr>
+          <w:rFonts w:ascii="Arial" w:hAnsi="Arial" w:eastAsia="Arial" w:cs="Arial"/>
+          <w:sz w:val="24"/>
+          <w:szCs w:val="24"/>
+          <w14:ligatures w14:val="none"/>
         </w:rPr>
       </w:r>
     </w:p>
@@ -2355,12 +2361,6 @@
       </w:r>
       <w:r>
         <w:rPr>
-          <w:b/>
-          <w:bCs/>
-        </w:rPr>
-      </w:r>
-      <w:r>
-        <w:rPr>
           <w:rFonts w:ascii="Arial" w:hAnsi="Arial" w:eastAsia="Arial" w:cs="Arial"/>
           <w:b/>
           <w:bCs/>
@@ -2368,10 +2368,20 @@
           <w:szCs w:val="24"/>
         </w:rPr>
       </w:r>
+      <w:r>
+        <w:rPr>
+          <w:rFonts w:ascii="Arial" w:hAnsi="Arial" w:eastAsia="Arial" w:cs="Arial"/>
+          <w:b/>
+          <w:bCs/>
+          <w:sz w:val="24"/>
+          <w:szCs w:val="24"/>
+          <w14:ligatures w14:val="none"/>
+        </w:rPr>
+      </w:r>
     </w:p>
     <w:p>
       <w:pPr>
-        <w:pStyle w:val="668"/>
+        <w:pStyle w:val="934"/>
         <w:numPr>
           <w:ilvl w:val="0"/>
           <w:numId w:val="3"/>
@@ -2398,7 +2408,6 @@
           <w:bCs/>
           <w:sz w:val="24"/>
           <w:szCs w:val="24"/>
-          <w:lang w:val="undefined"/>
         </w:rPr>
         <w:t xml:space="preserve">Escopo incluído:</w:t>
       </w:r>
@@ -2424,7 +2433,6 @@
           <w:rFonts w:ascii="Arial" w:hAnsi="Arial" w:eastAsia="Arial" w:cs="Arial"/>
           <w:sz w:val="24"/>
           <w:szCs w:val="24"/>
-          <w:lang w:val="undefined"/>
         </w:rPr>
         <w:t xml:space="preserve">usão de clientes, controle de estoque de rodas e insumos, registro e acompanhamento de serviços realizados, gerenciamento de notas e pagamentos e visualização de informações gerenciais por meio de dashboard. Também fazem parte do escopo a modelagem dos dad</w:t>
       </w:r>
@@ -2433,7 +2441,6 @@
           <w:rFonts w:ascii="Arial" w:hAnsi="Arial" w:eastAsia="Arial" w:cs="Arial"/>
           <w:sz w:val="24"/>
           <w:szCs w:val="24"/>
-          <w:lang w:val="undefined"/>
         </w:rPr>
         <w:t xml:space="preserve">os, definição das regras de negócio, construção da interface do sistema e elaboração da documentação acadêmica necessária ao Trabalho de Conclusão de Curso.</w:t>
       </w:r>
@@ -2442,13 +2449,19 @@
           <w:rFonts w:ascii="Arial" w:hAnsi="Arial" w:eastAsia="Arial" w:cs="Arial"/>
           <w:sz w:val="24"/>
           <w:szCs w:val="24"/>
-          <w:lang w:val="undefined"/>
+        </w:rPr>
+      </w:r>
+      <w:r>
+        <w:rPr>
+          <w:rFonts w:ascii="Arial" w:hAnsi="Arial" w:eastAsia="Arial" w:cs="Arial"/>
+          <w:szCs w:val="24"/>
+          <w14:ligatures w14:val="none"/>
         </w:rPr>
       </w:r>
     </w:p>
     <w:p>
       <w:pPr>
-        <w:pStyle w:val="668"/>
+        <w:pStyle w:val="934"/>
         <w:numPr>
           <w:ilvl w:val="0"/>
           <w:numId w:val="3"/>
@@ -2475,7 +2488,6 @@
           <w:bCs/>
           <w:sz w:val="24"/>
           <w:szCs w:val="24"/>
-          <w:lang w:val="undefined"/>
         </w:rPr>
         <w:t xml:space="preserve">Escopo excluído:</w:t>
       </w:r>
@@ -2492,7 +2504,6 @@
           <w:rFonts w:ascii="Arial" w:hAnsi="Arial" w:eastAsia="Arial" w:cs="Arial"/>
           <w:sz w:val="24"/>
           <w:szCs w:val="24"/>
-          <w:lang w:val="undefined"/>
         </w:rPr>
         <w:t xml:space="preserve">lligence e funcionalidades que não estejam diretamente relacionadas às necessidades prioritárias identificadas para a Rodas Cunha no contexto do TCC. Também ficam fora do escopo módulos adicionais que ultrapassem o tempo e os recursos disponíveis para o de</w:t>
       </w:r>
@@ -2501,7 +2512,6 @@
           <w:rFonts w:ascii="Arial" w:hAnsi="Arial" w:eastAsia="Arial" w:cs="Arial"/>
           <w:sz w:val="24"/>
           <w:szCs w:val="24"/>
-          <w:lang w:val="undefined"/>
         </w:rPr>
         <w:t xml:space="preserve">senvolvimento individual do projeto.</w:t>
       </w:r>
@@ -2510,13 +2520,19 @@
           <w:rFonts w:ascii="Arial" w:hAnsi="Arial" w:eastAsia="Arial" w:cs="Arial"/>
           <w:sz w:val="24"/>
           <w:szCs w:val="24"/>
-          <w:lang w:val="undefined"/>
+        </w:rPr>
+      </w:r>
+      <w:r>
+        <w:rPr>
+          <w:rFonts w:ascii="Arial" w:hAnsi="Arial" w:eastAsia="Arial" w:cs="Arial"/>
+          <w:szCs w:val="24"/>
+          <w14:ligatures w14:val="none"/>
         </w:rPr>
       </w:r>
     </w:p>
     <w:p>
       <w:pPr>
-        <w:pStyle w:val="668"/>
+        <w:pStyle w:val="934"/>
         <w:numPr>
           <w:ilvl w:val="0"/>
           <w:numId w:val="3"/>
@@ -2543,7 +2559,6 @@
           <w:bCs/>
           <w:sz w:val="24"/>
           <w:szCs w:val="24"/>
-          <w:lang w:val="undefined"/>
         </w:rPr>
         <w:t xml:space="preserve">Delimitação da entrega:</w:t>
       </w:r>
@@ -2569,7 +2584,6 @@
           <w:rFonts w:ascii="Arial" w:hAnsi="Arial" w:eastAsia="Arial" w:cs="Arial"/>
           <w:sz w:val="24"/>
           <w:szCs w:val="24"/>
-          <w:lang w:val="undefined"/>
         </w:rPr>
         <w:t xml:space="preserve"> será conduzido de forma incremental, priorizando as funcionalidades essenciais para demonstração prática da proposta e para validação do sistema no contexto do Trabalho de Conclusão de Curso</w:t>
       </w:r>
@@ -2578,7 +2592,13 @@
           <w:rFonts w:ascii="Arial" w:hAnsi="Arial" w:eastAsia="Arial" w:cs="Arial"/>
           <w:sz w:val="24"/>
           <w:szCs w:val="24"/>
-          <w:lang w:val="undefined"/>
+        </w:rPr>
+      </w:r>
+      <w:r>
+        <w:rPr>
+          <w:rFonts w:ascii="Arial" w:hAnsi="Arial" w:eastAsia="Arial" w:cs="Arial"/>
+          <w:szCs w:val="24"/>
+          <w14:ligatures w14:val="none"/>
         </w:rPr>
       </w:r>
     </w:p>
@@ -2609,7 +2629,6 @@
           <w:bCs/>
           <w:sz w:val="24"/>
           <w:szCs w:val="24"/>
-          <w:lang w:val="undefined"/>
         </w:rPr>
         <w:t xml:space="preserve">5</w:t>
       </w:r>
@@ -2620,7 +2639,6 @@
           <w:bCs/>
           <w:sz w:val="24"/>
           <w:szCs w:val="24"/>
-          <w:lang w:val="undefined"/>
         </w:rPr>
         <w:t xml:space="preserve">. Partes Interessadas (Stakeholders)</w:t>
       </w:r>
@@ -2631,13 +2649,22 @@
           <w:bCs/>
           <w:sz w:val="24"/>
           <w:szCs w:val="24"/>
-          <w:lang w:val="undefined"/>
+        </w:rPr>
+      </w:r>
+      <w:r>
+        <w:rPr>
+          <w:rFonts w:ascii="Arial" w:hAnsi="Arial" w:eastAsia="Arial" w:cs="Arial"/>
+          <w:b/>
+          <w:bCs/>
+          <w:sz w:val="24"/>
+          <w:szCs w:val="24"/>
+          <w14:ligatures w14:val="none"/>
         </w:rPr>
       </w:r>
     </w:p>
     <w:p>
       <w:pPr>
-        <w:pStyle w:val="668"/>
+        <w:pStyle w:val="934"/>
         <w:numPr>
           <w:ilvl w:val="0"/>
           <w:numId w:val="3"/>
@@ -2664,7 +2691,6 @@
           <w:bCs/>
           <w:sz w:val="24"/>
           <w:szCs w:val="24"/>
-          <w:lang w:val="undefined"/>
         </w:rPr>
         <w:t xml:space="preserve">Autor(a</w:t>
       </w:r>
@@ -2693,7 +2719,6 @@
           <w:rFonts w:ascii="Arial" w:hAnsi="Arial" w:eastAsia="Arial" w:cs="Arial"/>
           <w:sz w:val="24"/>
           <w:szCs w:val="24"/>
-          <w:lang w:val="undefined"/>
         </w:rPr>
         <w:t xml:space="preserve"> Kadmiel Jorge F. da Cunha Tavares </w:t>
       </w:r>
@@ -2702,13 +2727,19 @@
           <w:rFonts w:ascii="Arial" w:hAnsi="Arial" w:eastAsia="Arial" w:cs="Arial"/>
           <w:sz w:val="24"/>
           <w:szCs w:val="24"/>
-          <w:lang w:val="undefined"/>
+        </w:rPr>
+      </w:r>
+      <w:r>
+        <w:rPr>
+          <w:rFonts w:ascii="Arial" w:hAnsi="Arial" w:eastAsia="Arial" w:cs="Arial"/>
+          <w:szCs w:val="24"/>
+          <w14:ligatures w14:val="none"/>
         </w:rPr>
       </w:r>
     </w:p>
     <w:p>
       <w:pPr>
-        <w:pStyle w:val="668"/>
+        <w:pStyle w:val="934"/>
         <w:numPr>
           <w:ilvl w:val="0"/>
           <w:numId w:val="3"/>
@@ -2751,7 +2782,6 @@
           <w:rFonts w:ascii="Arial" w:hAnsi="Arial" w:eastAsia="Arial" w:cs="Arial"/>
           <w:sz w:val="24"/>
           <w:szCs w:val="24"/>
-          <w:lang w:val="undefined"/>
         </w:rPr>
         <w:t xml:space="preserve">Francismar de Oliveira</w:t>
       </w:r>
@@ -2760,35 +2790,19 @@
           <w:rFonts w:ascii="Arial" w:hAnsi="Arial" w:eastAsia="Arial" w:cs="Arial"/>
           <w:sz w:val="24"/>
           <w:szCs w:val="24"/>
-          <w:lang w:val="undefined"/>
         </w:rPr>
       </w:r>
       <w:r>
         <w:rPr>
           <w:rFonts w:ascii="Arial" w:hAnsi="Arial" w:eastAsia="Arial" w:cs="Arial"/>
-          <w:sz w:val="24"/>
-          <w:szCs w:val="24"/>
-        </w:rPr>
-      </w:r>
-      <w:r>
-        <w:rPr>
-          <w:rFonts w:ascii="Arial" w:hAnsi="Arial" w:eastAsia="Arial" w:cs="Arial"/>
-          <w:sz w:val="24"/>
-          <w:szCs w:val="24"/>
-        </w:rPr>
-      </w:r>
-      <w:r/>
-      <w:r>
-        <w:rPr>
-          <w:rFonts w:ascii="Arial" w:hAnsi="Arial" w:eastAsia="Arial" w:cs="Arial"/>
-          <w:sz w:val="24"/>
-          <w:szCs w:val="24"/>
+          <w:szCs w:val="24"/>
+          <w14:ligatures w14:val="none"/>
         </w:rPr>
       </w:r>
     </w:p>
     <w:p>
       <w:pPr>
-        <w:pStyle w:val="668"/>
+        <w:pStyle w:val="934"/>
         <w:numPr>
           <w:ilvl w:val="0"/>
           <w:numId w:val="3"/>
@@ -2815,7 +2829,6 @@
           <w:bCs/>
           <w:sz w:val="24"/>
           <w:szCs w:val="24"/>
-          <w:lang w:val="undefined"/>
         </w:rPr>
         <w:t xml:space="preserve">Banca Examinadora:</w:t>
       </w:r>
@@ -2851,15 +2864,14 @@
       <w:r>
         <w:rPr>
           <w:rFonts w:ascii="Arial" w:hAnsi="Arial" w:eastAsia="Arial" w:cs="Arial"/>
-          <w:sz w:val="24"/>
-          <w:szCs w:val="24"/>
-          <w:lang w:val="undefined"/>
+          <w:szCs w:val="24"/>
+          <w14:ligatures w14:val="none"/>
         </w:rPr>
       </w:r>
     </w:p>
     <w:p>
       <w:pPr>
-        <w:pStyle w:val="668"/>
+        <w:pStyle w:val="934"/>
         <w:numPr>
           <w:ilvl w:val="0"/>
           <w:numId w:val="3"/>
@@ -2886,7 +2898,6 @@
           <w:bCs/>
           <w:sz w:val="24"/>
           <w:szCs w:val="24"/>
-          <w:lang w:val="undefined"/>
         </w:rPr>
         <w:t xml:space="preserve">Empresa/Contexto de Aplicação:</w:t>
       </w:r>
@@ -2895,7 +2906,6 @@
           <w:rFonts w:ascii="Arial" w:hAnsi="Arial" w:eastAsia="Arial" w:cs="Arial"/>
           <w:sz w:val="24"/>
           <w:szCs w:val="24"/>
-          <w:lang w:val="undefined"/>
         </w:rPr>
         <w:t xml:space="preserve"> Rodas Cunha </w:t>
       </w:r>
@@ -2904,13 +2914,19 @@
           <w:rFonts w:ascii="Arial" w:hAnsi="Arial" w:eastAsia="Arial" w:cs="Arial"/>
           <w:sz w:val="24"/>
           <w:szCs w:val="24"/>
-          <w:lang w:val="undefined"/>
+        </w:rPr>
+      </w:r>
+      <w:r>
+        <w:rPr>
+          <w:rFonts w:ascii="Arial" w:hAnsi="Arial" w:eastAsia="Arial" w:cs="Arial"/>
+          <w:szCs w:val="24"/>
+          <w14:ligatures w14:val="none"/>
         </w:rPr>
       </w:r>
     </w:p>
     <w:p>
       <w:pPr>
-        <w:pStyle w:val="668"/>
+        <w:pStyle w:val="934"/>
         <w:numPr>
           <w:ilvl w:val="0"/>
           <w:numId w:val="3"/>
@@ -2937,7 +2953,6 @@
           <w:bCs/>
           <w:sz w:val="24"/>
           <w:szCs w:val="24"/>
-          <w:lang w:val="undefined"/>
         </w:rPr>
         <w:t xml:space="preserve">Usuários do sistema:</w:t>
       </w:r>
@@ -2964,7 +2979,13 @@
           <w:rFonts w:ascii="Arial" w:hAnsi="Arial" w:eastAsia="Arial" w:cs="Arial"/>
           <w:sz w:val="24"/>
           <w:szCs w:val="24"/>
-          <w:lang w:val="undefined"/>
+        </w:rPr>
+      </w:r>
+      <w:r>
+        <w:rPr>
+          <w:rFonts w:ascii="Arial" w:hAnsi="Arial" w:eastAsia="Arial" w:cs="Arial"/>
+          <w:szCs w:val="24"/>
+          <w14:ligatures w14:val="none"/>
         </w:rPr>
       </w:r>
     </w:p>
@@ -2994,7 +3015,6 @@
           <w:bCs/>
           <w:sz w:val="24"/>
           <w:szCs w:val="24"/>
-          <w:lang w:val="undefined"/>
         </w:rPr>
         <w:t xml:space="preserve">6. Recursos Necessários</w:t>
       </w:r>
@@ -3005,7 +3025,15 @@
           <w:bCs/>
           <w:sz w:val="24"/>
           <w:szCs w:val="24"/>
-          <w:lang w:val="undefined"/>
+        </w:rPr>
+      </w:r>
+      <w:r>
+        <w:rPr>
+          <w:rFonts w:ascii="Arial" w:hAnsi="Arial" w:eastAsia="Arial" w:cs="Arial"/>
+          <w:b/>
+          <w:bCs/>
+          <w:szCs w:val="24"/>
+          <w14:ligatures w14:val="none"/>
         </w:rPr>
       </w:r>
     </w:p>
@@ -3036,7 +3064,6 @@
           <w:bCs/>
           <w:sz w:val="24"/>
           <w:szCs w:val="24"/>
-          <w:lang w:val="undefined"/>
         </w:rPr>
         <w:t xml:space="preserve">Intelectuais/Técnicos:</w:t>
       </w:r>
@@ -3049,10 +3076,20 @@
           <w:szCs w:val="24"/>
         </w:rPr>
       </w:r>
+      <w:r>
+        <w:rPr>
+          <w:rFonts w:ascii="Arial" w:hAnsi="Arial" w:eastAsia="Arial" w:cs="Arial"/>
+          <w:b/>
+          <w:bCs/>
+          <w:sz w:val="24"/>
+          <w:szCs w:val="24"/>
+          <w14:ligatures w14:val="none"/>
+        </w:rPr>
+      </w:r>
     </w:p>
     <w:p>
       <w:pPr>
-        <w:pStyle w:val="668"/>
+        <w:pStyle w:val="934"/>
         <w:numPr>
           <w:ilvl w:val="0"/>
           <w:numId w:val="3"/>
@@ -3088,10 +3125,18 @@
           <w:szCs w:val="24"/>
         </w:rPr>
       </w:r>
+      <w:r>
+        <w:rPr>
+          <w:rFonts w:ascii="Arial" w:hAnsi="Arial" w:eastAsia="Arial" w:cs="Arial"/>
+          <w:sz w:val="24"/>
+          <w:szCs w:val="24"/>
+          <w14:ligatures w14:val="none"/>
+        </w:rPr>
+      </w:r>
     </w:p>
     <w:p>
       <w:pPr>
-        <w:pStyle w:val="668"/>
+        <w:pStyle w:val="934"/>
         <w:numPr>
           <w:ilvl w:val="0"/>
           <w:numId w:val="3"/>
@@ -3127,10 +3172,18 @@
           <w:szCs w:val="24"/>
         </w:rPr>
       </w:r>
+      <w:r>
+        <w:rPr>
+          <w:rFonts w:ascii="Arial" w:hAnsi="Arial" w:eastAsia="Arial" w:cs="Arial"/>
+          <w:sz w:val="24"/>
+          <w:szCs w:val="24"/>
+          <w14:ligatures w14:val="none"/>
+        </w:rPr>
+      </w:r>
     </w:p>
     <w:p>
       <w:pPr>
-        <w:pStyle w:val="668"/>
+        <w:pStyle w:val="934"/>
         <w:numPr>
           <w:ilvl w:val="0"/>
           <w:numId w:val="3"/>
@@ -3174,10 +3227,18 @@
           <w:szCs w:val="24"/>
         </w:rPr>
       </w:r>
+      <w:r>
+        <w:rPr>
+          <w:rFonts w:ascii="Arial" w:hAnsi="Arial" w:eastAsia="Arial" w:cs="Arial"/>
+          <w:sz w:val="24"/>
+          <w:szCs w:val="24"/>
+          <w14:ligatures w14:val="none"/>
+        </w:rPr>
+      </w:r>
     </w:p>
     <w:p>
       <w:pPr>
-        <w:pStyle w:val="668"/>
+        <w:pStyle w:val="934"/>
         <w:numPr>
           <w:ilvl w:val="0"/>
           <w:numId w:val="3"/>
@@ -3213,10 +3274,18 @@
           <w:szCs w:val="24"/>
         </w:rPr>
       </w:r>
+      <w:r>
+        <w:rPr>
+          <w:rFonts w:ascii="Arial" w:hAnsi="Arial" w:eastAsia="Arial" w:cs="Arial"/>
+          <w:sz w:val="24"/>
+          <w:szCs w:val="24"/>
+          <w14:ligatures w14:val="none"/>
+        </w:rPr>
+      </w:r>
     </w:p>
     <w:p>
       <w:pPr>
-        <w:pStyle w:val="668"/>
+        <w:pStyle w:val="934"/>
         <w:numPr>
           <w:ilvl w:val="0"/>
           <w:numId w:val="3"/>
@@ -3258,7 +3327,6 @@
           <w:rFonts w:ascii="Arial" w:hAnsi="Arial" w:eastAsia="Arial" w:cs="Arial"/>
           <w:sz w:val="24"/>
           <w:szCs w:val="24"/>
-          <w:lang w:val="undefined" w:bidi="undefined"/>
         </w:rPr>
       </w:r>
       <w:r>
@@ -3266,12 +3334,13 @@
           <w:rFonts w:ascii="Arial" w:hAnsi="Arial" w:eastAsia="Arial" w:cs="Arial"/>
           <w:sz w:val="24"/>
           <w:szCs w:val="24"/>
+          <w14:ligatures w14:val="none"/>
         </w:rPr>
       </w:r>
     </w:p>
     <w:p>
       <w:pPr>
-        <w:pStyle w:val="668"/>
+        <w:pStyle w:val="934"/>
         <w:numPr>
           <w:ilvl w:val="0"/>
           <w:numId w:val="3"/>
@@ -3300,7 +3369,7 @@
           <w:rFonts w:ascii="Arial" w:hAnsi="Arial" w:eastAsia="Arial" w:cs="Arial"/>
           <w:sz w:val="24"/>
           <w:szCs w:val="24"/>
-          <w:lang w:val="undefined" w:eastAsia="pt-BR"/>
+          <w:lang w:eastAsia="pt-BR"/>
         </w:rPr>
         <w:t xml:space="preserve">Orientação acadêmica contínua.</w:t>
       </w:r>
@@ -3309,7 +3378,7 @@
           <w:rFonts w:ascii="Arial" w:hAnsi="Arial" w:eastAsia="Arial" w:cs="Arial"/>
           <w:sz w:val="24"/>
           <w:szCs w:val="24"/>
-          <w:lang w:val="undefined" w:bidi="undefined"/>
+          <w:lang w:eastAsia="pt-BR"/>
         </w:rPr>
       </w:r>
       <w:r>
@@ -3317,7 +3386,7 @@
           <w:rFonts w:ascii="Arial" w:hAnsi="Arial" w:eastAsia="Arial" w:cs="Arial"/>
           <w:sz w:val="24"/>
           <w:szCs w:val="24"/>
-          <w:lang w:val="undefined" w:eastAsia="pt-BR"/>
+          <w14:ligatures w14:val="none"/>
         </w:rPr>
       </w:r>
     </w:p>
@@ -3346,7 +3415,6 @@
           <w:bCs/>
           <w:sz w:val="24"/>
           <w:szCs w:val="24"/>
-          <w:lang w:val="undefined"/>
         </w:rPr>
         <w:t xml:space="preserve">Materiais e</w:t>
       </w:r>
@@ -3383,12 +3451,13 @@
           <w:rFonts w:ascii="Arial" w:hAnsi="Arial" w:eastAsia="Arial" w:cs="Arial"/>
           <w:sz w:val="24"/>
           <w:szCs w:val="24"/>
+          <w14:ligatures w14:val="none"/>
         </w:rPr>
       </w:r>
     </w:p>
     <w:p>
       <w:pPr>
-        <w:pStyle w:val="668"/>
+        <w:pStyle w:val="934"/>
         <w:numPr>
           <w:ilvl w:val="0"/>
           <w:numId w:val="3"/>
@@ -3432,10 +3501,18 @@
           <w:szCs w:val="24"/>
         </w:rPr>
       </w:r>
+      <w:r>
+        <w:rPr>
+          <w:rFonts w:ascii="Arial" w:hAnsi="Arial" w:eastAsia="Arial" w:cs="Arial"/>
+          <w:sz w:val="24"/>
+          <w:szCs w:val="24"/>
+          <w14:ligatures w14:val="none"/>
+        </w:rPr>
+      </w:r>
     </w:p>
     <w:p>
       <w:pPr>
-        <w:pStyle w:val="668"/>
+        <w:pStyle w:val="934"/>
         <w:numPr>
           <w:ilvl w:val="0"/>
           <w:numId w:val="3"/>
@@ -3486,10 +3563,18 @@
           <w:szCs w:val="24"/>
         </w:rPr>
       </w:r>
+      <w:r>
+        <w:rPr>
+          <w:rFonts w:ascii="Arial" w:hAnsi="Arial" w:eastAsia="Arial" w:cs="Arial"/>
+          <w:sz w:val="24"/>
+          <w:szCs w:val="24"/>
+          <w14:ligatures w14:val="none"/>
+        </w:rPr>
+      </w:r>
     </w:p>
     <w:p>
       <w:pPr>
-        <w:pStyle w:val="668"/>
+        <w:pStyle w:val="934"/>
         <w:numPr>
           <w:ilvl w:val="0"/>
           <w:numId w:val="3"/>
@@ -3525,10 +3610,18 @@
           <w:szCs w:val="24"/>
         </w:rPr>
       </w:r>
+      <w:r>
+        <w:rPr>
+          <w:rFonts w:ascii="Arial" w:hAnsi="Arial" w:eastAsia="Arial" w:cs="Arial"/>
+          <w:sz w:val="24"/>
+          <w:szCs w:val="24"/>
+          <w14:ligatures w14:val="none"/>
+        </w:rPr>
+      </w:r>
     </w:p>
     <w:p>
       <w:pPr>
-        <w:pStyle w:val="668"/>
+        <w:pStyle w:val="934"/>
         <w:numPr>
           <w:ilvl w:val="0"/>
           <w:numId w:val="3"/>
@@ -3564,10 +3657,18 @@
           <w:szCs w:val="24"/>
         </w:rPr>
       </w:r>
+      <w:r>
+        <w:rPr>
+          <w:rFonts w:ascii="Arial" w:hAnsi="Arial" w:eastAsia="Arial" w:cs="Arial"/>
+          <w:sz w:val="24"/>
+          <w:szCs w:val="24"/>
+          <w14:ligatures w14:val="none"/>
+        </w:rPr>
+      </w:r>
     </w:p>
     <w:p>
       <w:pPr>
-        <w:pStyle w:val="668"/>
+        <w:pStyle w:val="934"/>
         <w:numPr>
           <w:ilvl w:val="0"/>
           <w:numId w:val="3"/>
@@ -3604,8 +3705,14 @@
         </w:rPr>
         <w:t xml:space="preserve">or web para execução e testes do sistema.</w:t>
       </w:r>
-      <w:r/>
-      <w:r/>
+      <w:r>
+        <w:rPr>
+          <w:rFonts w:ascii="Arial" w:hAnsi="Arial" w:eastAsia="Arial" w:cs="Arial"/>
+          <w:sz w:val="24"/>
+          <w:szCs w:val="24"/>
+          <w14:ligatures w14:val="none"/>
+        </w:rPr>
+      </w:r>
     </w:p>
     <w:p>
       <w:pPr>
@@ -3634,7 +3741,6 @@
           <w:bCs/>
           <w:sz w:val="24"/>
           <w:szCs w:val="24"/>
-          <w:lang w:val="undefined"/>
         </w:rPr>
         <w:t xml:space="preserve">Financeiros </w:t>
       </w:r>
@@ -3668,10 +3774,20 @@
           <w:szCs w:val="24"/>
         </w:rPr>
       </w:r>
+      <w:r>
+        <w:rPr>
+          <w:rFonts w:ascii="Arial" w:hAnsi="Arial" w:eastAsia="Arial" w:cs="Arial"/>
+          <w:b/>
+          <w:bCs/>
+          <w:sz w:val="24"/>
+          <w:szCs w:val="24"/>
+          <w14:ligatures w14:val="none"/>
+        </w:rPr>
+      </w:r>
     </w:p>
     <w:p>
       <w:pPr>
-        <w:pStyle w:val="668"/>
+        <w:pStyle w:val="934"/>
         <w:numPr>
           <w:ilvl w:val="0"/>
           <w:numId w:val="8"/>
@@ -3707,10 +3823,18 @@
           <w:szCs w:val="24"/>
         </w:rPr>
       </w:r>
+      <w:r>
+        <w:rPr>
+          <w:rFonts w:ascii="Arial" w:hAnsi="Arial" w:eastAsia="Arial" w:cs="Arial"/>
+          <w:sz w:val="24"/>
+          <w:szCs w:val="24"/>
+          <w14:ligatures w14:val="none"/>
+        </w:rPr>
+      </w:r>
     </w:p>
     <w:p>
       <w:pPr>
-        <w:pStyle w:val="668"/>
+        <w:pStyle w:val="934"/>
         <w:numPr>
           <w:ilvl w:val="0"/>
           <w:numId w:val="8"/>
@@ -3746,10 +3870,18 @@
           <w:szCs w:val="24"/>
         </w:rPr>
       </w:r>
+      <w:r>
+        <w:rPr>
+          <w:rFonts w:ascii="Arial" w:hAnsi="Arial" w:eastAsia="Arial" w:cs="Arial"/>
+          <w:sz w:val="24"/>
+          <w:szCs w:val="24"/>
+          <w14:ligatures w14:val="none"/>
+        </w:rPr>
+      </w:r>
     </w:p>
     <w:p>
       <w:pPr>
-        <w:pStyle w:val="668"/>
+        <w:pStyle w:val="934"/>
         <w:numPr>
           <w:ilvl w:val="0"/>
           <w:numId w:val="8"/>
@@ -3786,8 +3918,14 @@
         </w:rPr>
         <w:t xml:space="preserve"> cursos ou referências complementares, se necessário.</w:t>
       </w:r>
-      <w:r/>
-      <w:r/>
+      <w:r>
+        <w:rPr>
+          <w:rFonts w:ascii="Arial" w:hAnsi="Arial" w:eastAsia="Arial" w:cs="Arial"/>
+          <w:sz w:val="24"/>
+          <w:szCs w:val="24"/>
+          <w14:ligatures w14:val="none"/>
+        </w:rPr>
+      </w:r>
     </w:p>
     <w:p>
       <w:pPr>
@@ -3815,7 +3953,6 @@
           <w:bCs/>
           <w:sz w:val="24"/>
           <w:szCs w:val="24"/>
-          <w:lang w:val="undefined"/>
         </w:rPr>
         <w:t xml:space="preserve">7. Premissas e Restrições</w:t>
       </w:r>
@@ -3826,7 +3963,15 @@
           <w:bCs/>
           <w:sz w:val="24"/>
           <w:szCs w:val="24"/>
-          <w:lang w:val="undefined"/>
+        </w:rPr>
+      </w:r>
+      <w:r>
+        <w:rPr>
+          <w:rFonts w:ascii="Arial" w:hAnsi="Arial" w:eastAsia="Arial" w:cs="Arial"/>
+          <w:b/>
+          <w:bCs/>
+          <w:szCs w:val="24"/>
+          <w14:ligatures w14:val="none"/>
         </w:rPr>
       </w:r>
     </w:p>
@@ -3857,7 +4002,6 @@
           <w:bCs/>
           <w:sz w:val="24"/>
           <w:szCs w:val="24"/>
-          <w:lang w:val="undefined"/>
         </w:rPr>
         <w:t xml:space="preserve">Premissas:</w:t>
       </w:r>
@@ -3868,10 +4012,20 @@
           <w:szCs w:val="24"/>
         </w:rPr>
       </w:r>
+      <w:r>
+        <w:rPr>
+          <w:rFonts w:ascii="Arial" w:hAnsi="Arial" w:eastAsia="Arial" w:cs="Arial"/>
+          <w:b/>
+          <w:bCs/>
+          <w:sz w:val="24"/>
+          <w:szCs w:val="24"/>
+          <w14:ligatures w14:val="none"/>
+        </w:rPr>
+      </w:r>
     </w:p>
     <w:p>
       <w:pPr>
-        <w:pStyle w:val="668"/>
+        <w:pStyle w:val="934"/>
         <w:numPr>
           <w:ilvl w:val="0"/>
           <w:numId w:val="9"/>
@@ -3907,10 +4061,18 @@
           <w:szCs w:val="24"/>
         </w:rPr>
       </w:r>
+      <w:r>
+        <w:rPr>
+          <w:rFonts w:ascii="Arial" w:hAnsi="Arial" w:eastAsia="Arial" w:cs="Arial"/>
+          <w:sz w:val="24"/>
+          <w:szCs w:val="24"/>
+          <w14:ligatures w14:val="none"/>
+        </w:rPr>
+      </w:r>
     </w:p>
     <w:p>
       <w:pPr>
-        <w:pStyle w:val="668"/>
+        <w:pStyle w:val="934"/>
         <w:numPr>
           <w:ilvl w:val="0"/>
           <w:numId w:val="9"/>
@@ -3946,10 +4108,18 @@
           <w:szCs w:val="24"/>
         </w:rPr>
       </w:r>
+      <w:r>
+        <w:rPr>
+          <w:rFonts w:ascii="Arial" w:hAnsi="Arial" w:eastAsia="Arial" w:cs="Arial"/>
+          <w:sz w:val="24"/>
+          <w:szCs w:val="24"/>
+          <w14:ligatures w14:val="none"/>
+        </w:rPr>
+      </w:r>
     </w:p>
     <w:p>
       <w:pPr>
-        <w:pStyle w:val="668"/>
+        <w:pStyle w:val="934"/>
         <w:numPr>
           <w:ilvl w:val="0"/>
           <w:numId w:val="9"/>
@@ -3993,10 +4163,18 @@
           <w:szCs w:val="24"/>
         </w:rPr>
       </w:r>
+      <w:r>
+        <w:rPr>
+          <w:rFonts w:ascii="Arial" w:hAnsi="Arial" w:eastAsia="Arial" w:cs="Arial"/>
+          <w:sz w:val="24"/>
+          <w:szCs w:val="24"/>
+          <w14:ligatures w14:val="none"/>
+        </w:rPr>
+      </w:r>
     </w:p>
     <w:p>
       <w:pPr>
-        <w:pStyle w:val="668"/>
+        <w:pStyle w:val="934"/>
         <w:numPr>
           <w:ilvl w:val="0"/>
           <w:numId w:val="9"/>
@@ -4032,10 +4210,18 @@
           <w:szCs w:val="24"/>
         </w:rPr>
       </w:r>
+      <w:r>
+        <w:rPr>
+          <w:rFonts w:ascii="Arial" w:hAnsi="Arial" w:eastAsia="Arial" w:cs="Arial"/>
+          <w:sz w:val="24"/>
+          <w:szCs w:val="24"/>
+          <w14:ligatures w14:val="none"/>
+        </w:rPr>
+      </w:r>
     </w:p>
     <w:p>
       <w:pPr>
-        <w:pStyle w:val="668"/>
+        <w:pStyle w:val="934"/>
         <w:numPr>
           <w:ilvl w:val="0"/>
           <w:numId w:val="9"/>
@@ -4064,8 +4250,14 @@
         </w:rPr>
         <w:t xml:space="preserve">O contexto da Rodas Cunha fornecerá base adequada para definição dos requisitos do sistema.</w:t>
       </w:r>
-      <w:r/>
-      <w:r/>
+      <w:r>
+        <w:rPr>
+          <w:rFonts w:ascii="Arial" w:hAnsi="Arial" w:eastAsia="Arial" w:cs="Arial"/>
+          <w:sz w:val="24"/>
+          <w:szCs w:val="24"/>
+          <w14:ligatures w14:val="none"/>
+        </w:rPr>
+      </w:r>
     </w:p>
     <w:p>
       <w:pPr>
@@ -4091,27 +4283,26 @@
           <w:bCs/>
           <w:sz w:val="24"/>
           <w:szCs w:val="24"/>
-          <w:lang w:val="undefined"/>
         </w:rPr>
         <w:t xml:space="preserve">Restrições:</w:t>
       </w:r>
       <w:r>
         <w:rPr>
-          <w:rFonts w:ascii="Arial" w:hAnsi="Arial" w:eastAsia="Arial" w:cs="Arial"/>
+          <w:rFonts w:ascii="Times New Roman" w:hAnsi="Times New Roman" w:eastAsia="Times New Roman" w:cs="Times New Roman"/>
           <w:sz w:val="24"/>
-          <w:szCs w:val="24"/>
         </w:rPr>
       </w:r>
       <w:r>
         <w:rPr>
-          <w:rFonts w:ascii="Times New Roman" w:hAnsi="Times New Roman" w:eastAsia="Times New Roman" w:cs="Times New Roman"/>
+          <w:rFonts w:ascii="Arial" w:hAnsi="Arial" w:eastAsia="Arial" w:cs="Arial"/>
           <w:sz w:val="24"/>
+          <w:szCs w:val="24"/>
         </w:rPr>
       </w:r>
     </w:p>
     <w:p>
       <w:pPr>
-        <w:pStyle w:val="668"/>
+        <w:pStyle w:val="934"/>
         <w:numPr>
           <w:ilvl w:val="0"/>
           <w:numId w:val="10"/>
@@ -4146,10 +4337,17 @@
           <w:szCs w:val="24"/>
         </w:rPr>
       </w:r>
+      <w:r>
+        <w:rPr>
+          <w:rFonts w:ascii="Arial" w:hAnsi="Arial" w:eastAsia="Arial" w:cs="Arial"/>
+          <w:sz w:val="24"/>
+          <w:szCs w:val="24"/>
+        </w:rPr>
+      </w:r>
     </w:p>
     <w:p>
       <w:pPr>
-        <w:pStyle w:val="668"/>
+        <w:pStyle w:val="934"/>
         <w:numPr>
           <w:ilvl w:val="0"/>
           <w:numId w:val="10"/>
@@ -4184,10 +4382,17 @@
           <w:szCs w:val="24"/>
         </w:rPr>
       </w:r>
+      <w:r>
+        <w:rPr>
+          <w:rFonts w:ascii="Arial" w:hAnsi="Arial" w:eastAsia="Arial" w:cs="Arial"/>
+          <w:sz w:val="24"/>
+          <w:szCs w:val="24"/>
+        </w:rPr>
+      </w:r>
     </w:p>
     <w:p>
       <w:pPr>
-        <w:pStyle w:val="668"/>
+        <w:pStyle w:val="934"/>
         <w:numPr>
           <w:ilvl w:val="0"/>
           <w:numId w:val="10"/>
@@ -4230,10 +4435,17 @@
           <w:szCs w:val="24"/>
         </w:rPr>
       </w:r>
+      <w:r>
+        <w:rPr>
+          <w:rFonts w:ascii="Arial" w:hAnsi="Arial" w:eastAsia="Arial" w:cs="Arial"/>
+          <w:sz w:val="24"/>
+          <w:szCs w:val="24"/>
+        </w:rPr>
+      </w:r>
     </w:p>
     <w:p>
       <w:pPr>
-        <w:pStyle w:val="668"/>
+        <w:pStyle w:val="934"/>
         <w:numPr>
           <w:ilvl w:val="0"/>
           <w:numId w:val="10"/>
@@ -4268,10 +4480,17 @@
           <w:szCs w:val="24"/>
         </w:rPr>
       </w:r>
+      <w:r>
+        <w:rPr>
+          <w:rFonts w:ascii="Arial" w:hAnsi="Arial" w:eastAsia="Arial" w:cs="Arial"/>
+          <w:sz w:val="24"/>
+          <w:szCs w:val="24"/>
+        </w:rPr>
+      </w:r>
     </w:p>
     <w:p>
       <w:pPr>
-        <w:pStyle w:val="668"/>
+        <w:pStyle w:val="934"/>
         <w:numPr>
           <w:ilvl w:val="0"/>
           <w:numId w:val="10"/>
@@ -4302,8 +4521,13 @@
       <w:r>
         <w:t xml:space="preserve"> focado em ambiente web, sem previsão de aplicativo mobile nativo nesta etapa.</w:t>
       </w:r>
-      <w:r/>
-      <w:r/>
+      <w:r>
+        <w:rPr>
+          <w:rFonts w:ascii="Times New Roman" w:hAnsi="Times New Roman" w:eastAsia="Times New Roman" w:cs="Times New Roman"/>
+          <w:sz w:val="24"/>
+          <w:szCs w:val="24"/>
+        </w:rPr>
+      </w:r>
     </w:p>
     <w:p>
       <w:pPr>
@@ -4331,7 +4555,6 @@
           <w:bCs/>
           <w:sz w:val="24"/>
           <w:szCs w:val="24"/>
-          <w:lang w:val="undefined"/>
         </w:rPr>
         <w:t xml:space="preserve">8. Riscos Iniciais</w:t>
       </w:r>
@@ -4342,7 +4565,15 @@
           <w:bCs/>
           <w:sz w:val="24"/>
           <w:szCs w:val="24"/>
-          <w:lang w:val="undefined"/>
+        </w:rPr>
+      </w:r>
+      <w:r>
+        <w:rPr>
+          <w:rFonts w:ascii="Arial" w:hAnsi="Arial" w:eastAsia="Arial" w:cs="Arial"/>
+          <w:b/>
+          <w:bCs/>
+          <w:szCs w:val="24"/>
+          <w14:ligatures w14:val="none"/>
         </w:rPr>
       </w:r>
     </w:p>
@@ -4371,7 +4602,6 @@
           <w:bCs/>
           <w:sz w:val="24"/>
           <w:szCs w:val="24"/>
-          <w:lang w:val="undefined"/>
         </w:rPr>
         <w:t xml:space="preserve">Risco:</w:t>
       </w:r>
@@ -4387,20 +4617,6 @@
       <w:r>
         <w:rPr>
           <w:rFonts w:ascii="Arial" w:hAnsi="Arial" w:eastAsia="Arial" w:cs="Arial"/>
-          <w:sz w:val="24"/>
-          <w:szCs w:val="24"/>
-        </w:rPr>
-      </w:r>
-      <w:r>
-        <w:rPr>
-          <w:rFonts w:ascii="Arial" w:hAnsi="Arial" w:eastAsia="Arial" w:cs="Arial"/>
-          <w:sz w:val="24"/>
-          <w:szCs w:val="24"/>
-        </w:rPr>
-      </w:r>
-      <w:r>
-        <w:rPr>
-          <w:rFonts w:ascii="Arial" w:hAnsi="Arial" w:eastAsia="Arial" w:cs="Arial"/>
           <w:b/>
           <w:bCs/>
           <w:sz w:val="24"/>
@@ -4423,12 +4639,12 @@
           <w:szCs w:val="24"/>
         </w:rPr>
       </w:r>
-      <w:r/>
       <w:r>
         <w:rPr>
           <w:rFonts w:ascii="Arial" w:hAnsi="Arial" w:eastAsia="Arial" w:cs="Arial"/>
           <w:sz w:val="24"/>
           <w:szCs w:val="24"/>
+          <w14:ligatures w14:val="none"/>
         </w:rPr>
       </w:r>
     </w:p>
@@ -4457,7 +4673,6 @@
           <w:bCs/>
           <w:sz w:val="24"/>
           <w:szCs w:val="24"/>
-          <w:lang w:val="undefined"/>
         </w:rPr>
         <w:t xml:space="preserve">Risco:</w:t>
       </w:r>
@@ -4491,20 +4706,6 @@
       <w:r>
         <w:rPr>
           <w:rFonts w:ascii="Arial" w:hAnsi="Arial" w:eastAsia="Arial" w:cs="Arial"/>
-          <w:sz w:val="24"/>
-          <w:szCs w:val="24"/>
-        </w:rPr>
-      </w:r>
-      <w:r>
-        <w:rPr>
-          <w:rFonts w:ascii="Arial" w:hAnsi="Arial" w:eastAsia="Arial" w:cs="Arial"/>
-          <w:sz w:val="24"/>
-          <w:szCs w:val="24"/>
-        </w:rPr>
-      </w:r>
-      <w:r>
-        <w:rPr>
-          <w:rFonts w:ascii="Arial" w:hAnsi="Arial" w:eastAsia="Arial" w:cs="Arial"/>
           <w:b/>
           <w:bCs/>
           <w:sz w:val="24"/>
@@ -4527,12 +4728,12 @@
           <w:szCs w:val="24"/>
         </w:rPr>
       </w:r>
-      <w:r/>
       <w:r>
         <w:rPr>
           <w:rFonts w:ascii="Arial" w:hAnsi="Arial" w:eastAsia="Arial" w:cs="Arial"/>
           <w:sz w:val="24"/>
           <w:szCs w:val="24"/>
+          <w14:ligatures w14:val="none"/>
         </w:rPr>
       </w:r>
     </w:p>
@@ -4560,7 +4761,6 @@
           <w:bCs/>
           <w:sz w:val="24"/>
           <w:szCs w:val="24"/>
-          <w:lang w:val="undefined"/>
         </w:rPr>
         <w:t xml:space="preserve">Risc</w:t>
       </w:r>
@@ -4616,7 +4816,13 @@
           <w:rFonts w:ascii="Arial" w:hAnsi="Arial" w:eastAsia="Arial" w:cs="Arial"/>
           <w:sz w:val="24"/>
           <w:szCs w:val="24"/>
-          <w:lang w:val="undefined"/>
+        </w:rPr>
+      </w:r>
+      <w:r>
+        <w:rPr>
+          <w:rFonts w:ascii="Arial" w:hAnsi="Arial" w:eastAsia="Arial" w:cs="Arial"/>
+          <w:szCs w:val="24"/>
+          <w14:ligatures w14:val="none"/>
         </w:rPr>
       </w:r>
     </w:p>
@@ -4644,7 +4850,6 @@
           <w:bCs/>
           <w:sz w:val="24"/>
           <w:szCs w:val="24"/>
-          <w:lang w:val="undefined"/>
         </w:rPr>
         <w:t xml:space="preserve">R</w:t>
       </w:r>
@@ -4710,7 +4915,13 @@
           <w:rFonts w:ascii="Arial" w:hAnsi="Arial" w:eastAsia="Arial" w:cs="Arial"/>
           <w:sz w:val="24"/>
           <w:szCs w:val="24"/>
-          <w:lang w:val="undefined"/>
+        </w:rPr>
+      </w:r>
+      <w:r>
+        <w:rPr>
+          <w:rFonts w:ascii="Arial" w:hAnsi="Arial" w:eastAsia="Arial" w:cs="Arial"/>
+          <w:szCs w:val="24"/>
+          <w14:ligatures w14:val="none"/>
         </w:rPr>
       </w:r>
     </w:p>
@@ -4734,7 +4945,6 @@
           <w:bCs/>
           <w:sz w:val="24"/>
           <w:szCs w:val="24"/>
-          <w:lang w:val="undefined"/>
         </w:rPr>
         <w:t xml:space="preserve">R</w:t>
       </w:r>
@@ -4820,7 +5030,6 @@
           <w:rFonts w:ascii="Arial" w:hAnsi="Arial" w:eastAsia="Arial" w:cs="Arial"/>
           <w:sz w:val="24"/>
           <w:szCs w:val="24"/>
-          <w:lang w:val="undefined"/>
         </w:rPr>
         <w:t xml:space="preserve">entes e utilizar versionamento de código e armazenamento em nuvem.</w:t>
       </w:r>
@@ -4853,7 +5062,6 @@
           <w:bCs/>
           <w:sz w:val="24"/>
           <w:szCs w:val="24"/>
-          <w:lang w:val="undefined"/>
         </w:rPr>
         <w:t xml:space="preserve">9. Critérios de Sucesso e Aprovação</w:t>
       </w:r>
@@ -4866,10 +5074,20 @@
           <w:szCs w:val="24"/>
         </w:rPr>
       </w:r>
+      <w:r>
+        <w:rPr>
+          <w:rFonts w:ascii="Arial" w:hAnsi="Arial" w:eastAsia="Arial" w:cs="Arial"/>
+          <w:b/>
+          <w:bCs/>
+          <w:sz w:val="24"/>
+          <w:szCs w:val="24"/>
+          <w14:ligatures w14:val="none"/>
+        </w:rPr>
+      </w:r>
     </w:p>
     <w:p>
       <w:pPr>
-        <w:pStyle w:val="668"/>
+        <w:pStyle w:val="934"/>
         <w:numPr>
           <w:ilvl w:val="0"/>
           <w:numId w:val="12"/>
@@ -4923,10 +5141,18 @@
           <w:szCs w:val="24"/>
         </w:rPr>
       </w:r>
+      <w:r>
+        <w:rPr>
+          <w:rFonts w:ascii="Arial" w:hAnsi="Arial" w:eastAsia="Arial" w:cs="Arial"/>
+          <w:sz w:val="24"/>
+          <w:szCs w:val="24"/>
+          <w14:ligatures w14:val="none"/>
+        </w:rPr>
+      </w:r>
     </w:p>
     <w:p>
       <w:pPr>
-        <w:pStyle w:val="668"/>
+        <w:pStyle w:val="934"/>
         <w:numPr>
           <w:ilvl w:val="0"/>
           <w:numId w:val="12"/>
@@ -4964,10 +5190,18 @@
           <w:szCs w:val="24"/>
         </w:rPr>
       </w:r>
+      <w:r>
+        <w:rPr>
+          <w:rFonts w:ascii="Arial" w:hAnsi="Arial" w:eastAsia="Arial" w:cs="Arial"/>
+          <w:sz w:val="24"/>
+          <w:szCs w:val="24"/>
+          <w14:ligatures w14:val="none"/>
+        </w:rPr>
+      </w:r>
     </w:p>
     <w:p>
       <w:pPr>
-        <w:pStyle w:val="668"/>
+        <w:pStyle w:val="934"/>
         <w:numPr>
           <w:ilvl w:val="0"/>
           <w:numId w:val="12"/>
@@ -5005,10 +5239,18 @@
           <w:szCs w:val="24"/>
         </w:rPr>
       </w:r>
+      <w:r>
+        <w:rPr>
+          <w:rFonts w:ascii="Arial" w:hAnsi="Arial" w:eastAsia="Arial" w:cs="Arial"/>
+          <w:sz w:val="24"/>
+          <w:szCs w:val="24"/>
+          <w14:ligatures w14:val="none"/>
+        </w:rPr>
+      </w:r>
     </w:p>
     <w:p>
       <w:pPr>
-        <w:pStyle w:val="668"/>
+        <w:pStyle w:val="934"/>
         <w:numPr>
           <w:ilvl w:val="0"/>
           <w:numId w:val="12"/>
@@ -5054,10 +5296,18 @@
           <w:szCs w:val="24"/>
         </w:rPr>
       </w:r>
+      <w:r>
+        <w:rPr>
+          <w:rFonts w:ascii="Arial" w:hAnsi="Arial" w:eastAsia="Arial" w:cs="Arial"/>
+          <w:sz w:val="24"/>
+          <w:szCs w:val="24"/>
+          <w14:ligatures w14:val="none"/>
+        </w:rPr>
+      </w:r>
     </w:p>
     <w:p>
       <w:pPr>
-        <w:pStyle w:val="668"/>
+        <w:pStyle w:val="934"/>
         <w:numPr>
           <w:ilvl w:val="0"/>
           <w:numId w:val="12"/>
@@ -5088,8 +5338,16 @@
         </w:rPr>
         <w:t xml:space="preserve">Demonstração funcional do sistema no contexto proposto para a Rodas Cunha.</w:t>
       </w:r>
-      <w:r/>
-      <w:r/>
+      <w:r>
+        <w:rPr>
+          <w:rFonts w:ascii="Arial" w:hAnsi="Arial" w:eastAsia="Arial" w:cs="Arial"/>
+          <w:b/>
+          <w:bCs/>
+          <w:sz w:val="24"/>
+          <w:szCs w:val="24"/>
+          <w14:ligatures w14:val="none"/>
+        </w:rPr>
+      </w:r>
     </w:p>
     <w:p>
       <w:pPr>
@@ -5119,7 +5377,6 @@
           <w:bCs/>
           <w:sz w:val="24"/>
           <w:szCs w:val="24"/>
-          <w:lang w:val="undefined"/>
         </w:rPr>
         <w:t xml:space="preserve">10. Aprovações</w:t>
       </w:r>
@@ -5130,6 +5387,17 @@
           <w:bCs/>
           <w:sz w:val="24"/>
           <w:szCs w:val="24"/>
+        </w:rPr>
+      </w:r>
+      <w:r>
+        <w:rPr>
+          <w:rFonts w:ascii="Arial" w:hAnsi="Arial" w:eastAsia="Arial" w:cs="Arial"/>
+          <w:b/>
+          <w:bCs/>
+          <w:sz w:val="24"/>
+          <w:szCs w:val="24"/>
+          <w:highlight w:val="none"/>
+          <w14:ligatures w14:val="none"/>
         </w:rPr>
       </w:r>
     </w:p>
@@ -5180,7 +5448,7 @@
           <w:bCs/>
           <w:sz w:val="24"/>
           <w:szCs w:val="24"/>
-          <w:highlight w:val="none"/>
+          <w14:ligatures w14:val="none"/>
         </w:rPr>
       </w:r>
     </w:p>
@@ -5224,6 +5492,13 @@
           <w:highlight w:val="none"/>
         </w:rPr>
       </w:r>
+      <w:r>
+        <w:rPr>
+          <w:sz w:val="24"/>
+          <w:szCs w:val="24"/>
+          <w:highlight w:val="none"/>
+        </w:rPr>
+      </w:r>
     </w:p>
     <w:p>
       <w:pPr>
@@ -5300,6 +5575,11 @@
           <w:szCs w:val="24"/>
         </w:rPr>
       </w:r>
+      <w:r>
+        <w:rPr>
+          <w:szCs w:val="24"/>
+        </w:rPr>
+      </w:r>
     </w:p>
     <w:p>
       <w:pPr>
@@ -5325,7 +5605,6 @@
           <w:bCs/>
           <w:sz w:val="24"/>
           <w:szCs w:val="24"/>
-          <w:lang w:val="undefined"/>
         </w:rPr>
       </w:r>
       <w:r>
@@ -5335,7 +5614,17 @@
           <w:bCs/>
           <w:sz w:val="24"/>
           <w:szCs w:val="24"/>
-          <w:lang w:val="undefined"/>
+        </w:rPr>
+      </w:r>
+      <w:r>
+        <w:rPr>
+          <w:rFonts w:ascii="Arial" w:hAnsi="Arial" w:eastAsia="Arial" w:cs="Arial"/>
+          <w:b/>
+          <w:bCs/>
+          <w:sz w:val="24"/>
+          <w:szCs w:val="24"/>
+          <w:lang w:eastAsia="pt-BR"/>
+          <w14:ligatures w14:val="none"/>
         </w:rPr>
       </w:r>
     </w:p>
@@ -5363,7 +5652,6 @@
         <w:ind/>
         <w:rPr/>
       </w:pPr>
-      <w:r/>
       <w:r>
         <w:separator/>
       </w:r>
@@ -5378,7 +5666,6 @@
         <w:ind/>
         <w:rPr/>
       </w:pPr>
-      <w:r/>
       <w:r>
         <w:continuationSeparator/>
       </w:r>
@@ -5392,7 +5679,7 @@
 <w:ftr xmlns:wpc="http://schemas.microsoft.com/office/word/2010/wordprocessingCanvas" xmlns:mc="http://schemas.openxmlformats.org/markup-compatibility/2006" xmlns:o="urn:schemas-microsoft-com:office:office" xmlns:r="http://schemas.openxmlformats.org/officeDocument/2006/relationships" xmlns:m="http://schemas.openxmlformats.org/officeDocument/2006/math" xmlns:v="urn:schemas-microsoft-com:vml" xmlns:wp14="http://schemas.microsoft.com/office/word/2010/wordprocessingDrawing" xmlns:wp="http://schemas.openxmlformats.org/drawingml/2006/wordprocessingDrawing" xmlns:w10="urn:schemas-microsoft-com:office:word" xmlns:w="http://schemas.openxmlformats.org/wordprocessingml/2006/main" xmlns:w14="http://schemas.microsoft.com/office/word/2010/wordml" xmlns:w15="http://schemas.microsoft.com/office/word/2012/wordml" xmlns:wpg="http://schemas.microsoft.com/office/word/2010/wordprocessingGroup" xmlns:wpi="http://schemas.microsoft.com/office/word/2010/wordprocessingInk" xmlns:wne="http://schemas.microsoft.com/office/word/2006/wordml" xmlns:a="http://schemas.openxmlformats.org/drawingml/2006/main" xmlns:wps="http://schemas.microsoft.com/office/word/2010/wordprocessingShape" mc:Ignorable="w14 w15 wp14">
   <w:p>
     <w:pPr>
-      <w:pStyle w:val="178"/>
+      <w:pStyle w:val="907"/>
       <w:pBdr/>
       <w:spacing/>
       <w:ind/>
@@ -5417,7 +5704,6 @@
         <w:ind/>
         <w:rPr/>
       </w:pPr>
-      <w:r/>
       <w:r>
         <w:separator/>
       </w:r>
@@ -5432,7 +5718,6 @@
         <w:ind/>
         <w:rPr/>
       </w:pPr>
-      <w:r/>
       <w:r>
         <w:continuationSeparator/>
       </w:r>
@@ -5446,13 +5731,57 @@
 <w:hdr xmlns:wpc="http://schemas.microsoft.com/office/word/2010/wordprocessingCanvas" xmlns:mc="http://schemas.openxmlformats.org/markup-compatibility/2006" xmlns:o="urn:schemas-microsoft-com:office:office" xmlns:r="http://schemas.openxmlformats.org/officeDocument/2006/relationships" xmlns:m="http://schemas.openxmlformats.org/officeDocument/2006/math" xmlns:v="urn:schemas-microsoft-com:vml" xmlns:wp14="http://schemas.microsoft.com/office/word/2010/wordprocessingDrawing" xmlns:wp="http://schemas.openxmlformats.org/drawingml/2006/wordprocessingDrawing" xmlns:w10="urn:schemas-microsoft-com:office:word" xmlns:w="http://schemas.openxmlformats.org/wordprocessingml/2006/main" xmlns:w14="http://schemas.microsoft.com/office/word/2010/wordml" xmlns:w15="http://schemas.microsoft.com/office/word/2012/wordml" xmlns:wpg="http://schemas.microsoft.com/office/word/2010/wordprocessingGroup" xmlns:wpi="http://schemas.microsoft.com/office/word/2010/wordprocessingInk" xmlns:wne="http://schemas.microsoft.com/office/word/2006/wordml" xmlns:a="http://schemas.openxmlformats.org/drawingml/2006/main" xmlns:wps="http://schemas.microsoft.com/office/word/2010/wordprocessingShape" mc:Ignorable="w14 w15 wp14">
   <w:p>
     <w:pPr>
-      <w:pStyle w:val="176"/>
+      <w:pStyle w:val="905"/>
+      <w:pBdr/>
+      <w:spacing/>
+      <w:ind/>
+      <w:jc w:val="right"/>
+      <w:rPr>
+        <w:highlight w:val="none"/>
+      </w:rPr>
+    </w:pPr>
+    <w:fldSimple w:instr="PAGE \* MERGEFORMAT">
+      <w:r>
+        <w:t xml:space="preserve">1</w:t>
+      </w:r>
+    </w:fldSimple>
+    <w:r/>
+    <w:r/>
+    <w:r/>
+  </w:p>
+  <w:p>
+    <w:pPr>
+      <w:pStyle w:val="905"/>
+      <w:pBdr/>
+      <w:spacing/>
+      <w:ind/>
+      <w:jc w:val="center"/>
+      <w:rPr/>
+    </w:pPr>
+    <w:r>
+      <w:rPr>
+        <w:highlight w:val="none"/>
+      </w:rPr>
+    </w:r>
+    <w:r>
+      <w:rPr>
+        <w:highlight w:val="none"/>
+      </w:rPr>
+    </w:r>
+    <w:r>
+      <w:rPr>
+        <w:highlight w:val="none"/>
+      </w:rPr>
+    </w:r>
+  </w:p>
+  <w:p>
+    <w:pPr>
+      <w:pStyle w:val="905"/>
       <w:pBdr/>
       <w:spacing/>
       <w:ind/>
       <w:rPr/>
     </w:pPr>
-    <w:r/>
     <w:r/>
   </w:p>
 </w:hdr>
@@ -7529,9 +7858,9 @@
     <w:lsdException w:name="Bibliography" w:uiPriority="37"/>
     <w:lsdException w:name="TOC Heading" w:uiPriority="39" w:qFormat="1"/>
   </w:latentStyles>
-  <w:style w:type="table" w:styleId="12">
+  <w:style w:type="table" w:styleId="745">
     <w:name w:val="Table Grid"/>
-    <w:basedOn w:val="665"/>
+    <w:basedOn w:val="931"/>
     <w:uiPriority w:val="59"/>
     <w:pPr>
       <w:pBdr/>
@@ -7728,9 +8057,9 @@
       </w:tcPr>
     </w:tblStylePr>
   </w:style>
-  <w:style w:type="table" w:styleId="13">
+  <w:style w:type="table" w:styleId="746">
     <w:name w:val="Table Grid Light"/>
-    <w:basedOn w:val="665"/>
+    <w:basedOn w:val="931"/>
     <w:uiPriority w:val="59"/>
     <w:pPr>
       <w:pBdr/>
@@ -7927,9 +8256,9 @@
       </w:tcPr>
     </w:tblStylePr>
   </w:style>
-  <w:style w:type="table" w:styleId="14">
+  <w:style w:type="table" w:styleId="747">
     <w:name w:val="Plain Table 1"/>
-    <w:basedOn w:val="665"/>
+    <w:basedOn w:val="931"/>
     <w:uiPriority w:val="59"/>
     <w:pPr>
       <w:pBdr/>
@@ -8152,9 +8481,9 @@
       </w:tcPr>
     </w:tblStylePr>
   </w:style>
-  <w:style w:type="table" w:styleId="15">
+  <w:style w:type="table" w:styleId="748">
     <w:name w:val="Plain Table 2"/>
-    <w:basedOn w:val="665"/>
+    <w:basedOn w:val="931"/>
     <w:uiPriority w:val="59"/>
     <w:pPr>
       <w:pBdr/>
@@ -8385,9 +8714,9 @@
       </w:tcPr>
     </w:tblStylePr>
   </w:style>
-  <w:style w:type="table" w:styleId="16">
+  <w:style w:type="table" w:styleId="749">
     <w:name w:val="Plain Table 3"/>
-    <w:basedOn w:val="665"/>
+    <w:basedOn w:val="931"/>
     <w:uiPriority w:val="99"/>
     <w:pPr>
       <w:pBdr/>
@@ -8615,9 +8944,9 @@
       </w:tcPr>
     </w:tblStylePr>
   </w:style>
-  <w:style w:type="table" w:styleId="17">
+  <w:style w:type="table" w:styleId="750">
     <w:name w:val="Plain Table 4"/>
-    <w:basedOn w:val="665"/>
+    <w:basedOn w:val="931"/>
     <w:uiPriority w:val="99"/>
     <w:pPr>
       <w:pBdr/>
@@ -8831,9 +9160,9 @@
       </w:tcPr>
     </w:tblStylePr>
   </w:style>
-  <w:style w:type="table" w:styleId="18">
+  <w:style w:type="table" w:styleId="751">
     <w:name w:val="Plain Table 5"/>
-    <w:basedOn w:val="665"/>
+    <w:basedOn w:val="931"/>
     <w:uiPriority w:val="99"/>
     <w:pPr>
       <w:pBdr/>
@@ -9064,9 +9393,9 @@
       </w:tcPr>
     </w:tblStylePr>
   </w:style>
-  <w:style w:type="table" w:styleId="19">
+  <w:style w:type="table" w:styleId="752">
     <w:name w:val="Grid Table 1 Light"/>
-    <w:basedOn w:val="665"/>
+    <w:basedOn w:val="931"/>
     <w:uiPriority w:val="99"/>
     <w:pPr>
       <w:pBdr/>
@@ -9287,9 +9616,9 @@
       </w:tcPr>
     </w:tblStylePr>
   </w:style>
-  <w:style w:type="table" w:styleId="20">
+  <w:style w:type="table" w:styleId="753">
     <w:name w:val="Grid Table 1 Light - Accent 1"/>
-    <w:basedOn w:val="665"/>
+    <w:basedOn w:val="931"/>
     <w:uiPriority w:val="99"/>
     <w:pPr>
       <w:pBdr/>
@@ -9510,9 +9839,9 @@
       </w:tcPr>
     </w:tblStylePr>
   </w:style>
-  <w:style w:type="table" w:styleId="21">
+  <w:style w:type="table" w:styleId="754">
     <w:name w:val="Grid Table 1 Light - Accent 2"/>
-    <w:basedOn w:val="665"/>
+    <w:basedOn w:val="931"/>
     <w:uiPriority w:val="99"/>
     <w:pPr>
       <w:pBdr/>
@@ -9733,9 +10062,9 @@
       </w:tcPr>
     </w:tblStylePr>
   </w:style>
-  <w:style w:type="table" w:styleId="22">
+  <w:style w:type="table" w:styleId="755">
     <w:name w:val="Grid Table 1 Light - Accent 3"/>
-    <w:basedOn w:val="665"/>
+    <w:basedOn w:val="931"/>
     <w:uiPriority w:val="99"/>
     <w:pPr>
       <w:pBdr/>
@@ -9956,9 +10285,9 @@
       </w:tcPr>
     </w:tblStylePr>
   </w:style>
-  <w:style w:type="table" w:styleId="23">
+  <w:style w:type="table" w:styleId="756">
     <w:name w:val="Grid Table 1 Light - Accent 4"/>
-    <w:basedOn w:val="665"/>
+    <w:basedOn w:val="931"/>
     <w:uiPriority w:val="99"/>
     <w:pPr>
       <w:pBdr/>
@@ -10179,9 +10508,9 @@
       </w:tcPr>
     </w:tblStylePr>
   </w:style>
-  <w:style w:type="table" w:styleId="24">
+  <w:style w:type="table" w:styleId="757">
     <w:name w:val="Grid Table 1 Light - Accent 5"/>
-    <w:basedOn w:val="665"/>
+    <w:basedOn w:val="931"/>
     <w:uiPriority w:val="99"/>
     <w:pPr>
       <w:pBdr/>
@@ -10402,9 +10731,9 @@
       </w:tcPr>
     </w:tblStylePr>
   </w:style>
-  <w:style w:type="table" w:styleId="25">
+  <w:style w:type="table" w:styleId="758">
     <w:name w:val="Grid Table 1 Light - Accent 6"/>
-    <w:basedOn w:val="665"/>
+    <w:basedOn w:val="931"/>
     <w:uiPriority w:val="99"/>
     <w:pPr>
       <w:pBdr/>
@@ -10625,9 +10954,9 @@
       </w:tcPr>
     </w:tblStylePr>
   </w:style>
-  <w:style w:type="table" w:styleId="26">
+  <w:style w:type="table" w:styleId="759">
     <w:name w:val="Grid Table 2"/>
-    <w:basedOn w:val="665"/>
+    <w:basedOn w:val="931"/>
     <w:uiPriority w:val="99"/>
     <w:pPr>
       <w:pBdr/>
@@ -10857,9 +11186,9 @@
       </w:tcPr>
     </w:tblStylePr>
   </w:style>
-  <w:style w:type="table" w:styleId="27">
+  <w:style w:type="table" w:styleId="760">
     <w:name w:val="Grid Table 2 - Accent 1"/>
-    <w:basedOn w:val="665"/>
+    <w:basedOn w:val="931"/>
     <w:uiPriority w:val="99"/>
     <w:pPr>
       <w:pBdr/>
@@ -11089,9 +11418,9 @@
       </w:tcPr>
     </w:tblStylePr>
   </w:style>
-  <w:style w:type="table" w:styleId="28">
+  <w:style w:type="table" w:styleId="761">
     <w:name w:val="Grid Table 2 - Accent 2"/>
-    <w:basedOn w:val="665"/>
+    <w:basedOn w:val="931"/>
     <w:uiPriority w:val="99"/>
     <w:pPr>
       <w:pBdr/>
@@ -11321,9 +11650,9 @@
       </w:tcPr>
     </w:tblStylePr>
   </w:style>
-  <w:style w:type="table" w:styleId="29">
+  <w:style w:type="table" w:styleId="762">
     <w:name w:val="Grid Table 2 - Accent 3"/>
-    <w:basedOn w:val="665"/>
+    <w:basedOn w:val="931"/>
     <w:uiPriority w:val="99"/>
     <w:pPr>
       <w:pBdr/>
@@ -11553,9 +11882,9 @@
       </w:tcPr>
     </w:tblStylePr>
   </w:style>
-  <w:style w:type="table" w:styleId="30">
+  <w:style w:type="table" w:styleId="763">
     <w:name w:val="Grid Table 2 - Accent 4"/>
-    <w:basedOn w:val="665"/>
+    <w:basedOn w:val="931"/>
     <w:uiPriority w:val="99"/>
     <w:pPr>
       <w:pBdr/>
@@ -11785,9 +12114,9 @@
       </w:tcPr>
     </w:tblStylePr>
   </w:style>
-  <w:style w:type="table" w:styleId="31">
+  <w:style w:type="table" w:styleId="764">
     <w:name w:val="Grid Table 2 - Accent 5"/>
-    <w:basedOn w:val="665"/>
+    <w:basedOn w:val="931"/>
     <w:uiPriority w:val="99"/>
     <w:pPr>
       <w:pBdr/>
@@ -12017,9 +12346,9 @@
       </w:tcPr>
     </w:tblStylePr>
   </w:style>
-  <w:style w:type="table" w:styleId="32">
+  <w:style w:type="table" w:styleId="765">
     <w:name w:val="Grid Table 2 - Accent 6"/>
-    <w:basedOn w:val="665"/>
+    <w:basedOn w:val="931"/>
     <w:uiPriority w:val="99"/>
     <w:pPr>
       <w:pBdr/>
@@ -12249,9 +12578,9 @@
       </w:tcPr>
     </w:tblStylePr>
   </w:style>
-  <w:style w:type="table" w:styleId="33">
+  <w:style w:type="table" w:styleId="766">
     <w:name w:val="Grid Table 3"/>
-    <w:basedOn w:val="665"/>
+    <w:basedOn w:val="931"/>
     <w:uiPriority w:val="99"/>
     <w:pPr>
       <w:pBdr/>
@@ -12350,29 +12679,6 @@
         <w:tblBorders/>
       </w:tblPr>
       <w:tcPr>
-        <w:shd w:color="ffffff"/>
-        <w:tcBorders>
-          <w:top w:val="none" w:color="000000" w:sz="4" w:space="0"/>
-          <w:left w:val="none" w:color="000000" w:sz="4" w:space="0"/>
-          <w:bottom w:val="none" w:color="000000" w:sz="4" w:space="0"/>
-          <w:right w:val="none" w:color="000000" w:sz="4" w:space="0"/>
-        </w:tcBorders>
-      </w:tcPr>
-    </w:tblStylePr>
-    <w:tblStylePr w:type="firstRow">
-      <w:rPr>
-        <w:b/>
-        <w:color w:val="404040"/>
-      </w:rPr>
-      <w:pPr>
-        <w:pBdr/>
-        <w:spacing/>
-        <w:ind/>
-      </w:pPr>
-      <w:tblPr>
-        <w:tblBorders/>
-      </w:tblPr>
-      <w:tcPr>
         <w:shd w:val="clear" w:color="ffffff"/>
         <w:tcBorders>
           <w:top w:val="none" w:color="000000" w:sz="4" w:space="0"/>
@@ -12382,30 +12688,7 @@
         </w:tcBorders>
       </w:tcPr>
     </w:tblStylePr>
-    <w:tblStylePr w:type="lastCol">
-      <w:rPr>
-        <w:i/>
-        <w:color w:val="404040"/>
-      </w:rPr>
-      <w:pPr>
-        <w:pBdr/>
-        <w:spacing/>
-        <w:ind/>
-      </w:pPr>
-      <w:tblPr>
-        <w:tblBorders/>
-      </w:tblPr>
-      <w:tcPr>
-        <w:shd w:color="ffffff"/>
-        <w:tcBorders>
-          <w:top w:val="none" w:color="000000" w:sz="4" w:space="0"/>
-          <w:left w:val="none" w:color="000000" w:sz="4" w:space="0"/>
-          <w:bottom w:val="none" w:color="000000" w:sz="4" w:space="0"/>
-          <w:right w:val="none" w:color="000000" w:sz="4" w:space="0"/>
-        </w:tcBorders>
-      </w:tcPr>
-    </w:tblStylePr>
-    <w:tblStylePr w:type="lastRow">
+    <w:tblStylePr w:type="firstRow">
       <w:rPr>
         <w:b/>
         <w:color w:val="404040"/>
@@ -12428,6 +12711,52 @@
         </w:tcBorders>
       </w:tcPr>
     </w:tblStylePr>
+    <w:tblStylePr w:type="lastCol">
+      <w:rPr>
+        <w:i/>
+        <w:color w:val="404040"/>
+      </w:rPr>
+      <w:pPr>
+        <w:pBdr/>
+        <w:spacing/>
+        <w:ind/>
+      </w:pPr>
+      <w:tblPr>
+        <w:tblBorders/>
+      </w:tblPr>
+      <w:tcPr>
+        <w:shd w:val="clear" w:color="ffffff"/>
+        <w:tcBorders>
+          <w:top w:val="none" w:color="000000" w:sz="4" w:space="0"/>
+          <w:left w:val="none" w:color="000000" w:sz="4" w:space="0"/>
+          <w:bottom w:val="none" w:color="000000" w:sz="4" w:space="0"/>
+          <w:right w:val="none" w:color="000000" w:sz="4" w:space="0"/>
+        </w:tcBorders>
+      </w:tcPr>
+    </w:tblStylePr>
+    <w:tblStylePr w:type="lastRow">
+      <w:rPr>
+        <w:b/>
+        <w:color w:val="404040"/>
+      </w:rPr>
+      <w:pPr>
+        <w:pBdr/>
+        <w:spacing/>
+        <w:ind/>
+      </w:pPr>
+      <w:tblPr>
+        <w:tblBorders/>
+      </w:tblPr>
+      <w:tcPr>
+        <w:shd w:val="clear" w:color="ffffff"/>
+        <w:tcBorders>
+          <w:top w:val="none" w:color="000000" w:sz="4" w:space="0"/>
+          <w:left w:val="none" w:color="000000" w:sz="4" w:space="0"/>
+          <w:bottom w:val="none" w:color="000000" w:sz="4" w:space="0"/>
+          <w:right w:val="none" w:color="000000" w:sz="4" w:space="0"/>
+        </w:tcBorders>
+      </w:tcPr>
+    </w:tblStylePr>
     <w:tblStylePr w:type="nwCell">
       <w:pPr>
         <w:pBdr/>
@@ -12494,9 +12823,9 @@
       </w:tcPr>
     </w:tblStylePr>
   </w:style>
-  <w:style w:type="table" w:styleId="34">
+  <w:style w:type="table" w:styleId="767">
     <w:name w:val="Grid Table 3 - Accent 1"/>
-    <w:basedOn w:val="665"/>
+    <w:basedOn w:val="931"/>
     <w:uiPriority w:val="99"/>
     <w:pPr>
       <w:pBdr/>
@@ -12595,29 +12924,6 @@
         <w:tblBorders/>
       </w:tblPr>
       <w:tcPr>
-        <w:shd w:color="ffffff"/>
-        <w:tcBorders>
-          <w:top w:val="none" w:color="000000" w:sz="4" w:space="0"/>
-          <w:left w:val="none" w:color="000000" w:sz="4" w:space="0"/>
-          <w:bottom w:val="none" w:color="000000" w:sz="4" w:space="0"/>
-          <w:right w:val="none" w:color="000000" w:sz="4" w:space="0"/>
-        </w:tcBorders>
-      </w:tcPr>
-    </w:tblStylePr>
-    <w:tblStylePr w:type="firstRow">
-      <w:rPr>
-        <w:b/>
-        <w:color w:val="404040"/>
-      </w:rPr>
-      <w:pPr>
-        <w:pBdr/>
-        <w:spacing/>
-        <w:ind/>
-      </w:pPr>
-      <w:tblPr>
-        <w:tblBorders/>
-      </w:tblPr>
-      <w:tcPr>
         <w:shd w:val="clear" w:color="ffffff"/>
         <w:tcBorders>
           <w:top w:val="none" w:color="000000" w:sz="4" w:space="0"/>
@@ -12627,30 +12933,7 @@
         </w:tcBorders>
       </w:tcPr>
     </w:tblStylePr>
-    <w:tblStylePr w:type="lastCol">
-      <w:rPr>
-        <w:i/>
-        <w:color w:val="404040"/>
-      </w:rPr>
-      <w:pPr>
-        <w:pBdr/>
-        <w:spacing/>
-        <w:ind/>
-      </w:pPr>
-      <w:tblPr>
-        <w:tblBorders/>
-      </w:tblPr>
-      <w:tcPr>
-        <w:shd w:color="ffffff"/>
-        <w:tcBorders>
-          <w:top w:val="none" w:color="000000" w:sz="4" w:space="0"/>
-          <w:left w:val="none" w:color="000000" w:sz="4" w:space="0"/>
-          <w:bottom w:val="none" w:color="000000" w:sz="4" w:space="0"/>
-          <w:right w:val="none" w:color="000000" w:sz="4" w:space="0"/>
-        </w:tcBorders>
-      </w:tcPr>
-    </w:tblStylePr>
-    <w:tblStylePr w:type="lastRow">
+    <w:tblStylePr w:type="firstRow">
       <w:rPr>
         <w:b/>
         <w:color w:val="404040"/>
@@ -12673,6 +12956,52 @@
         </w:tcBorders>
       </w:tcPr>
     </w:tblStylePr>
+    <w:tblStylePr w:type="lastCol">
+      <w:rPr>
+        <w:i/>
+        <w:color w:val="404040"/>
+      </w:rPr>
+      <w:pPr>
+        <w:pBdr/>
+        <w:spacing/>
+        <w:ind/>
+      </w:pPr>
+      <w:tblPr>
+        <w:tblBorders/>
+      </w:tblPr>
+      <w:tcPr>
+        <w:shd w:val="clear" w:color="ffffff"/>
+        <w:tcBorders>
+          <w:top w:val="none" w:color="000000" w:sz="4" w:space="0"/>
+          <w:left w:val="none" w:color="000000" w:sz="4" w:space="0"/>
+          <w:bottom w:val="none" w:color="000000" w:sz="4" w:space="0"/>
+          <w:right w:val="none" w:color="000000" w:sz="4" w:space="0"/>
+        </w:tcBorders>
+      </w:tcPr>
+    </w:tblStylePr>
+    <w:tblStylePr w:type="lastRow">
+      <w:rPr>
+        <w:b/>
+        <w:color w:val="404040"/>
+      </w:rPr>
+      <w:pPr>
+        <w:pBdr/>
+        <w:spacing/>
+        <w:ind/>
+      </w:pPr>
+      <w:tblPr>
+        <w:tblBorders/>
+      </w:tblPr>
+      <w:tcPr>
+        <w:shd w:val="clear" w:color="ffffff"/>
+        <w:tcBorders>
+          <w:top w:val="none" w:color="000000" w:sz="4" w:space="0"/>
+          <w:left w:val="none" w:color="000000" w:sz="4" w:space="0"/>
+          <w:bottom w:val="none" w:color="000000" w:sz="4" w:space="0"/>
+          <w:right w:val="none" w:color="000000" w:sz="4" w:space="0"/>
+        </w:tcBorders>
+      </w:tcPr>
+    </w:tblStylePr>
     <w:tblStylePr w:type="nwCell">
       <w:pPr>
         <w:pBdr/>
@@ -12739,9 +13068,9 @@
       </w:tcPr>
     </w:tblStylePr>
   </w:style>
-  <w:style w:type="table" w:styleId="35">
+  <w:style w:type="table" w:styleId="768">
     <w:name w:val="Grid Table 3 - Accent 2"/>
-    <w:basedOn w:val="665"/>
+    <w:basedOn w:val="931"/>
     <w:uiPriority w:val="99"/>
     <w:pPr>
       <w:pBdr/>
@@ -12840,29 +13169,6 @@
         <w:tblBorders/>
       </w:tblPr>
       <w:tcPr>
-        <w:shd w:color="ffffff"/>
-        <w:tcBorders>
-          <w:top w:val="none" w:color="000000" w:sz="4" w:space="0"/>
-          <w:left w:val="none" w:color="000000" w:sz="4" w:space="0"/>
-          <w:bottom w:val="none" w:color="000000" w:sz="4" w:space="0"/>
-          <w:right w:val="none" w:color="000000" w:sz="4" w:space="0"/>
-        </w:tcBorders>
-      </w:tcPr>
-    </w:tblStylePr>
-    <w:tblStylePr w:type="firstRow">
-      <w:rPr>
-        <w:b/>
-        <w:color w:val="404040"/>
-      </w:rPr>
-      <w:pPr>
-        <w:pBdr/>
-        <w:spacing/>
-        <w:ind/>
-      </w:pPr>
-      <w:tblPr>
-        <w:tblBorders/>
-      </w:tblPr>
-      <w:tcPr>
         <w:shd w:val="clear" w:color="ffffff"/>
         <w:tcBorders>
           <w:top w:val="none" w:color="000000" w:sz="4" w:space="0"/>
@@ -12872,30 +13178,7 @@
         </w:tcBorders>
       </w:tcPr>
     </w:tblStylePr>
-    <w:tblStylePr w:type="lastCol">
-      <w:rPr>
-        <w:i/>
-        <w:color w:val="404040"/>
-      </w:rPr>
-      <w:pPr>
-        <w:pBdr/>
-        <w:spacing/>
-        <w:ind/>
-      </w:pPr>
-      <w:tblPr>
-        <w:tblBorders/>
-      </w:tblPr>
-      <w:tcPr>
-        <w:shd w:color="ffffff"/>
-        <w:tcBorders>
-          <w:top w:val="none" w:color="000000" w:sz="4" w:space="0"/>
-          <w:left w:val="none" w:color="000000" w:sz="4" w:space="0"/>
-          <w:bottom w:val="none" w:color="000000" w:sz="4" w:space="0"/>
-          <w:right w:val="none" w:color="000000" w:sz="4" w:space="0"/>
-        </w:tcBorders>
-      </w:tcPr>
-    </w:tblStylePr>
-    <w:tblStylePr w:type="lastRow">
+    <w:tblStylePr w:type="firstRow">
       <w:rPr>
         <w:b/>
         <w:color w:val="404040"/>
@@ -12918,6 +13201,52 @@
         </w:tcBorders>
       </w:tcPr>
     </w:tblStylePr>
+    <w:tblStylePr w:type="lastCol">
+      <w:rPr>
+        <w:i/>
+        <w:color w:val="404040"/>
+      </w:rPr>
+      <w:pPr>
+        <w:pBdr/>
+        <w:spacing/>
+        <w:ind/>
+      </w:pPr>
+      <w:tblPr>
+        <w:tblBorders/>
+      </w:tblPr>
+      <w:tcPr>
+        <w:shd w:val="clear" w:color="ffffff"/>
+        <w:tcBorders>
+          <w:top w:val="none" w:color="000000" w:sz="4" w:space="0"/>
+          <w:left w:val="none" w:color="000000" w:sz="4" w:space="0"/>
+          <w:bottom w:val="none" w:color="000000" w:sz="4" w:space="0"/>
+          <w:right w:val="none" w:color="000000" w:sz="4" w:space="0"/>
+        </w:tcBorders>
+      </w:tcPr>
+    </w:tblStylePr>
+    <w:tblStylePr w:type="lastRow">
+      <w:rPr>
+        <w:b/>
+        <w:color w:val="404040"/>
+      </w:rPr>
+      <w:pPr>
+        <w:pBdr/>
+        <w:spacing/>
+        <w:ind/>
+      </w:pPr>
+      <w:tblPr>
+        <w:tblBorders/>
+      </w:tblPr>
+      <w:tcPr>
+        <w:shd w:val="clear" w:color="ffffff"/>
+        <w:tcBorders>
+          <w:top w:val="none" w:color="000000" w:sz="4" w:space="0"/>
+          <w:left w:val="none" w:color="000000" w:sz="4" w:space="0"/>
+          <w:bottom w:val="none" w:color="000000" w:sz="4" w:space="0"/>
+          <w:right w:val="none" w:color="000000" w:sz="4" w:space="0"/>
+        </w:tcBorders>
+      </w:tcPr>
+    </w:tblStylePr>
     <w:tblStylePr w:type="nwCell">
       <w:pPr>
         <w:pBdr/>
@@ -12984,9 +13313,9 @@
       </w:tcPr>
     </w:tblStylePr>
   </w:style>
-  <w:style w:type="table" w:styleId="36">
+  <w:style w:type="table" w:styleId="769">
     <w:name w:val="Grid Table 3 - Accent 3"/>
-    <w:basedOn w:val="665"/>
+    <w:basedOn w:val="931"/>
     <w:uiPriority w:val="99"/>
     <w:pPr>
       <w:pBdr/>
@@ -13085,29 +13414,6 @@
         <w:tblBorders/>
       </w:tblPr>
       <w:tcPr>
-        <w:shd w:color="ffffff"/>
-        <w:tcBorders>
-          <w:top w:val="none" w:color="000000" w:sz="4" w:space="0"/>
-          <w:left w:val="none" w:color="000000" w:sz="4" w:space="0"/>
-          <w:bottom w:val="none" w:color="000000" w:sz="4" w:space="0"/>
-          <w:right w:val="none" w:color="000000" w:sz="4" w:space="0"/>
-        </w:tcBorders>
-      </w:tcPr>
-    </w:tblStylePr>
-    <w:tblStylePr w:type="firstRow">
-      <w:rPr>
-        <w:b/>
-        <w:color w:val="404040"/>
-      </w:rPr>
-      <w:pPr>
-        <w:pBdr/>
-        <w:spacing/>
-        <w:ind/>
-      </w:pPr>
-      <w:tblPr>
-        <w:tblBorders/>
-      </w:tblPr>
-      <w:tcPr>
         <w:shd w:val="clear" w:color="ffffff"/>
         <w:tcBorders>
           <w:top w:val="none" w:color="000000" w:sz="4" w:space="0"/>
@@ -13117,30 +13423,7 @@
         </w:tcBorders>
       </w:tcPr>
     </w:tblStylePr>
-    <w:tblStylePr w:type="lastCol">
-      <w:rPr>
-        <w:i/>
-        <w:color w:val="404040"/>
-      </w:rPr>
-      <w:pPr>
-        <w:pBdr/>
-        <w:spacing/>
-        <w:ind/>
-      </w:pPr>
-      <w:tblPr>
-        <w:tblBorders/>
-      </w:tblPr>
-      <w:tcPr>
-        <w:shd w:color="ffffff"/>
-        <w:tcBorders>
-          <w:top w:val="none" w:color="000000" w:sz="4" w:space="0"/>
-          <w:left w:val="none" w:color="000000" w:sz="4" w:space="0"/>
-          <w:bottom w:val="none" w:color="000000" w:sz="4" w:space="0"/>
-          <w:right w:val="none" w:color="000000" w:sz="4" w:space="0"/>
-        </w:tcBorders>
-      </w:tcPr>
-    </w:tblStylePr>
-    <w:tblStylePr w:type="lastRow">
+    <w:tblStylePr w:type="firstRow">
       <w:rPr>
         <w:b/>
         <w:color w:val="404040"/>
@@ -13163,6 +13446,52 @@
         </w:tcBorders>
       </w:tcPr>
     </w:tblStylePr>
+    <w:tblStylePr w:type="lastCol">
+      <w:rPr>
+        <w:i/>
+        <w:color w:val="404040"/>
+      </w:rPr>
+      <w:pPr>
+        <w:pBdr/>
+        <w:spacing/>
+        <w:ind/>
+      </w:pPr>
+      <w:tblPr>
+        <w:tblBorders/>
+      </w:tblPr>
+      <w:tcPr>
+        <w:shd w:val="clear" w:color="ffffff"/>
+        <w:tcBorders>
+          <w:top w:val="none" w:color="000000" w:sz="4" w:space="0"/>
+          <w:left w:val="none" w:color="000000" w:sz="4" w:space="0"/>
+          <w:bottom w:val="none" w:color="000000" w:sz="4" w:space="0"/>
+          <w:right w:val="none" w:color="000000" w:sz="4" w:space="0"/>
+        </w:tcBorders>
+      </w:tcPr>
+    </w:tblStylePr>
+    <w:tblStylePr w:type="lastRow">
+      <w:rPr>
+        <w:b/>
+        <w:color w:val="404040"/>
+      </w:rPr>
+      <w:pPr>
+        <w:pBdr/>
+        <w:spacing/>
+        <w:ind/>
+      </w:pPr>
+      <w:tblPr>
+        <w:tblBorders/>
+      </w:tblPr>
+      <w:tcPr>
+        <w:shd w:val="clear" w:color="ffffff"/>
+        <w:tcBorders>
+          <w:top w:val="none" w:color="000000" w:sz="4" w:space="0"/>
+          <w:left w:val="none" w:color="000000" w:sz="4" w:space="0"/>
+          <w:bottom w:val="none" w:color="000000" w:sz="4" w:space="0"/>
+          <w:right w:val="none" w:color="000000" w:sz="4" w:space="0"/>
+        </w:tcBorders>
+      </w:tcPr>
+    </w:tblStylePr>
     <w:tblStylePr w:type="nwCell">
       <w:pPr>
         <w:pBdr/>
@@ -13229,9 +13558,9 @@
       </w:tcPr>
     </w:tblStylePr>
   </w:style>
-  <w:style w:type="table" w:styleId="37">
+  <w:style w:type="table" w:styleId="770">
     <w:name w:val="Grid Table 3 - Accent 4"/>
-    <w:basedOn w:val="665"/>
+    <w:basedOn w:val="931"/>
     <w:uiPriority w:val="99"/>
     <w:pPr>
       <w:pBdr/>
@@ -13330,29 +13659,6 @@
         <w:tblBorders/>
       </w:tblPr>
       <w:tcPr>
-        <w:shd w:color="ffffff"/>
-        <w:tcBorders>
-          <w:top w:val="none" w:color="000000" w:sz="4" w:space="0"/>
-          <w:left w:val="none" w:color="000000" w:sz="4" w:space="0"/>
-          <w:bottom w:val="none" w:color="000000" w:sz="4" w:space="0"/>
-          <w:right w:val="none" w:color="000000" w:sz="4" w:space="0"/>
-        </w:tcBorders>
-      </w:tcPr>
-    </w:tblStylePr>
-    <w:tblStylePr w:type="firstRow">
-      <w:rPr>
-        <w:b/>
-        <w:color w:val="404040"/>
-      </w:rPr>
-      <w:pPr>
-        <w:pBdr/>
-        <w:spacing/>
-        <w:ind/>
-      </w:pPr>
-      <w:tblPr>
-        <w:tblBorders/>
-      </w:tblPr>
-      <w:tcPr>
         <w:shd w:val="clear" w:color="ffffff"/>
         <w:tcBorders>
           <w:top w:val="none" w:color="000000" w:sz="4" w:space="0"/>
@@ -13362,30 +13668,7 @@
         </w:tcBorders>
       </w:tcPr>
     </w:tblStylePr>
-    <w:tblStylePr w:type="lastCol">
-      <w:rPr>
-        <w:i/>
-        <w:color w:val="404040"/>
-      </w:rPr>
-      <w:pPr>
-        <w:pBdr/>
-        <w:spacing/>
-        <w:ind/>
-      </w:pPr>
-      <w:tblPr>
-        <w:tblBorders/>
-      </w:tblPr>
-      <w:tcPr>
-        <w:shd w:color="ffffff"/>
-        <w:tcBorders>
-          <w:top w:val="none" w:color="000000" w:sz="4" w:space="0"/>
-          <w:left w:val="none" w:color="000000" w:sz="4" w:space="0"/>
-          <w:bottom w:val="none" w:color="000000" w:sz="4" w:space="0"/>
-          <w:right w:val="none" w:color="000000" w:sz="4" w:space="0"/>
-        </w:tcBorders>
-      </w:tcPr>
-    </w:tblStylePr>
-    <w:tblStylePr w:type="lastRow">
+    <w:tblStylePr w:type="firstRow">
       <w:rPr>
         <w:b/>
         <w:color w:val="404040"/>
@@ -13408,6 +13691,52 @@
         </w:tcBorders>
       </w:tcPr>
     </w:tblStylePr>
+    <w:tblStylePr w:type="lastCol">
+      <w:rPr>
+        <w:i/>
+        <w:color w:val="404040"/>
+      </w:rPr>
+      <w:pPr>
+        <w:pBdr/>
+        <w:spacing/>
+        <w:ind/>
+      </w:pPr>
+      <w:tblPr>
+        <w:tblBorders/>
+      </w:tblPr>
+      <w:tcPr>
+        <w:shd w:val="clear" w:color="ffffff"/>
+        <w:tcBorders>
+          <w:top w:val="none" w:color="000000" w:sz="4" w:space="0"/>
+          <w:left w:val="none" w:color="000000" w:sz="4" w:space="0"/>
+          <w:bottom w:val="none" w:color="000000" w:sz="4" w:space="0"/>
+          <w:right w:val="none" w:color="000000" w:sz="4" w:space="0"/>
+        </w:tcBorders>
+      </w:tcPr>
+    </w:tblStylePr>
+    <w:tblStylePr w:type="lastRow">
+      <w:rPr>
+        <w:b/>
+        <w:color w:val="404040"/>
+      </w:rPr>
+      <w:pPr>
+        <w:pBdr/>
+        <w:spacing/>
+        <w:ind/>
+      </w:pPr>
+      <w:tblPr>
+        <w:tblBorders/>
+      </w:tblPr>
+      <w:tcPr>
+        <w:shd w:val="clear" w:color="ffffff"/>
+        <w:tcBorders>
+          <w:top w:val="none" w:color="000000" w:sz="4" w:space="0"/>
+          <w:left w:val="none" w:color="000000" w:sz="4" w:space="0"/>
+          <w:bottom w:val="none" w:color="000000" w:sz="4" w:space="0"/>
+          <w:right w:val="none" w:color="000000" w:sz="4" w:space="0"/>
+        </w:tcBorders>
+      </w:tcPr>
+    </w:tblStylePr>
     <w:tblStylePr w:type="nwCell">
       <w:pPr>
         <w:pBdr/>
@@ -13474,9 +13803,9 @@
       </w:tcPr>
     </w:tblStylePr>
   </w:style>
-  <w:style w:type="table" w:styleId="38">
+  <w:style w:type="table" w:styleId="771">
     <w:name w:val="Grid Table 3 - Accent 5"/>
-    <w:basedOn w:val="665"/>
+    <w:basedOn w:val="931"/>
     <w:uiPriority w:val="99"/>
     <w:pPr>
       <w:pBdr/>
@@ -13575,29 +13904,6 @@
         <w:tblBorders/>
       </w:tblPr>
       <w:tcPr>
-        <w:shd w:color="ffffff"/>
-        <w:tcBorders>
-          <w:top w:val="none" w:color="000000" w:sz="4" w:space="0"/>
-          <w:left w:val="none" w:color="000000" w:sz="4" w:space="0"/>
-          <w:bottom w:val="none" w:color="000000" w:sz="4" w:space="0"/>
-          <w:right w:val="none" w:color="000000" w:sz="4" w:space="0"/>
-        </w:tcBorders>
-      </w:tcPr>
-    </w:tblStylePr>
-    <w:tblStylePr w:type="firstRow">
-      <w:rPr>
-        <w:b/>
-        <w:color w:val="404040"/>
-      </w:rPr>
-      <w:pPr>
-        <w:pBdr/>
-        <w:spacing/>
-        <w:ind/>
-      </w:pPr>
-      <w:tblPr>
-        <w:tblBorders/>
-      </w:tblPr>
-      <w:tcPr>
         <w:shd w:val="clear" w:color="ffffff"/>
         <w:tcBorders>
           <w:top w:val="none" w:color="000000" w:sz="4" w:space="0"/>
@@ -13607,30 +13913,7 @@
         </w:tcBorders>
       </w:tcPr>
     </w:tblStylePr>
-    <w:tblStylePr w:type="lastCol">
-      <w:rPr>
-        <w:i/>
-        <w:color w:val="404040"/>
-      </w:rPr>
-      <w:pPr>
-        <w:pBdr/>
-        <w:spacing/>
-        <w:ind/>
-      </w:pPr>
-      <w:tblPr>
-        <w:tblBorders/>
-      </w:tblPr>
-      <w:tcPr>
-        <w:shd w:color="ffffff"/>
-        <w:tcBorders>
-          <w:top w:val="none" w:color="000000" w:sz="4" w:space="0"/>
-          <w:left w:val="none" w:color="000000" w:sz="4" w:space="0"/>
-          <w:bottom w:val="none" w:color="000000" w:sz="4" w:space="0"/>
-          <w:right w:val="none" w:color="000000" w:sz="4" w:space="0"/>
-        </w:tcBorders>
-      </w:tcPr>
-    </w:tblStylePr>
-    <w:tblStylePr w:type="lastRow">
+    <w:tblStylePr w:type="firstRow">
       <w:rPr>
         <w:b/>
         <w:color w:val="404040"/>
@@ -13653,6 +13936,52 @@
         </w:tcBorders>
       </w:tcPr>
     </w:tblStylePr>
+    <w:tblStylePr w:type="lastCol">
+      <w:rPr>
+        <w:i/>
+        <w:color w:val="404040"/>
+      </w:rPr>
+      <w:pPr>
+        <w:pBdr/>
+        <w:spacing/>
+        <w:ind/>
+      </w:pPr>
+      <w:tblPr>
+        <w:tblBorders/>
+      </w:tblPr>
+      <w:tcPr>
+        <w:shd w:val="clear" w:color="ffffff"/>
+        <w:tcBorders>
+          <w:top w:val="none" w:color="000000" w:sz="4" w:space="0"/>
+          <w:left w:val="none" w:color="000000" w:sz="4" w:space="0"/>
+          <w:bottom w:val="none" w:color="000000" w:sz="4" w:space="0"/>
+          <w:right w:val="none" w:color="000000" w:sz="4" w:space="0"/>
+        </w:tcBorders>
+      </w:tcPr>
+    </w:tblStylePr>
+    <w:tblStylePr w:type="lastRow">
+      <w:rPr>
+        <w:b/>
+        <w:color w:val="404040"/>
+      </w:rPr>
+      <w:pPr>
+        <w:pBdr/>
+        <w:spacing/>
+        <w:ind/>
+      </w:pPr>
+      <w:tblPr>
+        <w:tblBorders/>
+      </w:tblPr>
+      <w:tcPr>
+        <w:shd w:val="clear" w:color="ffffff"/>
+        <w:tcBorders>
+          <w:top w:val="none" w:color="000000" w:sz="4" w:space="0"/>
+          <w:left w:val="none" w:color="000000" w:sz="4" w:space="0"/>
+          <w:bottom w:val="none" w:color="000000" w:sz="4" w:space="0"/>
+          <w:right w:val="none" w:color="000000" w:sz="4" w:space="0"/>
+        </w:tcBorders>
+      </w:tcPr>
+    </w:tblStylePr>
     <w:tblStylePr w:type="nwCell">
       <w:pPr>
         <w:pBdr/>
@@ -13719,9 +14048,9 @@
       </w:tcPr>
     </w:tblStylePr>
   </w:style>
-  <w:style w:type="table" w:styleId="39">
+  <w:style w:type="table" w:styleId="772">
     <w:name w:val="Grid Table 3 - Accent 6"/>
-    <w:basedOn w:val="665"/>
+    <w:basedOn w:val="931"/>
     <w:uiPriority w:val="99"/>
     <w:pPr>
       <w:pBdr/>
@@ -13820,29 +14149,6 @@
         <w:tblBorders/>
       </w:tblPr>
       <w:tcPr>
-        <w:shd w:color="ffffff"/>
-        <w:tcBorders>
-          <w:top w:val="none" w:color="000000" w:sz="4" w:space="0"/>
-          <w:left w:val="none" w:color="000000" w:sz="4" w:space="0"/>
-          <w:bottom w:val="none" w:color="000000" w:sz="4" w:space="0"/>
-          <w:right w:val="none" w:color="000000" w:sz="4" w:space="0"/>
-        </w:tcBorders>
-      </w:tcPr>
-    </w:tblStylePr>
-    <w:tblStylePr w:type="firstRow">
-      <w:rPr>
-        <w:b/>
-        <w:color w:val="404040"/>
-      </w:rPr>
-      <w:pPr>
-        <w:pBdr/>
-        <w:spacing/>
-        <w:ind/>
-      </w:pPr>
-      <w:tblPr>
-        <w:tblBorders/>
-      </w:tblPr>
-      <w:tcPr>
         <w:shd w:val="clear" w:color="ffffff"/>
         <w:tcBorders>
           <w:top w:val="none" w:color="000000" w:sz="4" w:space="0"/>
@@ -13852,30 +14158,7 @@
         </w:tcBorders>
       </w:tcPr>
     </w:tblStylePr>
-    <w:tblStylePr w:type="lastCol">
-      <w:rPr>
-        <w:i/>
-        <w:color w:val="404040"/>
-      </w:rPr>
-      <w:pPr>
-        <w:pBdr/>
-        <w:spacing/>
-        <w:ind/>
-      </w:pPr>
-      <w:tblPr>
-        <w:tblBorders/>
-      </w:tblPr>
-      <w:tcPr>
-        <w:shd w:color="ffffff"/>
-        <w:tcBorders>
-          <w:top w:val="none" w:color="000000" w:sz="4" w:space="0"/>
-          <w:left w:val="none" w:color="000000" w:sz="4" w:space="0"/>
-          <w:bottom w:val="none" w:color="000000" w:sz="4" w:space="0"/>
-          <w:right w:val="none" w:color="000000" w:sz="4" w:space="0"/>
-        </w:tcBorders>
-      </w:tcPr>
-    </w:tblStylePr>
-    <w:tblStylePr w:type="lastRow">
+    <w:tblStylePr w:type="firstRow">
       <w:rPr>
         <w:b/>
         <w:color w:val="404040"/>
@@ -13898,6 +14181,52 @@
         </w:tcBorders>
       </w:tcPr>
     </w:tblStylePr>
+    <w:tblStylePr w:type="lastCol">
+      <w:rPr>
+        <w:i/>
+        <w:color w:val="404040"/>
+      </w:rPr>
+      <w:pPr>
+        <w:pBdr/>
+        <w:spacing/>
+        <w:ind/>
+      </w:pPr>
+      <w:tblPr>
+        <w:tblBorders/>
+      </w:tblPr>
+      <w:tcPr>
+        <w:shd w:val="clear" w:color="ffffff"/>
+        <w:tcBorders>
+          <w:top w:val="none" w:color="000000" w:sz="4" w:space="0"/>
+          <w:left w:val="none" w:color="000000" w:sz="4" w:space="0"/>
+          <w:bottom w:val="none" w:color="000000" w:sz="4" w:space="0"/>
+          <w:right w:val="none" w:color="000000" w:sz="4" w:space="0"/>
+        </w:tcBorders>
+      </w:tcPr>
+    </w:tblStylePr>
+    <w:tblStylePr w:type="lastRow">
+      <w:rPr>
+        <w:b/>
+        <w:color w:val="404040"/>
+      </w:rPr>
+      <w:pPr>
+        <w:pBdr/>
+        <w:spacing/>
+        <w:ind/>
+      </w:pPr>
+      <w:tblPr>
+        <w:tblBorders/>
+      </w:tblPr>
+      <w:tcPr>
+        <w:shd w:val="clear" w:color="ffffff"/>
+        <w:tcBorders>
+          <w:top w:val="none" w:color="000000" w:sz="4" w:space="0"/>
+          <w:left w:val="none" w:color="000000" w:sz="4" w:space="0"/>
+          <w:bottom w:val="none" w:color="000000" w:sz="4" w:space="0"/>
+          <w:right w:val="none" w:color="000000" w:sz="4" w:space="0"/>
+        </w:tcBorders>
+      </w:tcPr>
+    </w:tblStylePr>
     <w:tblStylePr w:type="nwCell">
       <w:pPr>
         <w:pBdr/>
@@ -13964,9 +14293,9 @@
       </w:tcPr>
     </w:tblStylePr>
   </w:style>
-  <w:style w:type="table" w:styleId="40">
+  <w:style w:type="table" w:styleId="773">
     <w:name w:val="Grid Table 4"/>
-    <w:basedOn w:val="665"/>
+    <w:basedOn w:val="931"/>
     <w:uiPriority w:val="59"/>
     <w:pPr>
       <w:pBdr/>
@@ -14197,9 +14526,9 @@
       </w:tcPr>
     </w:tblStylePr>
   </w:style>
-  <w:style w:type="table" w:styleId="41">
+  <w:style w:type="table" w:styleId="774">
     <w:name w:val="Grid Table 4 - Accent 1"/>
-    <w:basedOn w:val="665"/>
+    <w:basedOn w:val="931"/>
     <w:uiPriority w:val="59"/>
     <w:pPr>
       <w:pBdr/>
@@ -14430,9 +14759,9 @@
       </w:tcPr>
     </w:tblStylePr>
   </w:style>
-  <w:style w:type="table" w:styleId="42">
+  <w:style w:type="table" w:styleId="775">
     <w:name w:val="Grid Table 4 - Accent 2"/>
-    <w:basedOn w:val="665"/>
+    <w:basedOn w:val="931"/>
     <w:uiPriority w:val="59"/>
     <w:pPr>
       <w:pBdr/>
@@ -14663,9 +14992,9 @@
       </w:tcPr>
     </w:tblStylePr>
   </w:style>
-  <w:style w:type="table" w:styleId="43">
+  <w:style w:type="table" w:styleId="776">
     <w:name w:val="Grid Table 4 - Accent 3"/>
-    <w:basedOn w:val="665"/>
+    <w:basedOn w:val="931"/>
     <w:uiPriority w:val="59"/>
     <w:pPr>
       <w:pBdr/>
@@ -14896,9 +15225,9 @@
       </w:tcPr>
     </w:tblStylePr>
   </w:style>
-  <w:style w:type="table" w:styleId="44">
+  <w:style w:type="table" w:styleId="777">
     <w:name w:val="Grid Table 4 - Accent 4"/>
-    <w:basedOn w:val="665"/>
+    <w:basedOn w:val="931"/>
     <w:uiPriority w:val="59"/>
     <w:pPr>
       <w:pBdr/>
@@ -15129,9 +15458,9 @@
       </w:tcPr>
     </w:tblStylePr>
   </w:style>
-  <w:style w:type="table" w:styleId="45">
+  <w:style w:type="table" w:styleId="778">
     <w:name w:val="Grid Table 4 - Accent 5"/>
-    <w:basedOn w:val="665"/>
+    <w:basedOn w:val="931"/>
     <w:uiPriority w:val="59"/>
     <w:pPr>
       <w:pBdr/>
@@ -15362,9 +15691,9 @@
       </w:tcPr>
     </w:tblStylePr>
   </w:style>
-  <w:style w:type="table" w:styleId="46">
+  <w:style w:type="table" w:styleId="779">
     <w:name w:val="Grid Table 4 - Accent 6"/>
-    <w:basedOn w:val="665"/>
+    <w:basedOn w:val="931"/>
     <w:uiPriority w:val="59"/>
     <w:pPr>
       <w:pBdr/>
@@ -15595,9 +15924,9 @@
       </w:tcPr>
     </w:tblStylePr>
   </w:style>
-  <w:style w:type="table" w:styleId="47">
+  <w:style w:type="table" w:styleId="780">
     <w:name w:val="Grid Table 5 Dark"/>
-    <w:basedOn w:val="665"/>
+    <w:basedOn w:val="931"/>
     <w:uiPriority w:val="99"/>
     <w:pPr>
       <w:pBdr/>
@@ -15823,9 +16152,9 @@
       </w:tcPr>
     </w:tblStylePr>
   </w:style>
-  <w:style w:type="table" w:styleId="48">
+  <w:style w:type="table" w:styleId="781">
     <w:name w:val="Grid Table 5 Dark- Accent 1"/>
-    <w:basedOn w:val="665"/>
+    <w:basedOn w:val="931"/>
     <w:uiPriority w:val="99"/>
     <w:pPr>
       <w:pBdr/>
@@ -16051,9 +16380,9 @@
       </w:tcPr>
     </w:tblStylePr>
   </w:style>
-  <w:style w:type="table" w:styleId="49">
+  <w:style w:type="table" w:styleId="782">
     <w:name w:val="Grid Table 5 Dark - Accent 2"/>
-    <w:basedOn w:val="665"/>
+    <w:basedOn w:val="931"/>
     <w:uiPriority w:val="99"/>
     <w:pPr>
       <w:pBdr/>
@@ -16279,9 +16608,9 @@
       </w:tcPr>
     </w:tblStylePr>
   </w:style>
-  <w:style w:type="table" w:styleId="50">
+  <w:style w:type="table" w:styleId="783">
     <w:name w:val="Grid Table 5 Dark - Accent 3"/>
-    <w:basedOn w:val="665"/>
+    <w:basedOn w:val="931"/>
     <w:uiPriority w:val="99"/>
     <w:pPr>
       <w:pBdr/>
@@ -16507,9 +16836,9 @@
       </w:tcPr>
     </w:tblStylePr>
   </w:style>
-  <w:style w:type="table" w:styleId="51">
+  <w:style w:type="table" w:styleId="784">
     <w:name w:val="Grid Table 5 Dark- Accent 4"/>
-    <w:basedOn w:val="665"/>
+    <w:basedOn w:val="931"/>
     <w:uiPriority w:val="99"/>
     <w:pPr>
       <w:pBdr/>
@@ -16735,9 +17064,9 @@
       </w:tcPr>
     </w:tblStylePr>
   </w:style>
-  <w:style w:type="table" w:styleId="52">
+  <w:style w:type="table" w:styleId="785">
     <w:name w:val="Grid Table 5 Dark - Accent 5"/>
-    <w:basedOn w:val="665"/>
+    <w:basedOn w:val="931"/>
     <w:uiPriority w:val="99"/>
     <w:pPr>
       <w:pBdr/>
@@ -16963,9 +17292,9 @@
       </w:tcPr>
     </w:tblStylePr>
   </w:style>
-  <w:style w:type="table" w:styleId="53">
+  <w:style w:type="table" w:styleId="786">
     <w:name w:val="Grid Table 5 Dark - Accent 6"/>
-    <w:basedOn w:val="665"/>
+    <w:basedOn w:val="931"/>
     <w:uiPriority w:val="99"/>
     <w:pPr>
       <w:pBdr/>
@@ -17191,9 +17520,9 @@
       </w:tcPr>
     </w:tblStylePr>
   </w:style>
-  <w:style w:type="table" w:styleId="54">
+  <w:style w:type="table" w:styleId="787">
     <w:name w:val="Grid Table 6 Colorful"/>
-    <w:basedOn w:val="665"/>
+    <w:basedOn w:val="931"/>
     <w:uiPriority w:val="99"/>
     <w:pPr>
       <w:pBdr/>
@@ -17421,9 +17750,9 @@
       </w:tcPr>
     </w:tblStylePr>
   </w:style>
-  <w:style w:type="table" w:styleId="55">
+  <w:style w:type="table" w:styleId="788">
     <w:name w:val="Grid Table 6 Colorful - Accent 1"/>
-    <w:basedOn w:val="665"/>
+    <w:basedOn w:val="931"/>
     <w:uiPriority w:val="99"/>
     <w:pPr>
       <w:pBdr/>
@@ -17651,9 +17980,9 @@
       </w:tcPr>
     </w:tblStylePr>
   </w:style>
-  <w:style w:type="table" w:styleId="56">
+  <w:style w:type="table" w:styleId="789">
     <w:name w:val="Grid Table 6 Colorful - Accent 2"/>
-    <w:basedOn w:val="665"/>
+    <w:basedOn w:val="931"/>
     <w:uiPriority w:val="99"/>
     <w:pPr>
       <w:pBdr/>
@@ -17881,9 +18210,9 @@
       </w:tcPr>
     </w:tblStylePr>
   </w:style>
-  <w:style w:type="table" w:styleId="57">
+  <w:style w:type="table" w:styleId="790">
     <w:name w:val="Grid Table 6 Colorful - Accent 3"/>
-    <w:basedOn w:val="665"/>
+    <w:basedOn w:val="931"/>
     <w:uiPriority w:val="99"/>
     <w:pPr>
       <w:pBdr/>
@@ -18111,9 +18440,9 @@
       </w:tcPr>
     </w:tblStylePr>
   </w:style>
-  <w:style w:type="table" w:styleId="58">
+  <w:style w:type="table" w:styleId="791">
     <w:name w:val="Grid Table 6 Colorful - Accent 4"/>
-    <w:basedOn w:val="665"/>
+    <w:basedOn w:val="931"/>
     <w:uiPriority w:val="99"/>
     <w:pPr>
       <w:pBdr/>
@@ -18341,9 +18670,9 @@
       </w:tcPr>
     </w:tblStylePr>
   </w:style>
-  <w:style w:type="table" w:styleId="59">
+  <w:style w:type="table" w:styleId="792">
     <w:name w:val="Grid Table 6 Colorful - Accent 5"/>
-    <w:basedOn w:val="665"/>
+    <w:basedOn w:val="931"/>
     <w:uiPriority w:val="99"/>
     <w:pPr>
       <w:pBdr/>
@@ -18571,9 +18900,9 @@
       </w:tcPr>
     </w:tblStylePr>
   </w:style>
-  <w:style w:type="table" w:styleId="60">
+  <w:style w:type="table" w:styleId="793">
     <w:name w:val="Grid Table 6 Colorful - Accent 6"/>
-    <w:basedOn w:val="665"/>
+    <w:basedOn w:val="931"/>
     <w:uiPriority w:val="99"/>
     <w:pPr>
       <w:pBdr/>
@@ -18801,9 +19130,9 @@
       </w:tcPr>
     </w:tblStylePr>
   </w:style>
-  <w:style w:type="table" w:styleId="61">
+  <w:style w:type="table" w:styleId="794">
     <w:name w:val="Grid Table 7 Colorful"/>
-    <w:basedOn w:val="665"/>
+    <w:basedOn w:val="931"/>
     <w:uiPriority w:val="99"/>
     <w:pPr>
       <w:pBdr/>
@@ -18905,11 +19234,11 @@
         <w:tblBorders/>
       </w:tblPr>
       <w:tcPr>
-        <w:shd w:color="ffffff"/>
+        <w:shd w:val="clear" w:color="ffffff"/>
         <w:tcBorders>
-          <w:top w:val="none"/>
-          <w:left w:val="none"/>
-          <w:bottom w:val="none"/>
+          <w:top w:val="none" w:color="000000" w:sz="4" w:space="0"/>
+          <w:left w:val="none" w:color="000000" w:sz="4" w:space="0"/>
+          <w:bottom w:val="none" w:color="000000" w:sz="4" w:space="0"/>
           <w:right w:val="single" w:color="000000" w:themeColor="text1" w:themeTint="80" w:sz="4" w:space="0"/>
         </w:tcBorders>
       </w:tcPr>
@@ -18932,10 +19261,10 @@
       <w:tcPr>
         <w:shd w:val="clear" w:color="ffffff" w:themeColor="light1" w:fill="ffffff" w:themeFill="light1"/>
         <w:tcBorders>
-          <w:top w:val="none"/>
-          <w:left w:val="none"/>
+          <w:top w:val="none" w:color="000000" w:sz="4" w:space="0"/>
+          <w:left w:val="none" w:color="000000" w:sz="4" w:space="0"/>
           <w:bottom w:val="single" w:color="000000" w:themeColor="text1" w:themeTint="80" w:sz="4" w:space="0"/>
-          <w:right w:val="none"/>
+          <w:right w:val="none" w:color="000000" w:sz="4" w:space="0"/>
         </w:tcBorders>
       </w:tcPr>
     </w:tblStylePr>
@@ -18955,12 +19284,12 @@
         <w:tblBorders/>
       </w:tblPr>
       <w:tcPr>
-        <w:shd w:color="ffffff"/>
+        <w:shd w:val="clear" w:color="ffffff"/>
         <w:tcBorders>
-          <w:top w:val="none"/>
+          <w:top w:val="none" w:color="000000" w:sz="4" w:space="0"/>
           <w:left w:val="single" w:color="000000" w:themeColor="text1" w:themeTint="80" w:sz="4" w:space="0"/>
-          <w:bottom w:val="none"/>
-          <w:right w:val="none"/>
+          <w:bottom w:val="none" w:color="000000" w:sz="4" w:space="0"/>
+          <w:right w:val="none" w:color="000000" w:sz="4" w:space="0"/>
         </w:tcBorders>
       </w:tcPr>
     </w:tblStylePr>
@@ -18983,9 +19312,9 @@
         <w:shd w:val="clear" w:color="ffffff" w:themeColor="light1" w:fill="ffffff" w:themeFill="light1"/>
         <w:tcBorders>
           <w:top w:val="single" w:color="000000" w:themeColor="text1" w:themeTint="80" w:sz="4" w:space="0"/>
-          <w:left w:val="none"/>
-          <w:bottom w:val="none"/>
-          <w:right w:val="none"/>
+          <w:left w:val="none" w:color="000000" w:sz="4" w:space="0"/>
+          <w:bottom w:val="none" w:color="000000" w:sz="4" w:space="0"/>
+          <w:right w:val="none" w:color="000000" w:sz="4" w:space="0"/>
         </w:tcBorders>
       </w:tcPr>
     </w:tblStylePr>
@@ -19055,9 +19384,9 @@
       </w:tcPr>
     </w:tblStylePr>
   </w:style>
-  <w:style w:type="table" w:styleId="62">
+  <w:style w:type="table" w:styleId="795">
     <w:name w:val="Grid Table 7 Colorful - Accent 1"/>
-    <w:basedOn w:val="665"/>
+    <w:basedOn w:val="931"/>
     <w:uiPriority w:val="99"/>
     <w:pPr>
       <w:pBdr/>
@@ -19159,11 +19488,11 @@
         <w:tblBorders/>
       </w:tblPr>
       <w:tcPr>
-        <w:shd w:color="ffffff"/>
+        <w:shd w:val="clear" w:color="ffffff"/>
         <w:tcBorders>
-          <w:top w:val="none"/>
-          <w:left w:val="none"/>
-          <w:bottom w:val="none"/>
+          <w:top w:val="none" w:color="000000" w:sz="4" w:space="0"/>
+          <w:left w:val="none" w:color="000000" w:sz="4" w:space="0"/>
+          <w:bottom w:val="none" w:color="000000" w:sz="4" w:space="0"/>
           <w:right w:val="single" w:color="000000" w:themeColor="accent1" w:themeTint="80" w:sz="4" w:space="0"/>
         </w:tcBorders>
       </w:tcPr>
@@ -19186,10 +19515,10 @@
       <w:tcPr>
         <w:shd w:val="clear" w:color="ffffff" w:themeColor="light1" w:fill="ffffff" w:themeFill="light1"/>
         <w:tcBorders>
-          <w:top w:val="none"/>
-          <w:left w:val="none"/>
+          <w:top w:val="none" w:color="000000" w:sz="4" w:space="0"/>
+          <w:left w:val="none" w:color="000000" w:sz="4" w:space="0"/>
           <w:bottom w:val="single" w:color="000000" w:themeColor="accent1" w:themeTint="80" w:sz="4" w:space="0"/>
-          <w:right w:val="none"/>
+          <w:right w:val="none" w:color="000000" w:sz="4" w:space="0"/>
         </w:tcBorders>
       </w:tcPr>
     </w:tblStylePr>
@@ -19209,12 +19538,12 @@
         <w:tblBorders/>
       </w:tblPr>
       <w:tcPr>
-        <w:shd w:color="ffffff"/>
+        <w:shd w:val="clear" w:color="ffffff"/>
         <w:tcBorders>
-          <w:top w:val="none"/>
+          <w:top w:val="none" w:color="000000" w:sz="4" w:space="0"/>
           <w:left w:val="single" w:color="000000" w:themeColor="accent1" w:themeTint="80" w:sz="4" w:space="0"/>
-          <w:bottom w:val="none"/>
-          <w:right w:val="none"/>
+          <w:bottom w:val="none" w:color="000000" w:sz="4" w:space="0"/>
+          <w:right w:val="none" w:color="000000" w:sz="4" w:space="0"/>
         </w:tcBorders>
       </w:tcPr>
     </w:tblStylePr>
@@ -19237,9 +19566,9 @@
         <w:shd w:val="clear" w:color="ffffff" w:themeColor="light1" w:fill="ffffff" w:themeFill="light1"/>
         <w:tcBorders>
           <w:top w:val="single" w:color="000000" w:themeColor="accent1" w:themeTint="80" w:sz="4" w:space="0"/>
-          <w:left w:val="none"/>
-          <w:bottom w:val="none"/>
-          <w:right w:val="none"/>
+          <w:left w:val="none" w:color="000000" w:sz="4" w:space="0"/>
+          <w:bottom w:val="none" w:color="000000" w:sz="4" w:space="0"/>
+          <w:right w:val="none" w:color="000000" w:sz="4" w:space="0"/>
         </w:tcBorders>
       </w:tcPr>
     </w:tblStylePr>
@@ -19309,9 +19638,9 @@
       </w:tcPr>
     </w:tblStylePr>
   </w:style>
-  <w:style w:type="table" w:styleId="63">
+  <w:style w:type="table" w:styleId="796">
     <w:name w:val="Grid Table 7 Colorful - Accent 2"/>
-    <w:basedOn w:val="665"/>
+    <w:basedOn w:val="931"/>
     <w:uiPriority w:val="99"/>
     <w:pPr>
       <w:pBdr/>
@@ -19413,11 +19742,11 @@
         <w:tblBorders/>
       </w:tblPr>
       <w:tcPr>
-        <w:shd w:color="ffffff"/>
+        <w:shd w:val="clear" w:color="ffffff"/>
         <w:tcBorders>
-          <w:top w:val="none"/>
-          <w:left w:val="none"/>
-          <w:bottom w:val="none"/>
+          <w:top w:val="none" w:color="000000" w:sz="4" w:space="0"/>
+          <w:left w:val="none" w:color="000000" w:sz="4" w:space="0"/>
+          <w:bottom w:val="none" w:color="000000" w:sz="4" w:space="0"/>
           <w:right w:val="single" w:color="000000" w:themeColor="accent2" w:themeTint="97" w:sz="4" w:space="0"/>
         </w:tcBorders>
       </w:tcPr>
@@ -19440,10 +19769,10 @@
       <w:tcPr>
         <w:shd w:val="clear" w:color="ffffff" w:themeColor="light1" w:fill="ffffff" w:themeFill="light1"/>
         <w:tcBorders>
-          <w:top w:val="none"/>
-          <w:left w:val="none"/>
+          <w:top w:val="none" w:color="000000" w:sz="4" w:space="0"/>
+          <w:left w:val="none" w:color="000000" w:sz="4" w:space="0"/>
           <w:bottom w:val="single" w:color="000000" w:themeColor="accent2" w:themeTint="97" w:sz="4" w:space="0"/>
-          <w:right w:val="none"/>
+          <w:right w:val="none" w:color="000000" w:sz="4" w:space="0"/>
         </w:tcBorders>
       </w:tcPr>
     </w:tblStylePr>
@@ -19463,12 +19792,12 @@
         <w:tblBorders/>
       </w:tblPr>
       <w:tcPr>
-        <w:shd w:color="ffffff"/>
+        <w:shd w:val="clear" w:color="ffffff"/>
         <w:tcBorders>
-          <w:top w:val="none"/>
+          <w:top w:val="none" w:color="000000" w:sz="4" w:space="0"/>
           <w:left w:val="single" w:color="000000" w:themeColor="accent2" w:themeTint="97" w:sz="4" w:space="0"/>
-          <w:bottom w:val="none"/>
-          <w:right w:val="none"/>
+          <w:bottom w:val="none" w:color="000000" w:sz="4" w:space="0"/>
+          <w:right w:val="none" w:color="000000" w:sz="4" w:space="0"/>
         </w:tcBorders>
       </w:tcPr>
     </w:tblStylePr>
@@ -19491,9 +19820,9 @@
         <w:shd w:val="clear" w:color="ffffff" w:themeColor="light1" w:fill="ffffff" w:themeFill="light1"/>
         <w:tcBorders>
           <w:top w:val="single" w:color="000000" w:themeColor="accent2" w:themeTint="97" w:sz="4" w:space="0"/>
-          <w:left w:val="none"/>
-          <w:bottom w:val="none"/>
-          <w:right w:val="none"/>
+          <w:left w:val="none" w:color="000000" w:sz="4" w:space="0"/>
+          <w:bottom w:val="none" w:color="000000" w:sz="4" w:space="0"/>
+          <w:right w:val="none" w:color="000000" w:sz="4" w:space="0"/>
         </w:tcBorders>
       </w:tcPr>
     </w:tblStylePr>
@@ -19563,9 +19892,9 @@
       </w:tcPr>
     </w:tblStylePr>
   </w:style>
-  <w:style w:type="table" w:styleId="64">
+  <w:style w:type="table" w:styleId="797">
     <w:name w:val="Grid Table 7 Colorful - Accent 3"/>
-    <w:basedOn w:val="665"/>
+    <w:basedOn w:val="931"/>
     <w:uiPriority w:val="99"/>
     <w:pPr>
       <w:pBdr/>
@@ -19667,11 +19996,11 @@
         <w:tblBorders/>
       </w:tblPr>
       <w:tcPr>
-        <w:shd w:color="ffffff"/>
+        <w:shd w:val="clear" w:color="ffffff"/>
         <w:tcBorders>
-          <w:top w:val="none"/>
-          <w:left w:val="none"/>
-          <w:bottom w:val="none"/>
+          <w:top w:val="none" w:color="000000" w:sz="4" w:space="0"/>
+          <w:left w:val="none" w:color="000000" w:sz="4" w:space="0"/>
+          <w:bottom w:val="none" w:color="000000" w:sz="4" w:space="0"/>
           <w:right w:val="single" w:color="000000" w:themeColor="accent3" w:themeTint="FE" w:sz="4" w:space="0"/>
         </w:tcBorders>
       </w:tcPr>
@@ -19694,10 +20023,10 @@
       <w:tcPr>
         <w:shd w:val="clear" w:color="ffffff" w:themeColor="light1" w:fill="ffffff" w:themeFill="light1"/>
         <w:tcBorders>
-          <w:top w:val="none"/>
-          <w:left w:val="none"/>
+          <w:top w:val="none" w:color="000000" w:sz="4" w:space="0"/>
+          <w:left w:val="none" w:color="000000" w:sz="4" w:space="0"/>
           <w:bottom w:val="single" w:color="000000" w:themeColor="accent3" w:themeTint="FE" w:sz="4" w:space="0"/>
-          <w:right w:val="none"/>
+          <w:right w:val="none" w:color="000000" w:sz="4" w:space="0"/>
         </w:tcBorders>
       </w:tcPr>
     </w:tblStylePr>
@@ -19717,12 +20046,12 @@
         <w:tblBorders/>
       </w:tblPr>
       <w:tcPr>
-        <w:shd w:color="ffffff"/>
+        <w:shd w:val="clear" w:color="ffffff"/>
         <w:tcBorders>
-          <w:top w:val="none"/>
+          <w:top w:val="none" w:color="000000" w:sz="4" w:space="0"/>
           <w:left w:val="single" w:color="000000" w:themeColor="accent3" w:themeTint="FE" w:sz="4" w:space="0"/>
-          <w:bottom w:val="none"/>
-          <w:right w:val="none"/>
+          <w:bottom w:val="none" w:color="000000" w:sz="4" w:space="0"/>
+          <w:right w:val="none" w:color="000000" w:sz="4" w:space="0"/>
         </w:tcBorders>
       </w:tcPr>
     </w:tblStylePr>
@@ -19745,9 +20074,9 @@
         <w:shd w:val="clear" w:color="ffffff" w:themeColor="light1" w:fill="ffffff" w:themeFill="light1"/>
         <w:tcBorders>
           <w:top w:val="single" w:color="000000" w:themeColor="accent3" w:themeTint="FE" w:sz="4" w:space="0"/>
-          <w:left w:val="none"/>
-          <w:bottom w:val="none"/>
-          <w:right w:val="none"/>
+          <w:left w:val="none" w:color="000000" w:sz="4" w:space="0"/>
+          <w:bottom w:val="none" w:color="000000" w:sz="4" w:space="0"/>
+          <w:right w:val="none" w:color="000000" w:sz="4" w:space="0"/>
         </w:tcBorders>
       </w:tcPr>
     </w:tblStylePr>
@@ -19817,9 +20146,9 @@
       </w:tcPr>
     </w:tblStylePr>
   </w:style>
-  <w:style w:type="table" w:styleId="65">
+  <w:style w:type="table" w:styleId="798">
     <w:name w:val="Grid Table 7 Colorful - Accent 4"/>
-    <w:basedOn w:val="665"/>
+    <w:basedOn w:val="931"/>
     <w:uiPriority w:val="99"/>
     <w:pPr>
       <w:pBdr/>
@@ -19921,11 +20250,11 @@
         <w:tblBorders/>
       </w:tblPr>
       <w:tcPr>
-        <w:shd w:color="ffffff"/>
+        <w:shd w:val="clear" w:color="ffffff"/>
         <w:tcBorders>
-          <w:top w:val="none"/>
-          <w:left w:val="none"/>
-          <w:bottom w:val="none"/>
+          <w:top w:val="none" w:color="000000" w:sz="4" w:space="0"/>
+          <w:left w:val="none" w:color="000000" w:sz="4" w:space="0"/>
+          <w:bottom w:val="none" w:color="000000" w:sz="4" w:space="0"/>
           <w:right w:val="single" w:color="000000" w:themeColor="accent4" w:themeTint="9A" w:sz="4" w:space="0"/>
         </w:tcBorders>
       </w:tcPr>
@@ -19948,10 +20277,10 @@
       <w:tcPr>
         <w:shd w:val="clear" w:color="ffffff" w:themeColor="light1" w:fill="ffffff" w:themeFill="light1"/>
         <w:tcBorders>
-          <w:top w:val="none"/>
-          <w:left w:val="none"/>
+          <w:top w:val="none" w:color="000000" w:sz="4" w:space="0"/>
+          <w:left w:val="none" w:color="000000" w:sz="4" w:space="0"/>
           <w:bottom w:val="single" w:color="000000" w:themeColor="accent4" w:themeTint="9A" w:sz="4" w:space="0"/>
-          <w:right w:val="none"/>
+          <w:right w:val="none" w:color="000000" w:sz="4" w:space="0"/>
         </w:tcBorders>
       </w:tcPr>
     </w:tblStylePr>
@@ -19971,12 +20300,12 @@
         <w:tblBorders/>
       </w:tblPr>
       <w:tcPr>
-        <w:shd w:color="ffffff"/>
+        <w:shd w:val="clear" w:color="ffffff"/>
         <w:tcBorders>
-          <w:top w:val="none"/>
+          <w:top w:val="none" w:color="000000" w:sz="4" w:space="0"/>
           <w:left w:val="single" w:color="000000" w:themeColor="accent4" w:themeTint="9A" w:sz="4" w:space="0"/>
-          <w:bottom w:val="none"/>
-          <w:right w:val="none"/>
+          <w:bottom w:val="none" w:color="000000" w:sz="4" w:space="0"/>
+          <w:right w:val="none" w:color="000000" w:sz="4" w:space="0"/>
         </w:tcBorders>
       </w:tcPr>
     </w:tblStylePr>
@@ -19999,9 +20328,9 @@
         <w:shd w:val="clear" w:color="ffffff" w:themeColor="light1" w:fill="ffffff" w:themeFill="light1"/>
         <w:tcBorders>
           <w:top w:val="single" w:color="000000" w:themeColor="accent4" w:themeTint="9A" w:sz="4" w:space="0"/>
-          <w:left w:val="none"/>
-          <w:bottom w:val="none"/>
-          <w:right w:val="none"/>
+          <w:left w:val="none" w:color="000000" w:sz="4" w:space="0"/>
+          <w:bottom w:val="none" w:color="000000" w:sz="4" w:space="0"/>
+          <w:right w:val="none" w:color="000000" w:sz="4" w:space="0"/>
         </w:tcBorders>
       </w:tcPr>
     </w:tblStylePr>
@@ -20071,9 +20400,9 @@
       </w:tcPr>
     </w:tblStylePr>
   </w:style>
-  <w:style w:type="table" w:styleId="66">
+  <w:style w:type="table" w:styleId="799">
     <w:name w:val="Grid Table 7 Colorful - Accent 5"/>
-    <w:basedOn w:val="665"/>
+    <w:basedOn w:val="931"/>
     <w:uiPriority w:val="99"/>
     <w:pPr>
       <w:pBdr/>
@@ -20175,11 +20504,11 @@
         <w:tblBorders/>
       </w:tblPr>
       <w:tcPr>
-        <w:shd w:color="ffffff"/>
+        <w:shd w:val="clear" w:color="ffffff"/>
         <w:tcBorders>
-          <w:top w:val="none"/>
-          <w:left w:val="none"/>
-          <w:bottom w:val="none"/>
+          <w:top w:val="none" w:color="000000" w:sz="4" w:space="0"/>
+          <w:left w:val="none" w:color="000000" w:sz="4" w:space="0"/>
+          <w:bottom w:val="none" w:color="000000" w:sz="4" w:space="0"/>
           <w:right w:val="single" w:color="000000" w:themeColor="accent5" w:themeTint="90" w:sz="4" w:space="0"/>
         </w:tcBorders>
       </w:tcPr>
@@ -20202,10 +20531,10 @@
       <w:tcPr>
         <w:shd w:val="clear" w:color="ffffff" w:themeColor="light1" w:fill="ffffff" w:themeFill="light1"/>
         <w:tcBorders>
-          <w:top w:val="none"/>
-          <w:left w:val="none"/>
+          <w:top w:val="none" w:color="000000" w:sz="4" w:space="0"/>
+          <w:left w:val="none" w:color="000000" w:sz="4" w:space="0"/>
           <w:bottom w:val="single" w:color="000000" w:themeColor="accent5" w:themeTint="90" w:sz="4" w:space="0"/>
-          <w:right w:val="none"/>
+          <w:right w:val="none" w:color="000000" w:sz="4" w:space="0"/>
         </w:tcBorders>
       </w:tcPr>
     </w:tblStylePr>
@@ -20225,12 +20554,12 @@
         <w:tblBorders/>
       </w:tblPr>
       <w:tcPr>
-        <w:shd w:color="ffffff"/>
+        <w:shd w:val="clear" w:color="ffffff"/>
         <w:tcBorders>
-          <w:top w:val="none"/>
+          <w:top w:val="none" w:color="000000" w:sz="4" w:space="0"/>
           <w:left w:val="single" w:color="000000" w:themeColor="accent5" w:themeTint="90" w:sz="4" w:space="0"/>
-          <w:bottom w:val="none"/>
-          <w:right w:val="none"/>
+          <w:bottom w:val="none" w:color="000000" w:sz="4" w:space="0"/>
+          <w:right w:val="none" w:color="000000" w:sz="4" w:space="0"/>
         </w:tcBorders>
       </w:tcPr>
     </w:tblStylePr>
@@ -20253,9 +20582,9 @@
         <w:shd w:val="clear" w:color="ffffff" w:themeColor="light1" w:fill="ffffff" w:themeFill="light1"/>
         <w:tcBorders>
           <w:top w:val="single" w:color="000000" w:themeColor="accent5" w:themeTint="90" w:sz="4" w:space="0"/>
-          <w:left w:val="none"/>
-          <w:bottom w:val="none"/>
-          <w:right w:val="none"/>
+          <w:left w:val="none" w:color="000000" w:sz="4" w:space="0"/>
+          <w:bottom w:val="none" w:color="000000" w:sz="4" w:space="0"/>
+          <w:right w:val="none" w:color="000000" w:sz="4" w:space="0"/>
         </w:tcBorders>
       </w:tcPr>
     </w:tblStylePr>
@@ -20325,9 +20654,9 @@
       </w:tcPr>
     </w:tblStylePr>
   </w:style>
-  <w:style w:type="table" w:styleId="67">
+  <w:style w:type="table" w:styleId="800">
     <w:name w:val="Grid Table 7 Colorful - Accent 6"/>
-    <w:basedOn w:val="665"/>
+    <w:basedOn w:val="931"/>
     <w:uiPriority w:val="99"/>
     <w:pPr>
       <w:pBdr/>
@@ -20429,11 +20758,11 @@
         <w:tblBorders/>
       </w:tblPr>
       <w:tcPr>
-        <w:shd w:color="ffffff"/>
+        <w:shd w:val="clear" w:color="ffffff"/>
         <w:tcBorders>
-          <w:top w:val="none"/>
-          <w:left w:val="none"/>
-          <w:bottom w:val="none"/>
+          <w:top w:val="none" w:color="000000" w:sz="4" w:space="0"/>
+          <w:left w:val="none" w:color="000000" w:sz="4" w:space="0"/>
+          <w:bottom w:val="none" w:color="000000" w:sz="4" w:space="0"/>
           <w:right w:val="single" w:color="000000" w:themeColor="accent6" w:themeTint="90" w:sz="4" w:space="0"/>
         </w:tcBorders>
       </w:tcPr>
@@ -20456,10 +20785,10 @@
       <w:tcPr>
         <w:shd w:val="clear" w:color="ffffff" w:themeColor="light1" w:fill="ffffff" w:themeFill="light1"/>
         <w:tcBorders>
-          <w:top w:val="none"/>
-          <w:left w:val="none"/>
+          <w:top w:val="none" w:color="000000" w:sz="4" w:space="0"/>
+          <w:left w:val="none" w:color="000000" w:sz="4" w:space="0"/>
           <w:bottom w:val="single" w:color="000000" w:themeColor="accent6" w:themeTint="90" w:sz="4" w:space="0"/>
-          <w:right w:val="none"/>
+          <w:right w:val="none" w:color="000000" w:sz="4" w:space="0"/>
         </w:tcBorders>
       </w:tcPr>
     </w:tblStylePr>
@@ -20479,12 +20808,12 @@
         <w:tblBorders/>
       </w:tblPr>
       <w:tcPr>
-        <w:shd w:color="ffffff"/>
+        <w:shd w:val="clear" w:color="ffffff"/>
         <w:tcBorders>
-          <w:top w:val="none"/>
+          <w:top w:val="none" w:color="000000" w:sz="4" w:space="0"/>
           <w:left w:val="single" w:color="000000" w:themeColor="accent6" w:themeTint="90" w:sz="4" w:space="0"/>
-          <w:bottom w:val="none"/>
-          <w:right w:val="none"/>
+          <w:bottom w:val="none" w:color="000000" w:sz="4" w:space="0"/>
+          <w:right w:val="none" w:color="000000" w:sz="4" w:space="0"/>
         </w:tcBorders>
       </w:tcPr>
     </w:tblStylePr>
@@ -20507,9 +20836,9 @@
         <w:shd w:val="clear" w:color="ffffff" w:themeColor="light1" w:fill="ffffff" w:themeFill="light1"/>
         <w:tcBorders>
           <w:top w:val="single" w:color="000000" w:themeColor="accent6" w:themeTint="90" w:sz="4" w:space="0"/>
-          <w:left w:val="none"/>
-          <w:bottom w:val="none"/>
-          <w:right w:val="none"/>
+          <w:left w:val="none" w:color="000000" w:sz="4" w:space="0"/>
+          <w:bottom w:val="none" w:color="000000" w:sz="4" w:space="0"/>
+          <w:right w:val="none" w:color="000000" w:sz="4" w:space="0"/>
         </w:tcBorders>
       </w:tcPr>
     </w:tblStylePr>
@@ -20579,9 +20908,9 @@
       </w:tcPr>
     </w:tblStylePr>
   </w:style>
-  <w:style w:type="table" w:styleId="68">
+  <w:style w:type="table" w:styleId="801">
     <w:name w:val="List Table 1 Light"/>
-    <w:basedOn w:val="665"/>
+    <w:basedOn w:val="931"/>
     <w:uiPriority w:val="99"/>
     <w:pPr>
       <w:pBdr/>
@@ -20795,9 +21124,9 @@
       </w:tcPr>
     </w:tblStylePr>
   </w:style>
-  <w:style w:type="table" w:styleId="69">
+  <w:style w:type="table" w:styleId="802">
     <w:name w:val="List Table 1 Light - Accent 1"/>
-    <w:basedOn w:val="665"/>
+    <w:basedOn w:val="931"/>
     <w:uiPriority w:val="99"/>
     <w:pPr>
       <w:pBdr/>
@@ -21011,9 +21340,9 @@
       </w:tcPr>
     </w:tblStylePr>
   </w:style>
-  <w:style w:type="table" w:styleId="70">
+  <w:style w:type="table" w:styleId="803">
     <w:name w:val="List Table 1 Light - Accent 2"/>
-    <w:basedOn w:val="665"/>
+    <w:basedOn w:val="931"/>
     <w:uiPriority w:val="99"/>
     <w:pPr>
       <w:pBdr/>
@@ -21227,9 +21556,9 @@
       </w:tcPr>
     </w:tblStylePr>
   </w:style>
-  <w:style w:type="table" w:styleId="71">
+  <w:style w:type="table" w:styleId="804">
     <w:name w:val="List Table 1 Light - Accent 3"/>
-    <w:basedOn w:val="665"/>
+    <w:basedOn w:val="931"/>
     <w:uiPriority w:val="99"/>
     <w:pPr>
       <w:pBdr/>
@@ -21443,9 +21772,9 @@
       </w:tcPr>
     </w:tblStylePr>
   </w:style>
-  <w:style w:type="table" w:styleId="72">
+  <w:style w:type="table" w:styleId="805">
     <w:name w:val="List Table 1 Light - Accent 4"/>
-    <w:basedOn w:val="665"/>
+    <w:basedOn w:val="931"/>
     <w:uiPriority w:val="99"/>
     <w:pPr>
       <w:pBdr/>
@@ -21659,9 +21988,9 @@
       </w:tcPr>
     </w:tblStylePr>
   </w:style>
-  <w:style w:type="table" w:styleId="73">
+  <w:style w:type="table" w:styleId="806">
     <w:name w:val="List Table 1 Light - Accent 5"/>
-    <w:basedOn w:val="665"/>
+    <w:basedOn w:val="931"/>
     <w:uiPriority w:val="99"/>
     <w:pPr>
       <w:pBdr/>
@@ -21875,9 +22204,9 @@
       </w:tcPr>
     </w:tblStylePr>
   </w:style>
-  <w:style w:type="table" w:styleId="74">
+  <w:style w:type="table" w:styleId="807">
     <w:name w:val="List Table 1 Light - Accent 6"/>
-    <w:basedOn w:val="665"/>
+    <w:basedOn w:val="931"/>
     <w:uiPriority w:val="99"/>
     <w:pPr>
       <w:pBdr/>
@@ -22091,9 +22420,9 @@
       </w:tcPr>
     </w:tblStylePr>
   </w:style>
-  <w:style w:type="table" w:styleId="75">
+  <w:style w:type="table" w:styleId="808">
     <w:name w:val="List Table 2"/>
-    <w:basedOn w:val="665"/>
+    <w:basedOn w:val="931"/>
     <w:uiPriority w:val="99"/>
     <w:pPr>
       <w:pBdr/>
@@ -22329,9 +22658,9 @@
       </w:tcPr>
     </w:tblStylePr>
   </w:style>
-  <w:style w:type="table" w:styleId="76">
+  <w:style w:type="table" w:styleId="809">
     <w:name w:val="List Table 2 - Accent 1"/>
-    <w:basedOn w:val="665"/>
+    <w:basedOn w:val="931"/>
     <w:uiPriority w:val="99"/>
     <w:pPr>
       <w:pBdr/>
@@ -22567,9 +22896,9 @@
       </w:tcPr>
     </w:tblStylePr>
   </w:style>
-  <w:style w:type="table" w:styleId="77">
+  <w:style w:type="table" w:styleId="810">
     <w:name w:val="List Table 2 - Accent 2"/>
-    <w:basedOn w:val="665"/>
+    <w:basedOn w:val="931"/>
     <w:uiPriority w:val="99"/>
     <w:pPr>
       <w:pBdr/>
@@ -22805,9 +23134,9 @@
       </w:tcPr>
     </w:tblStylePr>
   </w:style>
-  <w:style w:type="table" w:styleId="78">
+  <w:style w:type="table" w:styleId="811">
     <w:name w:val="List Table 2 - Accent 3"/>
-    <w:basedOn w:val="665"/>
+    <w:basedOn w:val="931"/>
     <w:uiPriority w:val="99"/>
     <w:pPr>
       <w:pBdr/>
@@ -23043,9 +23372,9 @@
       </w:tcPr>
     </w:tblStylePr>
   </w:style>
-  <w:style w:type="table" w:styleId="79">
+  <w:style w:type="table" w:styleId="812">
     <w:name w:val="List Table 2 - Accent 4"/>
-    <w:basedOn w:val="665"/>
+    <w:basedOn w:val="931"/>
     <w:uiPriority w:val="99"/>
     <w:pPr>
       <w:pBdr/>
@@ -23281,9 +23610,9 @@
       </w:tcPr>
     </w:tblStylePr>
   </w:style>
-  <w:style w:type="table" w:styleId="80">
+  <w:style w:type="table" w:styleId="813">
     <w:name w:val="List Table 2 - Accent 5"/>
-    <w:basedOn w:val="665"/>
+    <w:basedOn w:val="931"/>
     <w:uiPriority w:val="99"/>
     <w:pPr>
       <w:pBdr/>
@@ -23519,9 +23848,9 @@
       </w:tcPr>
     </w:tblStylePr>
   </w:style>
-  <w:style w:type="table" w:styleId="81">
+  <w:style w:type="table" w:styleId="814">
     <w:name w:val="List Table 2 - Accent 6"/>
-    <w:basedOn w:val="665"/>
+    <w:basedOn w:val="931"/>
     <w:uiPriority w:val="99"/>
     <w:pPr>
       <w:pBdr/>
@@ -23757,9 +24086,9 @@
       </w:tcPr>
     </w:tblStylePr>
   </w:style>
-  <w:style w:type="table" w:styleId="82">
+  <w:style w:type="table" w:styleId="815">
     <w:name w:val="List Table 3"/>
-    <w:basedOn w:val="665"/>
+    <w:basedOn w:val="931"/>
     <w:uiPriority w:val="99"/>
     <w:pPr>
       <w:pBdr/>
@@ -23985,9 +24314,9 @@
       </w:tcPr>
     </w:tblStylePr>
   </w:style>
-  <w:style w:type="table" w:styleId="83">
+  <w:style w:type="table" w:styleId="816">
     <w:name w:val="List Table 3 - Accent 1"/>
-    <w:basedOn w:val="665"/>
+    <w:basedOn w:val="931"/>
     <w:uiPriority w:val="99"/>
     <w:pPr>
       <w:pBdr/>
@@ -24213,9 +24542,9 @@
       </w:tcPr>
     </w:tblStylePr>
   </w:style>
-  <w:style w:type="table" w:styleId="84">
+  <w:style w:type="table" w:styleId="817">
     <w:name w:val="List Table 3 - Accent 2"/>
-    <w:basedOn w:val="665"/>
+    <w:basedOn w:val="931"/>
     <w:uiPriority w:val="99"/>
     <w:pPr>
       <w:pBdr/>
@@ -24441,9 +24770,9 @@
       </w:tcPr>
     </w:tblStylePr>
   </w:style>
-  <w:style w:type="table" w:styleId="85">
+  <w:style w:type="table" w:styleId="818">
     <w:name w:val="List Table 3 - Accent 3"/>
-    <w:basedOn w:val="665"/>
+    <w:basedOn w:val="931"/>
     <w:uiPriority w:val="99"/>
     <w:pPr>
       <w:pBdr/>
@@ -24669,9 +24998,9 @@
       </w:tcPr>
     </w:tblStylePr>
   </w:style>
-  <w:style w:type="table" w:styleId="86">
+  <w:style w:type="table" w:styleId="819">
     <w:name w:val="List Table 3 - Accent 4"/>
-    <w:basedOn w:val="665"/>
+    <w:basedOn w:val="931"/>
     <w:uiPriority w:val="99"/>
     <w:pPr>
       <w:pBdr/>
@@ -24897,9 +25226,9 @@
       </w:tcPr>
     </w:tblStylePr>
   </w:style>
-  <w:style w:type="table" w:styleId="87">
+  <w:style w:type="table" w:styleId="820">
     <w:name w:val="List Table 3 - Accent 5"/>
-    <w:basedOn w:val="665"/>
+    <w:basedOn w:val="931"/>
     <w:uiPriority w:val="99"/>
     <w:pPr>
       <w:pBdr/>
@@ -25125,9 +25454,9 @@
       </w:tcPr>
     </w:tblStylePr>
   </w:style>
-  <w:style w:type="table" w:styleId="88">
+  <w:style w:type="table" w:styleId="821">
     <w:name w:val="List Table 3 - Accent 6"/>
-    <w:basedOn w:val="665"/>
+    <w:basedOn w:val="931"/>
     <w:uiPriority w:val="99"/>
     <w:pPr>
       <w:pBdr/>
@@ -25353,9 +25682,9 @@
       </w:tcPr>
     </w:tblStylePr>
   </w:style>
-  <w:style w:type="table" w:styleId="89">
+  <w:style w:type="table" w:styleId="822">
     <w:name w:val="List Table 4"/>
-    <w:basedOn w:val="665"/>
+    <w:basedOn w:val="931"/>
     <w:uiPriority w:val="99"/>
     <w:pPr>
       <w:pBdr/>
@@ -25578,9 +25907,9 @@
       </w:tcPr>
     </w:tblStylePr>
   </w:style>
-  <w:style w:type="table" w:styleId="90">
+  <w:style w:type="table" w:styleId="823">
     <w:name w:val="List Table 4 - Accent 1"/>
-    <w:basedOn w:val="665"/>
+    <w:basedOn w:val="931"/>
     <w:uiPriority w:val="99"/>
     <w:pPr>
       <w:pBdr/>
@@ -25803,9 +26132,9 @@
       </w:tcPr>
     </w:tblStylePr>
   </w:style>
-  <w:style w:type="table" w:styleId="91">
+  <w:style w:type="table" w:styleId="824">
     <w:name w:val="List Table 4 - Accent 2"/>
-    <w:basedOn w:val="665"/>
+    <w:basedOn w:val="931"/>
     <w:uiPriority w:val="99"/>
     <w:pPr>
       <w:pBdr/>
@@ -26028,9 +26357,9 @@
       </w:tcPr>
     </w:tblStylePr>
   </w:style>
-  <w:style w:type="table" w:styleId="92">
+  <w:style w:type="table" w:styleId="825">
     <w:name w:val="List Table 4 - Accent 3"/>
-    <w:basedOn w:val="665"/>
+    <w:basedOn w:val="931"/>
     <w:uiPriority w:val="99"/>
     <w:pPr>
       <w:pBdr/>
@@ -26253,9 +26582,9 @@
       </w:tcPr>
     </w:tblStylePr>
   </w:style>
-  <w:style w:type="table" w:styleId="93">
+  <w:style w:type="table" w:styleId="826">
     <w:name w:val="List Table 4 - Accent 4"/>
-    <w:basedOn w:val="665"/>
+    <w:basedOn w:val="931"/>
     <w:uiPriority w:val="99"/>
     <w:pPr>
       <w:pBdr/>
@@ -26478,9 +26807,9 @@
       </w:tcPr>
     </w:tblStylePr>
   </w:style>
-  <w:style w:type="table" w:styleId="94">
+  <w:style w:type="table" w:styleId="827">
     <w:name w:val="List Table 4 - Accent 5"/>
-    <w:basedOn w:val="665"/>
+    <w:basedOn w:val="931"/>
     <w:uiPriority w:val="99"/>
     <w:pPr>
       <w:pBdr/>
@@ -26703,9 +27032,9 @@
       </w:tcPr>
     </w:tblStylePr>
   </w:style>
-  <w:style w:type="table" w:styleId="95">
+  <w:style w:type="table" w:styleId="828">
     <w:name w:val="List Table 4 - Accent 6"/>
-    <w:basedOn w:val="665"/>
+    <w:basedOn w:val="931"/>
     <w:uiPriority w:val="99"/>
     <w:pPr>
       <w:pBdr/>
@@ -26928,9 +27257,9 @@
       </w:tcPr>
     </w:tblStylePr>
   </w:style>
-  <w:style w:type="table" w:styleId="96">
+  <w:style w:type="table" w:styleId="829">
     <w:name w:val="List Table 5 Dark"/>
-    <w:basedOn w:val="665"/>
+    <w:basedOn w:val="931"/>
     <w:uiPriority w:val="99"/>
     <w:pPr>
       <w:pBdr/>
@@ -27170,9 +27499,9 @@
       </w:tcPr>
     </w:tblStylePr>
   </w:style>
-  <w:style w:type="table" w:styleId="97">
+  <w:style w:type="table" w:styleId="830">
     <w:name w:val="List Table 5 Dark - Accent 1"/>
-    <w:basedOn w:val="665"/>
+    <w:basedOn w:val="931"/>
     <w:uiPriority w:val="99"/>
     <w:pPr>
       <w:pBdr/>
@@ -27412,9 +27741,9 @@
       </w:tcPr>
     </w:tblStylePr>
   </w:style>
-  <w:style w:type="table" w:styleId="98">
+  <w:style w:type="table" w:styleId="831">
     <w:name w:val="List Table 5 Dark - Accent 2"/>
-    <w:basedOn w:val="665"/>
+    <w:basedOn w:val="931"/>
     <w:uiPriority w:val="99"/>
     <w:pPr>
       <w:pBdr/>
@@ -27654,9 +27983,9 @@
       </w:tcPr>
     </w:tblStylePr>
   </w:style>
-  <w:style w:type="table" w:styleId="99">
+  <w:style w:type="table" w:styleId="832">
     <w:name w:val="List Table 5 Dark - Accent 3"/>
-    <w:basedOn w:val="665"/>
+    <w:basedOn w:val="931"/>
     <w:uiPriority w:val="99"/>
     <w:pPr>
       <w:pBdr/>
@@ -27896,9 +28225,9 @@
       </w:tcPr>
     </w:tblStylePr>
   </w:style>
-  <w:style w:type="table" w:styleId="100">
+  <w:style w:type="table" w:styleId="833">
     <w:name w:val="List Table 5 Dark - Accent 4"/>
-    <w:basedOn w:val="665"/>
+    <w:basedOn w:val="931"/>
     <w:uiPriority w:val="99"/>
     <w:pPr>
       <w:pBdr/>
@@ -28138,9 +28467,9 @@
       </w:tcPr>
     </w:tblStylePr>
   </w:style>
-  <w:style w:type="table" w:styleId="101">
+  <w:style w:type="table" w:styleId="834">
     <w:name w:val="List Table 5 Dark - Accent 5"/>
-    <w:basedOn w:val="665"/>
+    <w:basedOn w:val="931"/>
     <w:uiPriority w:val="99"/>
     <w:pPr>
       <w:pBdr/>
@@ -28380,9 +28709,9 @@
       </w:tcPr>
     </w:tblStylePr>
   </w:style>
-  <w:style w:type="table" w:styleId="102">
+  <w:style w:type="table" w:styleId="835">
     <w:name w:val="List Table 5 Dark - Accent 6"/>
-    <w:basedOn w:val="665"/>
+    <w:basedOn w:val="931"/>
     <w:uiPriority w:val="99"/>
     <w:pPr>
       <w:pBdr/>
@@ -28622,9 +28951,9 @@
       </w:tcPr>
     </w:tblStylePr>
   </w:style>
-  <w:style w:type="table" w:styleId="103">
+  <w:style w:type="table" w:styleId="836">
     <w:name w:val="List Table 6 Colorful"/>
-    <w:basedOn w:val="665"/>
+    <w:basedOn w:val="931"/>
     <w:uiPriority w:val="99"/>
     <w:pPr>
       <w:pBdr/>
@@ -28845,9 +29174,9 @@
       </w:tcPr>
     </w:tblStylePr>
   </w:style>
-  <w:style w:type="table" w:styleId="104">
+  <w:style w:type="table" w:styleId="837">
     <w:name w:val="List Table 6 Colorful - Accent 1"/>
-    <w:basedOn w:val="665"/>
+    <w:basedOn w:val="931"/>
     <w:uiPriority w:val="99"/>
     <w:pPr>
       <w:pBdr/>
@@ -29068,9 +29397,9 @@
       </w:tcPr>
     </w:tblStylePr>
   </w:style>
-  <w:style w:type="table" w:styleId="105">
+  <w:style w:type="table" w:styleId="838">
     <w:name w:val="List Table 6 Colorful - Accent 2"/>
-    <w:basedOn w:val="665"/>
+    <w:basedOn w:val="931"/>
     <w:uiPriority w:val="99"/>
     <w:pPr>
       <w:pBdr/>
@@ -29291,9 +29620,9 @@
       </w:tcPr>
     </w:tblStylePr>
   </w:style>
-  <w:style w:type="table" w:styleId="106">
+  <w:style w:type="table" w:styleId="839">
     <w:name w:val="List Table 6 Colorful - Accent 3"/>
-    <w:basedOn w:val="665"/>
+    <w:basedOn w:val="931"/>
     <w:uiPriority w:val="99"/>
     <w:pPr>
       <w:pBdr/>
@@ -29514,9 +29843,9 @@
       </w:tcPr>
     </w:tblStylePr>
   </w:style>
-  <w:style w:type="table" w:styleId="107">
+  <w:style w:type="table" w:styleId="840">
     <w:name w:val="List Table 6 Colorful - Accent 4"/>
-    <w:basedOn w:val="665"/>
+    <w:basedOn w:val="931"/>
     <w:uiPriority w:val="99"/>
     <w:pPr>
       <w:pBdr/>
@@ -29737,9 +30066,9 @@
       </w:tcPr>
     </w:tblStylePr>
   </w:style>
-  <w:style w:type="table" w:styleId="108">
+  <w:style w:type="table" w:styleId="841">
     <w:name w:val="List Table 6 Colorful - Accent 5"/>
-    <w:basedOn w:val="665"/>
+    <w:basedOn w:val="931"/>
     <w:uiPriority w:val="99"/>
     <w:pPr>
       <w:pBdr/>
@@ -29960,9 +30289,9 @@
       </w:tcPr>
     </w:tblStylePr>
   </w:style>
-  <w:style w:type="table" w:styleId="109">
+  <w:style w:type="table" w:styleId="842">
     <w:name w:val="List Table 6 Colorful - Accent 6"/>
-    <w:basedOn w:val="665"/>
+    <w:basedOn w:val="931"/>
     <w:uiPriority w:val="99"/>
     <w:pPr>
       <w:pBdr/>
@@ -30183,9 +30512,9 @@
       </w:tcPr>
     </w:tblStylePr>
   </w:style>
-  <w:style w:type="table" w:styleId="110">
+  <w:style w:type="table" w:styleId="843">
     <w:name w:val="List Table 7 Colorful"/>
-    <w:basedOn w:val="665"/>
+    <w:basedOn w:val="931"/>
     <w:uiPriority w:val="99"/>
     <w:pPr>
       <w:pBdr/>
@@ -30284,11 +30613,11 @@
         <w:tblBorders/>
       </w:tblPr>
       <w:tcPr>
-        <w:shd w:color="ffffff"/>
+        <w:shd w:val="clear" w:color="ffffff"/>
         <w:tcBorders>
-          <w:top w:val="none"/>
-          <w:left w:val="none"/>
-          <w:bottom w:val="none"/>
+          <w:top w:val="none" w:color="000000" w:sz="4" w:space="0"/>
+          <w:left w:val="none" w:color="000000" w:sz="4" w:space="0"/>
+          <w:bottom w:val="none" w:color="000000" w:sz="4" w:space="0"/>
           <w:right w:val="single" w:color="000000" w:themeColor="text1" w:themeTint="80" w:sz="4" w:space="0"/>
         </w:tcBorders>
       </w:tcPr>
@@ -30311,10 +30640,10 @@
       <w:tcPr>
         <w:shd w:val="clear" w:color="ffffff" w:themeColor="light1" w:fill="ffffff" w:themeFill="light1"/>
         <w:tcBorders>
-          <w:top w:val="none"/>
-          <w:left w:val="none"/>
+          <w:top w:val="none" w:color="000000" w:sz="4" w:space="0"/>
+          <w:left w:val="none" w:color="000000" w:sz="4" w:space="0"/>
           <w:bottom w:val="single" w:color="000000" w:themeColor="text1" w:themeTint="80" w:sz="4" w:space="0"/>
-          <w:right w:val="none"/>
+          <w:right w:val="none" w:color="000000" w:sz="4" w:space="0"/>
         </w:tcBorders>
       </w:tcPr>
     </w:tblStylePr>
@@ -30334,12 +30663,12 @@
         <w:tblBorders/>
       </w:tblPr>
       <w:tcPr>
-        <w:shd w:color="ffffff"/>
+        <w:shd w:val="clear" w:color="ffffff"/>
         <w:tcBorders>
-          <w:top w:val="none"/>
+          <w:top w:val="none" w:color="000000" w:sz="4" w:space="0"/>
           <w:left w:val="single" w:color="000000" w:themeColor="text1" w:themeTint="80" w:sz="4" w:space="0"/>
-          <w:bottom w:val="none"/>
-          <w:right w:val="none"/>
+          <w:bottom w:val="none" w:color="000000" w:sz="4" w:space="0"/>
+          <w:right w:val="none" w:color="000000" w:sz="4" w:space="0"/>
         </w:tcBorders>
       </w:tcPr>
     </w:tblStylePr>
@@ -30362,9 +30691,9 @@
         <w:shd w:val="clear" w:color="ffffff" w:themeColor="light1" w:fill="ffffff" w:themeFill="light1"/>
         <w:tcBorders>
           <w:top w:val="single" w:color="000000" w:themeColor="text1" w:themeTint="80" w:sz="4" w:space="0"/>
-          <w:left w:val="none"/>
-          <w:bottom w:val="none"/>
-          <w:right w:val="none"/>
+          <w:left w:val="none" w:color="000000" w:sz="4" w:space="0"/>
+          <w:bottom w:val="none" w:color="000000" w:sz="4" w:space="0"/>
+          <w:right w:val="none" w:color="000000" w:sz="4" w:space="0"/>
         </w:tcBorders>
       </w:tcPr>
     </w:tblStylePr>
@@ -30439,9 +30768,9 @@
       </w:tcPr>
     </w:tblStylePr>
   </w:style>
-  <w:style w:type="table" w:styleId="111">
+  <w:style w:type="table" w:styleId="844">
     <w:name w:val="List Table 7 Colorful - Accent 1"/>
-    <w:basedOn w:val="665"/>
+    <w:basedOn w:val="931"/>
     <w:uiPriority w:val="99"/>
     <w:pPr>
       <w:pBdr/>
@@ -30540,11 +30869,11 @@
         <w:tblBorders/>
       </w:tblPr>
       <w:tcPr>
-        <w:shd w:color="ffffff"/>
+        <w:shd w:val="clear" w:color="ffffff"/>
         <w:tcBorders>
-          <w:top w:val="none"/>
-          <w:left w:val="none"/>
-          <w:bottom w:val="none"/>
+          <w:top w:val="none" w:color="000000" w:sz="4" w:space="0"/>
+          <w:left w:val="none" w:color="000000" w:sz="4" w:space="0"/>
+          <w:bottom w:val="none" w:color="000000" w:sz="4" w:space="0"/>
           <w:right w:val="single" w:color="000000" w:themeColor="accent1" w:sz="4" w:space="0"/>
         </w:tcBorders>
       </w:tcPr>
@@ -30567,10 +30896,10 @@
       <w:tcPr>
         <w:shd w:val="clear" w:color="ffffff" w:themeColor="light1" w:fill="ffffff" w:themeFill="light1"/>
         <w:tcBorders>
-          <w:top w:val="none"/>
-          <w:left w:val="none"/>
+          <w:top w:val="none" w:color="000000" w:sz="4" w:space="0"/>
+          <w:left w:val="none" w:color="000000" w:sz="4" w:space="0"/>
           <w:bottom w:val="single" w:color="000000" w:themeColor="accent1" w:sz="4" w:space="0"/>
-          <w:right w:val="none"/>
+          <w:right w:val="none" w:color="000000" w:sz="4" w:space="0"/>
         </w:tcBorders>
       </w:tcPr>
     </w:tblStylePr>
@@ -30590,12 +30919,12 @@
         <w:tblBorders/>
       </w:tblPr>
       <w:tcPr>
-        <w:shd w:color="ffffff"/>
+        <w:shd w:val="clear" w:color="ffffff"/>
         <w:tcBorders>
-          <w:top w:val="none"/>
+          <w:top w:val="none" w:color="000000" w:sz="4" w:space="0"/>
           <w:left w:val="single" w:color="000000" w:themeColor="accent1" w:sz="4" w:space="0"/>
-          <w:bottom w:val="none"/>
-          <w:right w:val="none"/>
+          <w:bottom w:val="none" w:color="000000" w:sz="4" w:space="0"/>
+          <w:right w:val="none" w:color="000000" w:sz="4" w:space="0"/>
         </w:tcBorders>
       </w:tcPr>
     </w:tblStylePr>
@@ -30618,9 +30947,9 @@
         <w:shd w:val="clear" w:color="ffffff" w:themeColor="light1" w:fill="ffffff" w:themeFill="light1"/>
         <w:tcBorders>
           <w:top w:val="single" w:color="000000" w:themeColor="accent1" w:sz="4" w:space="0"/>
-          <w:left w:val="none"/>
-          <w:bottom w:val="none"/>
-          <w:right w:val="none"/>
+          <w:left w:val="none" w:color="000000" w:sz="4" w:space="0"/>
+          <w:bottom w:val="none" w:color="000000" w:sz="4" w:space="0"/>
+          <w:right w:val="none" w:color="000000" w:sz="4" w:space="0"/>
         </w:tcBorders>
       </w:tcPr>
     </w:tblStylePr>
@@ -30695,9 +31024,9 @@
       </w:tcPr>
     </w:tblStylePr>
   </w:style>
-  <w:style w:type="table" w:styleId="112">
+  <w:style w:type="table" w:styleId="845">
     <w:name w:val="List Table 7 Colorful - Accent 2"/>
-    <w:basedOn w:val="665"/>
+    <w:basedOn w:val="931"/>
     <w:uiPriority w:val="99"/>
     <w:pPr>
       <w:pBdr/>
@@ -30796,11 +31125,11 @@
         <w:tblBorders/>
       </w:tblPr>
       <w:tcPr>
-        <w:shd w:color="ffffff"/>
+        <w:shd w:val="clear" w:color="ffffff"/>
         <w:tcBorders>
-          <w:top w:val="none"/>
-          <w:left w:val="none"/>
-          <w:bottom w:val="none"/>
+          <w:top w:val="none" w:color="000000" w:sz="4" w:space="0"/>
+          <w:left w:val="none" w:color="000000" w:sz="4" w:space="0"/>
+          <w:bottom w:val="none" w:color="000000" w:sz="4" w:space="0"/>
           <w:right w:val="single" w:color="000000" w:themeColor="accent2" w:themeTint="97" w:sz="4" w:space="0"/>
         </w:tcBorders>
       </w:tcPr>
@@ -30823,10 +31152,10 @@
       <w:tcPr>
         <w:shd w:val="clear" w:color="ffffff" w:themeColor="light1" w:fill="ffffff" w:themeFill="light1"/>
         <w:tcBorders>
-          <w:top w:val="none"/>
-          <w:left w:val="none"/>
+          <w:top w:val="none" w:color="000000" w:sz="4" w:space="0"/>
+          <w:left w:val="none" w:color="000000" w:sz="4" w:space="0"/>
           <w:bottom w:val="single" w:color="000000" w:themeColor="accent2" w:themeTint="97" w:sz="4" w:space="0"/>
-          <w:right w:val="none"/>
+          <w:right w:val="none" w:color="000000" w:sz="4" w:space="0"/>
         </w:tcBorders>
       </w:tcPr>
     </w:tblStylePr>
@@ -30846,12 +31175,12 @@
         <w:tblBorders/>
       </w:tblPr>
       <w:tcPr>
-        <w:shd w:color="ffffff"/>
+        <w:shd w:val="clear" w:color="ffffff"/>
         <w:tcBorders>
-          <w:top w:val="none"/>
+          <w:top w:val="none" w:color="000000" w:sz="4" w:space="0"/>
           <w:left w:val="single" w:color="000000" w:themeColor="accent2" w:themeTint="97" w:sz="4" w:space="0"/>
-          <w:bottom w:val="none"/>
-          <w:right w:val="none"/>
+          <w:bottom w:val="none" w:color="000000" w:sz="4" w:space="0"/>
+          <w:right w:val="none" w:color="000000" w:sz="4" w:space="0"/>
         </w:tcBorders>
       </w:tcPr>
     </w:tblStylePr>
@@ -30874,9 +31203,9 @@
         <w:shd w:val="clear" w:color="ffffff" w:themeColor="light1" w:fill="ffffff" w:themeFill="light1"/>
         <w:tcBorders>
           <w:top w:val="single" w:color="000000" w:themeColor="accent2" w:themeTint="97" w:sz="4" w:space="0"/>
-          <w:left w:val="none"/>
-          <w:bottom w:val="none"/>
-          <w:right w:val="none"/>
+          <w:left w:val="none" w:color="000000" w:sz="4" w:space="0"/>
+          <w:bottom w:val="none" w:color="000000" w:sz="4" w:space="0"/>
+          <w:right w:val="none" w:color="000000" w:sz="4" w:space="0"/>
         </w:tcBorders>
       </w:tcPr>
     </w:tblStylePr>
@@ -30951,9 +31280,9 @@
       </w:tcPr>
     </w:tblStylePr>
   </w:style>
-  <w:style w:type="table" w:styleId="113">
+  <w:style w:type="table" w:styleId="846">
     <w:name w:val="List Table 7 Colorful - Accent 3"/>
-    <w:basedOn w:val="665"/>
+    <w:basedOn w:val="931"/>
     <w:uiPriority w:val="99"/>
     <w:pPr>
       <w:pBdr/>
@@ -31052,11 +31381,11 @@
         <w:tblBorders/>
       </w:tblPr>
       <w:tcPr>
-        <w:shd w:color="ffffff"/>
+        <w:shd w:val="clear" w:color="ffffff"/>
         <w:tcBorders>
-          <w:top w:val="none"/>
-          <w:left w:val="none"/>
-          <w:bottom w:val="none"/>
+          <w:top w:val="none" w:color="000000" w:sz="4" w:space="0"/>
+          <w:left w:val="none" w:color="000000" w:sz="4" w:space="0"/>
+          <w:bottom w:val="none" w:color="000000" w:sz="4" w:space="0"/>
           <w:right w:val="single" w:color="000000" w:themeColor="accent3" w:themeTint="98" w:sz="4" w:space="0"/>
         </w:tcBorders>
       </w:tcPr>
@@ -31079,10 +31408,10 @@
       <w:tcPr>
         <w:shd w:val="clear" w:color="ffffff" w:themeColor="light1" w:fill="ffffff" w:themeFill="light1"/>
         <w:tcBorders>
-          <w:top w:val="none"/>
-          <w:left w:val="none"/>
+          <w:top w:val="none" w:color="000000" w:sz="4" w:space="0"/>
+          <w:left w:val="none" w:color="000000" w:sz="4" w:space="0"/>
           <w:bottom w:val="single" w:color="000000" w:themeColor="accent3" w:themeTint="98" w:sz="4" w:space="0"/>
-          <w:right w:val="none"/>
+          <w:right w:val="none" w:color="000000" w:sz="4" w:space="0"/>
         </w:tcBorders>
       </w:tcPr>
     </w:tblStylePr>
@@ -31102,12 +31431,12 @@
         <w:tblBorders/>
       </w:tblPr>
       <w:tcPr>
-        <w:shd w:color="ffffff"/>
+        <w:shd w:val="clear" w:color="ffffff"/>
         <w:tcBorders>
-          <w:top w:val="none"/>
+          <w:top w:val="none" w:color="000000" w:sz="4" w:space="0"/>
           <w:left w:val="single" w:color="000000" w:themeColor="accent3" w:themeTint="98" w:sz="4" w:space="0"/>
-          <w:bottom w:val="none"/>
-          <w:right w:val="none"/>
+          <w:bottom w:val="none" w:color="000000" w:sz="4" w:space="0"/>
+          <w:right w:val="none" w:color="000000" w:sz="4" w:space="0"/>
         </w:tcBorders>
       </w:tcPr>
     </w:tblStylePr>
@@ -31130,9 +31459,9 @@
         <w:shd w:val="clear" w:color="ffffff" w:themeColor="light1" w:fill="ffffff" w:themeFill="light1"/>
         <w:tcBorders>
           <w:top w:val="single" w:color="000000" w:themeColor="accent3" w:themeTint="98" w:sz="4" w:space="0"/>
-          <w:left w:val="none"/>
-          <w:bottom w:val="none"/>
-          <w:right w:val="none"/>
+          <w:left w:val="none" w:color="000000" w:sz="4" w:space="0"/>
+          <w:bottom w:val="none" w:color="000000" w:sz="4" w:space="0"/>
+          <w:right w:val="none" w:color="000000" w:sz="4" w:space="0"/>
         </w:tcBorders>
       </w:tcPr>
     </w:tblStylePr>
@@ -31207,9 +31536,9 @@
       </w:tcPr>
     </w:tblStylePr>
   </w:style>
-  <w:style w:type="table" w:styleId="114">
+  <w:style w:type="table" w:styleId="847">
     <w:name w:val="List Table 7 Colorful - Accent 4"/>
-    <w:basedOn w:val="665"/>
+    <w:basedOn w:val="931"/>
     <w:uiPriority w:val="99"/>
     <w:pPr>
       <w:pBdr/>
@@ -31308,11 +31637,11 @@
         <w:tblBorders/>
       </w:tblPr>
       <w:tcPr>
-        <w:shd w:color="ffffff"/>
+        <w:shd w:val="clear" w:color="ffffff"/>
         <w:tcBorders>
-          <w:top w:val="none"/>
-          <w:left w:val="none"/>
-          <w:bottom w:val="none"/>
+          <w:top w:val="none" w:color="000000" w:sz="4" w:space="0"/>
+          <w:left w:val="none" w:color="000000" w:sz="4" w:space="0"/>
+          <w:bottom w:val="none" w:color="000000" w:sz="4" w:space="0"/>
           <w:right w:val="single" w:color="000000" w:themeColor="accent4" w:themeTint="9A" w:sz="4" w:space="0"/>
         </w:tcBorders>
       </w:tcPr>
@@ -31335,10 +31664,10 @@
       <w:tcPr>
         <w:shd w:val="clear" w:color="ffffff" w:themeColor="light1" w:fill="ffffff" w:themeFill="light1"/>
         <w:tcBorders>
-          <w:top w:val="none"/>
-          <w:left w:val="none"/>
+          <w:top w:val="none" w:color="000000" w:sz="4" w:space="0"/>
+          <w:left w:val="none" w:color="000000" w:sz="4" w:space="0"/>
           <w:bottom w:val="single" w:color="000000" w:themeColor="accent4" w:themeTint="9A" w:sz="4" w:space="0"/>
-          <w:right w:val="none"/>
+          <w:right w:val="none" w:color="000000" w:sz="4" w:space="0"/>
         </w:tcBorders>
       </w:tcPr>
     </w:tblStylePr>
@@ -31358,12 +31687,12 @@
         <w:tblBorders/>
       </w:tblPr>
       <w:tcPr>
-        <w:shd w:color="ffffff"/>
+        <w:shd w:val="clear" w:color="ffffff"/>
         <w:tcBorders>
-          <w:top w:val="none"/>
+          <w:top w:val="none" w:color="000000" w:sz="4" w:space="0"/>
           <w:left w:val="single" w:color="000000" w:themeColor="accent4" w:themeTint="9A" w:sz="4" w:space="0"/>
-          <w:bottom w:val="none"/>
-          <w:right w:val="none"/>
+          <w:bottom w:val="none" w:color="000000" w:sz="4" w:space="0"/>
+          <w:right w:val="none" w:color="000000" w:sz="4" w:space="0"/>
         </w:tcBorders>
       </w:tcPr>
     </w:tblStylePr>
@@ -31386,9 +31715,9 @@
         <w:shd w:val="clear" w:color="ffffff" w:themeColor="light1" w:fill="ffffff" w:themeFill="light1"/>
         <w:tcBorders>
           <w:top w:val="single" w:color="000000" w:themeColor="accent4" w:themeTint="9A" w:sz="4" w:space="0"/>
-          <w:left w:val="none"/>
-          <w:bottom w:val="none"/>
-          <w:right w:val="none"/>
+          <w:left w:val="none" w:color="000000" w:sz="4" w:space="0"/>
+          <w:bottom w:val="none" w:color="000000" w:sz="4" w:space="0"/>
+          <w:right w:val="none" w:color="000000" w:sz="4" w:space="0"/>
         </w:tcBorders>
       </w:tcPr>
     </w:tblStylePr>
@@ -31463,9 +31792,9 @@
       </w:tcPr>
     </w:tblStylePr>
   </w:style>
-  <w:style w:type="table" w:styleId="115">
+  <w:style w:type="table" w:styleId="848">
     <w:name w:val="List Table 7 Colorful - Accent 5"/>
-    <w:basedOn w:val="665"/>
+    <w:basedOn w:val="931"/>
     <w:uiPriority w:val="99"/>
     <w:pPr>
       <w:pBdr/>
@@ -31564,11 +31893,11 @@
         <w:tblBorders/>
       </w:tblPr>
       <w:tcPr>
-        <w:shd w:color="ffffff"/>
+        <w:shd w:val="clear" w:color="ffffff"/>
         <w:tcBorders>
-          <w:top w:val="none"/>
-          <w:left w:val="none"/>
-          <w:bottom w:val="none"/>
+          <w:top w:val="none" w:color="000000" w:sz="4" w:space="0"/>
+          <w:left w:val="none" w:color="000000" w:sz="4" w:space="0"/>
+          <w:bottom w:val="none" w:color="000000" w:sz="4" w:space="0"/>
           <w:right w:val="single" w:color="000000" w:themeColor="accent5" w:themeTint="9A" w:sz="4" w:space="0"/>
         </w:tcBorders>
       </w:tcPr>
@@ -31591,10 +31920,10 @@
       <w:tcPr>
         <w:shd w:val="clear" w:color="ffffff" w:themeColor="light1" w:fill="ffffff" w:themeFill="light1"/>
         <w:tcBorders>
-          <w:top w:val="none"/>
-          <w:left w:val="none"/>
+          <w:top w:val="none" w:color="000000" w:sz="4" w:space="0"/>
+          <w:left w:val="none" w:color="000000" w:sz="4" w:space="0"/>
           <w:bottom w:val="single" w:color="000000" w:themeColor="accent5" w:themeTint="9A" w:sz="4" w:space="0"/>
-          <w:right w:val="none"/>
+          <w:right w:val="none" w:color="000000" w:sz="4" w:space="0"/>
         </w:tcBorders>
       </w:tcPr>
     </w:tblStylePr>
@@ -31614,12 +31943,12 @@
         <w:tblBorders/>
       </w:tblPr>
       <w:tcPr>
-        <w:shd w:color="ffffff"/>
+        <w:shd w:val="clear" w:color="ffffff"/>
         <w:tcBorders>
-          <w:top w:val="none"/>
+          <w:top w:val="none" w:color="000000" w:sz="4" w:space="0"/>
           <w:left w:val="single" w:color="000000" w:themeColor="accent5" w:themeTint="9A" w:sz="4" w:space="0"/>
-          <w:bottom w:val="none"/>
-          <w:right w:val="none"/>
+          <w:bottom w:val="none" w:color="000000" w:sz="4" w:space="0"/>
+          <w:right w:val="none" w:color="000000" w:sz="4" w:space="0"/>
         </w:tcBorders>
       </w:tcPr>
     </w:tblStylePr>
@@ -31642,9 +31971,9 @@
         <w:shd w:val="clear" w:color="ffffff" w:themeColor="light1" w:fill="ffffff" w:themeFill="light1"/>
         <w:tcBorders>
           <w:top w:val="single" w:color="000000" w:themeColor="accent5" w:themeTint="9A" w:sz="4" w:space="0"/>
-          <w:left w:val="none"/>
-          <w:bottom w:val="none"/>
-          <w:right w:val="none"/>
+          <w:left w:val="none" w:color="000000" w:sz="4" w:space="0"/>
+          <w:bottom w:val="none" w:color="000000" w:sz="4" w:space="0"/>
+          <w:right w:val="none" w:color="000000" w:sz="4" w:space="0"/>
         </w:tcBorders>
       </w:tcPr>
     </w:tblStylePr>
@@ -31719,9 +32048,9 @@
       </w:tcPr>
     </w:tblStylePr>
   </w:style>
-  <w:style w:type="table" w:styleId="116">
+  <w:style w:type="table" w:styleId="849">
     <w:name w:val="List Table 7 Colorful - Accent 6"/>
-    <w:basedOn w:val="665"/>
+    <w:basedOn w:val="931"/>
     <w:uiPriority w:val="99"/>
     <w:pPr>
       <w:pBdr/>
@@ -31820,11 +32149,11 @@
         <w:tblBorders/>
       </w:tblPr>
       <w:tcPr>
-        <w:shd w:color="ffffff"/>
+        <w:shd w:val="clear" w:color="ffffff"/>
         <w:tcBorders>
-          <w:top w:val="none"/>
-          <w:left w:val="none"/>
-          <w:bottom w:val="none"/>
+          <w:top w:val="none" w:color="000000" w:sz="4" w:space="0"/>
+          <w:left w:val="none" w:color="000000" w:sz="4" w:space="0"/>
+          <w:bottom w:val="none" w:color="000000" w:sz="4" w:space="0"/>
           <w:right w:val="single" w:color="000000" w:themeColor="accent6" w:themeTint="98" w:sz="4" w:space="0"/>
         </w:tcBorders>
       </w:tcPr>
@@ -31847,10 +32176,10 @@
       <w:tcPr>
         <w:shd w:val="clear" w:color="ffffff" w:themeColor="light1" w:fill="ffffff" w:themeFill="light1"/>
         <w:tcBorders>
-          <w:top w:val="none"/>
-          <w:left w:val="none"/>
+          <w:top w:val="none" w:color="000000" w:sz="4" w:space="0"/>
+          <w:left w:val="none" w:color="000000" w:sz="4" w:space="0"/>
           <w:bottom w:val="single" w:color="000000" w:themeColor="accent6" w:themeTint="98" w:sz="4" w:space="0"/>
-          <w:right w:val="none"/>
+          <w:right w:val="none" w:color="000000" w:sz="4" w:space="0"/>
         </w:tcBorders>
       </w:tcPr>
     </w:tblStylePr>
@@ -31870,12 +32199,12 @@
         <w:tblBorders/>
       </w:tblPr>
       <w:tcPr>
-        <w:shd w:color="ffffff"/>
+        <w:shd w:val="clear" w:color="ffffff"/>
         <w:tcBorders>
-          <w:top w:val="none"/>
+          <w:top w:val="none" w:color="000000" w:sz="4" w:space="0"/>
           <w:left w:val="single" w:color="000000" w:themeColor="accent6" w:themeTint="98" w:sz="4" w:space="0"/>
-          <w:bottom w:val="none"/>
-          <w:right w:val="none"/>
+          <w:bottom w:val="none" w:color="000000" w:sz="4" w:space="0"/>
+          <w:right w:val="none" w:color="000000" w:sz="4" w:space="0"/>
         </w:tcBorders>
       </w:tcPr>
     </w:tblStylePr>
@@ -31898,9 +32227,9 @@
         <w:shd w:val="clear" w:color="ffffff" w:themeColor="light1" w:fill="ffffff" w:themeFill="light1"/>
         <w:tcBorders>
           <w:top w:val="single" w:color="000000" w:themeColor="accent6" w:themeTint="98" w:sz="4" w:space="0"/>
-          <w:left w:val="none"/>
-          <w:bottom w:val="none"/>
-          <w:right w:val="none"/>
+          <w:left w:val="none" w:color="000000" w:sz="4" w:space="0"/>
+          <w:bottom w:val="none" w:color="000000" w:sz="4" w:space="0"/>
+          <w:right w:val="none" w:color="000000" w:sz="4" w:space="0"/>
         </w:tcBorders>
       </w:tcPr>
     </w:tblStylePr>
@@ -31975,9 +32304,9 @@
       </w:tcPr>
     </w:tblStylePr>
   </w:style>
-  <w:style w:type="table" w:styleId="117">
+  <w:style w:type="table" w:styleId="850">
     <w:name w:val="Lined - Accent"/>
-    <w:basedOn w:val="665"/>
+    <w:basedOn w:val="931"/>
     <w:uiPriority w:val="99"/>
     <w:pPr>
       <w:pBdr/>
@@ -32212,9 +32541,9 @@
       </w:tcPr>
     </w:tblStylePr>
   </w:style>
-  <w:style w:type="table" w:styleId="118">
+  <w:style w:type="table" w:styleId="851">
     <w:name w:val="Lined - Accent 1"/>
-    <w:basedOn w:val="665"/>
+    <w:basedOn w:val="931"/>
     <w:uiPriority w:val="99"/>
     <w:pPr>
       <w:pBdr/>
@@ -32449,9 +32778,9 @@
       </w:tcPr>
     </w:tblStylePr>
   </w:style>
-  <w:style w:type="table" w:styleId="119">
+  <w:style w:type="table" w:styleId="852">
     <w:name w:val="Lined - Accent 2"/>
-    <w:basedOn w:val="665"/>
+    <w:basedOn w:val="931"/>
     <w:uiPriority w:val="99"/>
     <w:pPr>
       <w:pBdr/>
@@ -32686,9 +33015,9 @@
       </w:tcPr>
     </w:tblStylePr>
   </w:style>
-  <w:style w:type="table" w:styleId="120">
+  <w:style w:type="table" w:styleId="853">
     <w:name w:val="Lined - Accent 3"/>
-    <w:basedOn w:val="665"/>
+    <w:basedOn w:val="931"/>
     <w:uiPriority w:val="99"/>
     <w:pPr>
       <w:pBdr/>
@@ -32923,9 +33252,9 @@
       </w:tcPr>
     </w:tblStylePr>
   </w:style>
-  <w:style w:type="table" w:styleId="121">
+  <w:style w:type="table" w:styleId="854">
     <w:name w:val="Lined - Accent 4"/>
-    <w:basedOn w:val="665"/>
+    <w:basedOn w:val="931"/>
     <w:uiPriority w:val="99"/>
     <w:pPr>
       <w:pBdr/>
@@ -33160,9 +33489,9 @@
       </w:tcPr>
     </w:tblStylePr>
   </w:style>
-  <w:style w:type="table" w:styleId="122">
+  <w:style w:type="table" w:styleId="855">
     <w:name w:val="Lined - Accent 5"/>
-    <w:basedOn w:val="665"/>
+    <w:basedOn w:val="931"/>
     <w:uiPriority w:val="99"/>
     <w:pPr>
       <w:pBdr/>
@@ -33397,9 +33726,9 @@
       </w:tcPr>
     </w:tblStylePr>
   </w:style>
-  <w:style w:type="table" w:styleId="123">
+  <w:style w:type="table" w:styleId="856">
     <w:name w:val="Lined - Accent 6"/>
-    <w:basedOn w:val="665"/>
+    <w:basedOn w:val="931"/>
     <w:uiPriority w:val="99"/>
     <w:pPr>
       <w:pBdr/>
@@ -33634,9 +33963,9 @@
       </w:tcPr>
     </w:tblStylePr>
   </w:style>
-  <w:style w:type="table" w:styleId="124">
+  <w:style w:type="table" w:styleId="857">
     <w:name w:val="Bordered &amp; Lined - Accent"/>
-    <w:basedOn w:val="665"/>
+    <w:basedOn w:val="931"/>
     <w:uiPriority w:val="99"/>
     <w:pPr>
       <w:pBdr/>
@@ -33878,9 +34207,9 @@
       </w:tcPr>
     </w:tblStylePr>
   </w:style>
-  <w:style w:type="table" w:styleId="125">
+  <w:style w:type="table" w:styleId="858">
     <w:name w:val="Bordered &amp; Lined - Accent 1"/>
-    <w:basedOn w:val="665"/>
+    <w:basedOn w:val="931"/>
     <w:uiPriority w:val="99"/>
     <w:pPr>
       <w:pBdr/>
@@ -34122,9 +34451,9 @@
       </w:tcPr>
     </w:tblStylePr>
   </w:style>
-  <w:style w:type="table" w:styleId="126">
+  <w:style w:type="table" w:styleId="859">
     <w:name w:val="Bordered &amp; Lined - Accent 2"/>
-    <w:basedOn w:val="665"/>
+    <w:basedOn w:val="931"/>
     <w:uiPriority w:val="99"/>
     <w:pPr>
       <w:pBdr/>
@@ -34366,9 +34695,9 @@
       </w:tcPr>
     </w:tblStylePr>
   </w:style>
-  <w:style w:type="table" w:styleId="127">
+  <w:style w:type="table" w:styleId="860">
     <w:name w:val="Bordered &amp; Lined - Accent 3"/>
-    <w:basedOn w:val="665"/>
+    <w:basedOn w:val="931"/>
     <w:uiPriority w:val="99"/>
     <w:pPr>
       <w:pBdr/>
@@ -34610,9 +34939,9 @@
       </w:tcPr>
     </w:tblStylePr>
   </w:style>
-  <w:style w:type="table" w:styleId="128">
+  <w:style w:type="table" w:styleId="861">
     <w:name w:val="Bordered &amp; Lined - Accent 4"/>
-    <w:basedOn w:val="665"/>
+    <w:basedOn w:val="931"/>
     <w:uiPriority w:val="99"/>
     <w:pPr>
       <w:pBdr/>
@@ -34854,9 +35183,9 @@
       </w:tcPr>
     </w:tblStylePr>
   </w:style>
-  <w:style w:type="table" w:styleId="129">
+  <w:style w:type="table" w:styleId="862">
     <w:name w:val="Bordered &amp; Lined - Accent 5"/>
-    <w:basedOn w:val="665"/>
+    <w:basedOn w:val="931"/>
     <w:uiPriority w:val="99"/>
     <w:pPr>
       <w:pBdr/>
@@ -35098,9 +35427,9 @@
       </w:tcPr>
     </w:tblStylePr>
   </w:style>
-  <w:style w:type="table" w:styleId="130">
+  <w:style w:type="table" w:styleId="863">
     <w:name w:val="Bordered &amp; Lined - Accent 6"/>
-    <w:basedOn w:val="665"/>
+    <w:basedOn w:val="931"/>
     <w:uiPriority w:val="99"/>
     <w:pPr>
       <w:pBdr/>
@@ -35342,9 +35671,9 @@
       </w:tcPr>
     </w:tblStylePr>
   </w:style>
-  <w:style w:type="table" w:styleId="131">
+  <w:style w:type="table" w:styleId="864">
     <w:name w:val="Bordered"/>
-    <w:basedOn w:val="665"/>
+    <w:basedOn w:val="931"/>
     <w:uiPriority w:val="99"/>
     <w:pPr>
       <w:pBdr/>
@@ -35573,9 +35902,9 @@
       </w:tcPr>
     </w:tblStylePr>
   </w:style>
-  <w:style w:type="table" w:styleId="132">
+  <w:style w:type="table" w:styleId="865">
     <w:name w:val="Bordered - Accent 1"/>
-    <w:basedOn w:val="665"/>
+    <w:basedOn w:val="931"/>
     <w:uiPriority w:val="99"/>
     <w:pPr>
       <w:pBdr/>
@@ -35804,9 +36133,9 @@
       </w:tcPr>
     </w:tblStylePr>
   </w:style>
-  <w:style w:type="table" w:styleId="133">
+  <w:style w:type="table" w:styleId="866">
     <w:name w:val="Bordered - Accent 2"/>
-    <w:basedOn w:val="665"/>
+    <w:basedOn w:val="931"/>
     <w:uiPriority w:val="99"/>
     <w:pPr>
       <w:pBdr/>
@@ -36035,9 +36364,9 @@
       </w:tcPr>
     </w:tblStylePr>
   </w:style>
-  <w:style w:type="table" w:styleId="134">
+  <w:style w:type="table" w:styleId="867">
     <w:name w:val="Bordered - Accent 3"/>
-    <w:basedOn w:val="665"/>
+    <w:basedOn w:val="931"/>
     <w:uiPriority w:val="99"/>
     <w:pPr>
       <w:pBdr/>
@@ -36266,9 +36595,9 @@
       </w:tcPr>
     </w:tblStylePr>
   </w:style>
-  <w:style w:type="table" w:styleId="135">
+  <w:style w:type="table" w:styleId="868">
     <w:name w:val="Bordered - Accent 4"/>
-    <w:basedOn w:val="665"/>
+    <w:basedOn w:val="931"/>
     <w:uiPriority w:val="99"/>
     <w:pPr>
       <w:pBdr/>
@@ -36497,9 +36826,9 @@
       </w:tcPr>
     </w:tblStylePr>
   </w:style>
-  <w:style w:type="table" w:styleId="136">
+  <w:style w:type="table" w:styleId="869">
     <w:name w:val="Bordered - Accent 5"/>
-    <w:basedOn w:val="665"/>
+    <w:basedOn w:val="931"/>
     <w:uiPriority w:val="99"/>
     <w:pPr>
       <w:pBdr/>
@@ -36728,9 +37057,9 @@
       </w:tcPr>
     </w:tblStylePr>
   </w:style>
-  <w:style w:type="table" w:styleId="137">
+  <w:style w:type="table" w:styleId="870">
     <w:name w:val="Bordered - Accent 6"/>
-    <w:basedOn w:val="665"/>
+    <w:basedOn w:val="931"/>
     <w:uiPriority w:val="99"/>
     <w:pPr>
       <w:pBdr/>
@@ -36959,11 +37288,11 @@
       </w:tcPr>
     </w:tblStylePr>
   </w:style>
-  <w:style w:type="paragraph" w:styleId="139">
+  <w:style w:type="paragraph" w:styleId="871">
     <w:name w:val="Heading 1"/>
-    <w:basedOn w:val="664"/>
-    <w:next w:val="664"/>
-    <w:link w:val="150"/>
+    <w:basedOn w:val="930"/>
+    <w:next w:val="930"/>
+    <w:link w:val="881"/>
     <w:uiPriority w:val="9"/>
     <w:qFormat/>
     <w:pPr>
@@ -36981,11 +37310,11 @@
       <w:szCs w:val="40"/>
     </w:rPr>
   </w:style>
-  <w:style w:type="paragraph" w:styleId="140">
+  <w:style w:type="paragraph" w:styleId="872">
     <w:name w:val="Heading 2"/>
-    <w:basedOn w:val="664"/>
-    <w:next w:val="664"/>
-    <w:link w:val="151"/>
+    <w:basedOn w:val="930"/>
+    <w:next w:val="930"/>
+    <w:link w:val="882"/>
     <w:uiPriority w:val="9"/>
     <w:unhideWhenUsed/>
     <w:qFormat/>
@@ -37004,11 +37333,11 @@
       <w:szCs w:val="32"/>
     </w:rPr>
   </w:style>
-  <w:style w:type="paragraph" w:styleId="141">
+  <w:style w:type="paragraph" w:styleId="873">
     <w:name w:val="Heading 3"/>
-    <w:basedOn w:val="664"/>
-    <w:next w:val="664"/>
-    <w:link w:val="152"/>
+    <w:basedOn w:val="930"/>
+    <w:next w:val="930"/>
+    <w:link w:val="883"/>
     <w:uiPriority w:val="9"/>
     <w:unhideWhenUsed/>
     <w:qFormat/>
@@ -37027,11 +37356,11 @@
       <w:szCs w:val="28"/>
     </w:rPr>
   </w:style>
-  <w:style w:type="paragraph" w:styleId="142">
+  <w:style w:type="paragraph" w:styleId="874">
     <w:name w:val="Heading 4"/>
-    <w:basedOn w:val="664"/>
-    <w:next w:val="664"/>
-    <w:link w:val="153"/>
+    <w:basedOn w:val="930"/>
+    <w:next w:val="930"/>
+    <w:link w:val="884"/>
     <w:uiPriority w:val="9"/>
     <w:unhideWhenUsed/>
     <w:qFormat/>
@@ -37050,11 +37379,11 @@
       <w:color w:val="0f4761" w:themeColor="accent1" w:themeShade="BF"/>
     </w:rPr>
   </w:style>
-  <w:style w:type="paragraph" w:styleId="143">
+  <w:style w:type="paragraph" w:styleId="875">
     <w:name w:val="Heading 5"/>
-    <w:basedOn w:val="664"/>
-    <w:next w:val="664"/>
-    <w:link w:val="154"/>
+    <w:basedOn w:val="930"/>
+    <w:next w:val="930"/>
+    <w:link w:val="885"/>
     <w:uiPriority w:val="9"/>
     <w:unhideWhenUsed/>
     <w:qFormat/>
@@ -37071,11 +37400,11 @@
       <w:color w:val="0f4761" w:themeColor="accent1" w:themeShade="BF"/>
     </w:rPr>
   </w:style>
-  <w:style w:type="paragraph" w:styleId="144">
+  <w:style w:type="paragraph" w:styleId="876">
     <w:name w:val="Heading 6"/>
-    <w:basedOn w:val="664"/>
-    <w:next w:val="664"/>
-    <w:link w:val="155"/>
+    <w:basedOn w:val="930"/>
+    <w:next w:val="930"/>
+    <w:link w:val="886"/>
     <w:uiPriority w:val="9"/>
     <w:unhideWhenUsed/>
     <w:qFormat/>
@@ -37094,11 +37423,11 @@
       <w:color w:val="595959" w:themeColor="text1" w:themeTint="A6"/>
     </w:rPr>
   </w:style>
-  <w:style w:type="paragraph" w:styleId="145">
+  <w:style w:type="paragraph" w:styleId="877">
     <w:name w:val="Heading 7"/>
-    <w:basedOn w:val="664"/>
-    <w:next w:val="664"/>
-    <w:link w:val="156"/>
+    <w:basedOn w:val="930"/>
+    <w:next w:val="930"/>
+    <w:link w:val="887"/>
     <w:uiPriority w:val="9"/>
     <w:unhideWhenUsed/>
     <w:qFormat/>
@@ -37115,11 +37444,11 @@
       <w:color w:val="595959" w:themeColor="text1" w:themeTint="A6"/>
     </w:rPr>
   </w:style>
-  <w:style w:type="paragraph" w:styleId="146">
+  <w:style w:type="paragraph" w:styleId="878">
     <w:name w:val="Heading 8"/>
-    <w:basedOn w:val="664"/>
-    <w:next w:val="664"/>
-    <w:link w:val="157"/>
+    <w:basedOn w:val="930"/>
+    <w:next w:val="930"/>
+    <w:link w:val="888"/>
     <w:uiPriority w:val="9"/>
     <w:unhideWhenUsed/>
     <w:qFormat/>
@@ -37138,11 +37467,11 @@
       <w:color w:val="272727" w:themeColor="text1" w:themeTint="D8"/>
     </w:rPr>
   </w:style>
-  <w:style w:type="paragraph" w:styleId="147">
+  <w:style w:type="paragraph" w:styleId="879">
     <w:name w:val="Heading 9"/>
-    <w:basedOn w:val="664"/>
-    <w:next w:val="664"/>
-    <w:link w:val="158"/>
+    <w:basedOn w:val="930"/>
+    <w:next w:val="930"/>
+    <w:link w:val="889"/>
     <w:uiPriority w:val="9"/>
     <w:unhideWhenUsed/>
     <w:qFormat/>
@@ -37161,7 +37490,7 @@
       <w:color w:val="272727" w:themeColor="text1" w:themeTint="D8"/>
     </w:rPr>
   </w:style>
-  <w:style w:type="character" w:styleId="148" w:default="1">
+  <w:style w:type="character" w:styleId="880" w:default="1">
     <w:name w:val="Default Paragraph Font"/>
     <w:uiPriority w:val="1"/>
     <w:semiHidden/>
@@ -37172,10 +37501,10 @@
       <w:ind/>
     </w:pPr>
   </w:style>
-  <w:style w:type="character" w:styleId="150">
+  <w:style w:type="character" w:styleId="881">
     <w:name w:val="Heading 1 Char"/>
-    <w:basedOn w:val="148"/>
-    <w:link w:val="139"/>
+    <w:basedOn w:val="880"/>
+    <w:link w:val="871"/>
     <w:uiPriority w:val="9"/>
     <w:pPr>
       <w:pBdr/>
@@ -37189,10 +37518,10 @@
       <w:szCs w:val="40"/>
     </w:rPr>
   </w:style>
-  <w:style w:type="character" w:styleId="151">
+  <w:style w:type="character" w:styleId="882">
     <w:name w:val="Heading 2 Char"/>
-    <w:basedOn w:val="148"/>
-    <w:link w:val="140"/>
+    <w:basedOn w:val="880"/>
+    <w:link w:val="872"/>
     <w:uiPriority w:val="9"/>
     <w:pPr>
       <w:pBdr/>
@@ -37206,10 +37535,10 @@
       <w:szCs w:val="32"/>
     </w:rPr>
   </w:style>
-  <w:style w:type="character" w:styleId="152">
+  <w:style w:type="character" w:styleId="883">
     <w:name w:val="Heading 3 Char"/>
-    <w:basedOn w:val="148"/>
-    <w:link w:val="141"/>
+    <w:basedOn w:val="880"/>
+    <w:link w:val="873"/>
     <w:uiPriority w:val="9"/>
     <w:pPr>
       <w:pBdr/>
@@ -37223,10 +37552,10 @@
       <w:szCs w:val="28"/>
     </w:rPr>
   </w:style>
-  <w:style w:type="character" w:styleId="153">
+  <w:style w:type="character" w:styleId="884">
     <w:name w:val="Heading 4 Char"/>
-    <w:basedOn w:val="148"/>
-    <w:link w:val="142"/>
+    <w:basedOn w:val="880"/>
+    <w:link w:val="874"/>
     <w:uiPriority w:val="9"/>
     <w:pPr>
       <w:pBdr/>
@@ -37240,10 +37569,10 @@
       <w:color w:val="0f4761" w:themeColor="accent1" w:themeShade="BF"/>
     </w:rPr>
   </w:style>
-  <w:style w:type="character" w:styleId="154">
+  <w:style w:type="character" w:styleId="885">
     <w:name w:val="Heading 5 Char"/>
-    <w:basedOn w:val="148"/>
-    <w:link w:val="143"/>
+    <w:basedOn w:val="880"/>
+    <w:link w:val="875"/>
     <w:uiPriority w:val="9"/>
     <w:pPr>
       <w:pBdr/>
@@ -37255,10 +37584,10 @@
       <w:color w:val="0f4761" w:themeColor="accent1" w:themeShade="BF"/>
     </w:rPr>
   </w:style>
-  <w:style w:type="character" w:styleId="155">
+  <w:style w:type="character" w:styleId="886">
     <w:name w:val="Heading 6 Char"/>
-    <w:basedOn w:val="148"/>
-    <w:link w:val="144"/>
+    <w:basedOn w:val="880"/>
+    <w:link w:val="876"/>
     <w:uiPriority w:val="9"/>
     <w:pPr>
       <w:pBdr/>
@@ -37272,10 +37601,10 @@
       <w:color w:val="595959" w:themeColor="text1" w:themeTint="A6"/>
     </w:rPr>
   </w:style>
-  <w:style w:type="character" w:styleId="156">
+  <w:style w:type="character" w:styleId="887">
     <w:name w:val="Heading 7 Char"/>
-    <w:basedOn w:val="148"/>
-    <w:link w:val="145"/>
+    <w:basedOn w:val="880"/>
+    <w:link w:val="877"/>
     <w:uiPriority w:val="9"/>
     <w:pPr>
       <w:pBdr/>
@@ -37287,10 +37616,10 @@
       <w:color w:val="595959" w:themeColor="text1" w:themeTint="A6"/>
     </w:rPr>
   </w:style>
-  <w:style w:type="character" w:styleId="157">
+  <w:style w:type="character" w:styleId="888">
     <w:name w:val="Heading 8 Char"/>
-    <w:basedOn w:val="148"/>
-    <w:link w:val="146"/>
+    <w:basedOn w:val="880"/>
+    <w:link w:val="878"/>
     <w:uiPriority w:val="9"/>
     <w:pPr>
       <w:pBdr/>
@@ -37304,10 +37633,10 @@
       <w:color w:val="272727" w:themeColor="text1" w:themeTint="D8"/>
     </w:rPr>
   </w:style>
-  <w:style w:type="character" w:styleId="158">
+  <w:style w:type="character" w:styleId="889">
     <w:name w:val="Heading 9 Char"/>
-    <w:basedOn w:val="148"/>
-    <w:link w:val="147"/>
+    <w:basedOn w:val="880"/>
+    <w:link w:val="879"/>
     <w:uiPriority w:val="9"/>
     <w:pPr>
       <w:pBdr/>
@@ -37321,11 +37650,11 @@
       <w:color w:val="272727" w:themeColor="text1" w:themeTint="D8"/>
     </w:rPr>
   </w:style>
-  <w:style w:type="paragraph" w:styleId="159">
+  <w:style w:type="paragraph" w:styleId="890">
     <w:name w:val="Title"/>
-    <w:basedOn w:val="664"/>
-    <w:next w:val="664"/>
-    <w:link w:val="160"/>
+    <w:basedOn w:val="930"/>
+    <w:next w:val="930"/>
+    <w:link w:val="891"/>
     <w:uiPriority w:val="10"/>
     <w:qFormat/>
     <w:pPr>
@@ -37341,10 +37670,10 @@
       <w:szCs w:val="56"/>
     </w:rPr>
   </w:style>
-  <w:style w:type="character" w:styleId="160">
+  <w:style w:type="character" w:styleId="891">
     <w:name w:val="Title Char"/>
-    <w:basedOn w:val="148"/>
-    <w:link w:val="159"/>
+    <w:basedOn w:val="880"/>
+    <w:link w:val="890"/>
     <w:uiPriority w:val="10"/>
     <w:pPr>
       <w:pBdr/>
@@ -37358,11 +37687,11 @@
       <w:szCs w:val="56"/>
     </w:rPr>
   </w:style>
-  <w:style w:type="paragraph" w:styleId="161">
+  <w:style w:type="paragraph" w:styleId="892">
     <w:name w:val="Subtitle"/>
-    <w:basedOn w:val="664"/>
-    <w:next w:val="664"/>
-    <w:link w:val="162"/>
+    <w:basedOn w:val="930"/>
+    <w:next w:val="930"/>
+    <w:link w:val="893"/>
     <w:uiPriority w:val="11"/>
     <w:qFormat/>
     <w:pPr>
@@ -37380,10 +37709,10 @@
       <w:szCs w:val="28"/>
     </w:rPr>
   </w:style>
-  <w:style w:type="character" w:styleId="162">
+  <w:style w:type="character" w:styleId="893">
     <w:name w:val="Subtitle Char"/>
-    <w:basedOn w:val="148"/>
-    <w:link w:val="161"/>
+    <w:basedOn w:val="880"/>
+    <w:link w:val="892"/>
     <w:uiPriority w:val="11"/>
     <w:pPr>
       <w:pBdr/>
@@ -37397,11 +37726,11 @@
       <w:szCs w:val="28"/>
     </w:rPr>
   </w:style>
-  <w:style w:type="paragraph" w:styleId="163">
+  <w:style w:type="paragraph" w:styleId="894">
     <w:name w:val="Quote"/>
-    <w:basedOn w:val="664"/>
-    <w:next w:val="664"/>
-    <w:link w:val="164"/>
+    <w:basedOn w:val="930"/>
+    <w:next w:val="930"/>
+    <w:link w:val="895"/>
     <w:uiPriority w:val="29"/>
     <w:qFormat/>
     <w:pPr>
@@ -37416,10 +37745,10 @@
       <w:color w:val="404040" w:themeColor="text1" w:themeTint="BF"/>
     </w:rPr>
   </w:style>
-  <w:style w:type="character" w:styleId="164">
+  <w:style w:type="character" w:styleId="895">
     <w:name w:val="Quote Char"/>
-    <w:basedOn w:val="148"/>
-    <w:link w:val="163"/>
+    <w:basedOn w:val="880"/>
+    <w:link w:val="894"/>
     <w:uiPriority w:val="29"/>
     <w:pPr>
       <w:pBdr/>
@@ -37432,9 +37761,9 @@
       <w:color w:val="404040" w:themeColor="text1" w:themeTint="BF"/>
     </w:rPr>
   </w:style>
-  <w:style w:type="character" w:styleId="166">
+  <w:style w:type="character" w:styleId="896">
     <w:name w:val="Intense Emphasis"/>
-    <w:basedOn w:val="148"/>
+    <w:basedOn w:val="880"/>
     <w:uiPriority w:val="21"/>
     <w:qFormat/>
     <w:pPr>
@@ -37448,11 +37777,11 @@
       <w:color w:val="0f4761" w:themeColor="accent1" w:themeShade="BF"/>
     </w:rPr>
   </w:style>
-  <w:style w:type="paragraph" w:styleId="167">
+  <w:style w:type="paragraph" w:styleId="897">
     <w:name w:val="Intense Quote"/>
-    <w:basedOn w:val="664"/>
-    <w:next w:val="664"/>
-    <w:link w:val="168"/>
+    <w:basedOn w:val="930"/>
+    <w:next w:val="930"/>
+    <w:link w:val="898"/>
     <w:uiPriority w:val="30"/>
     <w:qFormat/>
     <w:pPr>
@@ -37470,10 +37799,10 @@
       <w:color w:val="0f4761" w:themeColor="accent1" w:themeShade="BF"/>
     </w:rPr>
   </w:style>
-  <w:style w:type="character" w:styleId="168">
+  <w:style w:type="character" w:styleId="898">
     <w:name w:val="Intense Quote Char"/>
-    <w:basedOn w:val="148"/>
-    <w:link w:val="167"/>
+    <w:basedOn w:val="880"/>
+    <w:link w:val="897"/>
     <w:uiPriority w:val="30"/>
     <w:pPr>
       <w:pBdr/>
@@ -37486,9 +37815,9 @@
       <w:color w:val="0f4761" w:themeColor="accent1" w:themeShade="BF"/>
     </w:rPr>
   </w:style>
-  <w:style w:type="character" w:styleId="169">
+  <w:style w:type="character" w:styleId="899">
     <w:name w:val="Intense Reference"/>
-    <w:basedOn w:val="148"/>
+    <w:basedOn w:val="880"/>
     <w:uiPriority w:val="32"/>
     <w:qFormat/>
     <w:pPr>
@@ -37504,9 +37833,9 @@
       <w:spacing w:val="5"/>
     </w:rPr>
   </w:style>
-  <w:style w:type="character" w:styleId="171">
+  <w:style w:type="character" w:styleId="900">
     <w:name w:val="Subtle Emphasis"/>
-    <w:basedOn w:val="148"/>
+    <w:basedOn w:val="880"/>
     <w:uiPriority w:val="19"/>
     <w:qFormat/>
     <w:pPr>
@@ -37520,9 +37849,9 @@
       <w:color w:val="404040" w:themeColor="text1" w:themeTint="BF"/>
     </w:rPr>
   </w:style>
-  <w:style w:type="character" w:styleId="172">
+  <w:style w:type="character" w:styleId="901">
     <w:name w:val="Emphasis"/>
-    <w:basedOn w:val="148"/>
+    <w:basedOn w:val="880"/>
     <w:uiPriority w:val="20"/>
     <w:qFormat/>
     <w:pPr>
@@ -37535,9 +37864,9 @@
       <w:iCs/>
     </w:rPr>
   </w:style>
-  <w:style w:type="character" w:styleId="173">
+  <w:style w:type="character" w:styleId="902">
     <w:name w:val="Strong"/>
-    <w:basedOn w:val="148"/>
+    <w:basedOn w:val="880"/>
     <w:uiPriority w:val="22"/>
     <w:qFormat/>
     <w:pPr>
@@ -37550,9 +37879,9 @@
       <w:bCs/>
     </w:rPr>
   </w:style>
-  <w:style w:type="character" w:styleId="174">
+  <w:style w:type="character" w:styleId="903">
     <w:name w:val="Subtle Reference"/>
-    <w:basedOn w:val="148"/>
+    <w:basedOn w:val="880"/>
     <w:uiPriority w:val="31"/>
     <w:qFormat/>
     <w:pPr>
@@ -37565,9 +37894,9 @@
       <w:color w:val="5a5a5a" w:themeColor="text1" w:themeTint="A5"/>
     </w:rPr>
   </w:style>
-  <w:style w:type="character" w:styleId="175">
+  <w:style w:type="character" w:styleId="904">
     <w:name w:val="Book Title"/>
-    <w:basedOn w:val="148"/>
+    <w:basedOn w:val="880"/>
     <w:uiPriority w:val="33"/>
     <w:qFormat/>
     <w:pPr>
@@ -37583,10 +37912,10 @@
       <w:spacing w:val="5"/>
     </w:rPr>
   </w:style>
-  <w:style w:type="paragraph" w:styleId="176">
+  <w:style w:type="paragraph" w:styleId="905">
     <w:name w:val="Header"/>
-    <w:basedOn w:val="664"/>
-    <w:link w:val="177"/>
+    <w:basedOn w:val="930"/>
+    <w:link w:val="906"/>
     <w:uiPriority w:val="99"/>
     <w:unhideWhenUsed/>
     <w:pPr>
@@ -37599,10 +37928,10 @@
       <w:ind/>
     </w:pPr>
   </w:style>
-  <w:style w:type="character" w:styleId="177">
+  <w:style w:type="character" w:styleId="906">
     <w:name w:val="Header Char"/>
-    <w:basedOn w:val="148"/>
-    <w:link w:val="176"/>
+    <w:basedOn w:val="880"/>
+    <w:link w:val="905"/>
     <w:uiPriority w:val="99"/>
     <w:pPr>
       <w:pBdr/>
@@ -37610,10 +37939,10 @@
       <w:ind/>
     </w:pPr>
   </w:style>
-  <w:style w:type="paragraph" w:styleId="178">
+  <w:style w:type="paragraph" w:styleId="907">
     <w:name w:val="Footer"/>
-    <w:basedOn w:val="664"/>
-    <w:link w:val="179"/>
+    <w:basedOn w:val="930"/>
+    <w:link w:val="908"/>
     <w:uiPriority w:val="99"/>
     <w:unhideWhenUsed/>
     <w:pPr>
@@ -37626,10 +37955,10 @@
       <w:ind/>
     </w:pPr>
   </w:style>
-  <w:style w:type="character" w:styleId="179">
+  <w:style w:type="character" w:styleId="908">
     <w:name w:val="Footer Char"/>
-    <w:basedOn w:val="148"/>
-    <w:link w:val="178"/>
+    <w:basedOn w:val="880"/>
+    <w:link w:val="907"/>
     <w:uiPriority w:val="99"/>
     <w:pPr>
       <w:pBdr/>
@@ -37637,10 +37966,10 @@
       <w:ind/>
     </w:pPr>
   </w:style>
-  <w:style w:type="paragraph" w:styleId="180">
+  <w:style w:type="paragraph" w:styleId="909">
     <w:name w:val="Caption"/>
-    <w:basedOn w:val="664"/>
-    <w:next w:val="664"/>
+    <w:basedOn w:val="930"/>
+    <w:next w:val="930"/>
     <w:uiPriority w:val="35"/>
     <w:unhideWhenUsed/>
     <w:qFormat/>
@@ -37657,10 +37986,10 @@
       <w:szCs w:val="18"/>
     </w:rPr>
   </w:style>
-  <w:style w:type="paragraph" w:styleId="181">
+  <w:style w:type="paragraph" w:styleId="910">
     <w:name w:val="footnote text"/>
-    <w:basedOn w:val="664"/>
-    <w:link w:val="182"/>
+    <w:basedOn w:val="930"/>
+    <w:link w:val="911"/>
     <w:uiPriority w:val="99"/>
     <w:semiHidden/>
     <w:unhideWhenUsed/>
@@ -37674,10 +38003,10 @@
       <w:szCs w:val="20"/>
     </w:rPr>
   </w:style>
-  <w:style w:type="character" w:styleId="182">
+  <w:style w:type="character" w:styleId="911">
     <w:name w:val="Footnote Text Char"/>
-    <w:basedOn w:val="148"/>
-    <w:link w:val="181"/>
+    <w:basedOn w:val="880"/>
+    <w:link w:val="910"/>
     <w:uiPriority w:val="99"/>
     <w:semiHidden/>
     <w:pPr>
@@ -37690,9 +38019,9 @@
       <w:szCs w:val="20"/>
     </w:rPr>
   </w:style>
-  <w:style w:type="character" w:styleId="183">
+  <w:style w:type="character" w:styleId="912">
     <w:name w:val="footnote reference"/>
-    <w:basedOn w:val="148"/>
+    <w:basedOn w:val="880"/>
     <w:uiPriority w:val="99"/>
     <w:semiHidden/>
     <w:unhideWhenUsed/>
@@ -37705,10 +38034,10 @@
       <w:vertAlign w:val="superscript"/>
     </w:rPr>
   </w:style>
-  <w:style w:type="paragraph" w:styleId="184">
+  <w:style w:type="paragraph" w:styleId="913">
     <w:name w:val="endnote text"/>
-    <w:basedOn w:val="664"/>
-    <w:link w:val="185"/>
+    <w:basedOn w:val="930"/>
+    <w:link w:val="914"/>
     <w:uiPriority w:val="99"/>
     <w:semiHidden/>
     <w:unhideWhenUsed/>
@@ -37722,10 +38051,10 @@
       <w:szCs w:val="20"/>
     </w:rPr>
   </w:style>
-  <w:style w:type="character" w:styleId="185">
+  <w:style w:type="character" w:styleId="914">
     <w:name w:val="Endnote Text Char"/>
-    <w:basedOn w:val="148"/>
-    <w:link w:val="184"/>
+    <w:basedOn w:val="880"/>
+    <w:link w:val="913"/>
     <w:uiPriority w:val="99"/>
     <w:semiHidden/>
     <w:pPr>
@@ -37738,9 +38067,9 @@
       <w:szCs w:val="20"/>
     </w:rPr>
   </w:style>
-  <w:style w:type="character" w:styleId="186">
+  <w:style w:type="character" w:styleId="915">
     <w:name w:val="endnote reference"/>
-    <w:basedOn w:val="148"/>
+    <w:basedOn w:val="880"/>
     <w:uiPriority w:val="99"/>
     <w:semiHidden/>
     <w:unhideWhenUsed/>
@@ -37753,9 +38082,9 @@
       <w:vertAlign w:val="superscript"/>
     </w:rPr>
   </w:style>
-  <w:style w:type="character" w:styleId="187">
+  <w:style w:type="character" w:styleId="916">
     <w:name w:val="Hyperlink"/>
-    <w:basedOn w:val="148"/>
+    <w:basedOn w:val="880"/>
     <w:uiPriority w:val="99"/>
     <w:unhideWhenUsed/>
     <w:pPr>
@@ -37768,9 +38097,9 @@
       <w:u w:val="single"/>
     </w:rPr>
   </w:style>
-  <w:style w:type="character" w:styleId="188">
+  <w:style w:type="character" w:styleId="917">
     <w:name w:val="FollowedHyperlink"/>
-    <w:basedOn w:val="148"/>
+    <w:basedOn w:val="880"/>
     <w:uiPriority w:val="99"/>
     <w:semiHidden/>
     <w:unhideWhenUsed/>
@@ -37784,10 +38113,10 @@
       <w:u w:val="single"/>
     </w:rPr>
   </w:style>
-  <w:style w:type="paragraph" w:styleId="189">
+  <w:style w:type="paragraph" w:styleId="918">
     <w:name w:val="toc 1"/>
-    <w:basedOn w:val="664"/>
-    <w:next w:val="664"/>
+    <w:basedOn w:val="930"/>
+    <w:next w:val="930"/>
     <w:uiPriority w:val="39"/>
     <w:unhideWhenUsed/>
     <w:pPr>
@@ -37796,10 +38125,10 @@
       <w:ind/>
     </w:pPr>
   </w:style>
-  <w:style w:type="paragraph" w:styleId="190">
+  <w:style w:type="paragraph" w:styleId="919">
     <w:name w:val="toc 2"/>
-    <w:basedOn w:val="664"/>
-    <w:next w:val="664"/>
+    <w:basedOn w:val="930"/>
+    <w:next w:val="930"/>
     <w:uiPriority w:val="39"/>
     <w:unhideWhenUsed/>
     <w:pPr>
@@ -37808,10 +38137,10 @@
       <w:ind w:left="220"/>
     </w:pPr>
   </w:style>
-  <w:style w:type="paragraph" w:styleId="191">
+  <w:style w:type="paragraph" w:styleId="920">
     <w:name w:val="toc 3"/>
-    <w:basedOn w:val="664"/>
-    <w:next w:val="664"/>
+    <w:basedOn w:val="930"/>
+    <w:next w:val="930"/>
     <w:uiPriority w:val="39"/>
     <w:unhideWhenUsed/>
     <w:pPr>
@@ -37820,10 +38149,10 @@
       <w:ind w:left="440"/>
     </w:pPr>
   </w:style>
-  <w:style w:type="paragraph" w:styleId="192">
+  <w:style w:type="paragraph" w:styleId="921">
     <w:name w:val="toc 4"/>
-    <w:basedOn w:val="664"/>
-    <w:next w:val="664"/>
+    <w:basedOn w:val="930"/>
+    <w:next w:val="930"/>
     <w:uiPriority w:val="39"/>
     <w:unhideWhenUsed/>
     <w:pPr>
@@ -37832,10 +38161,10 @@
       <w:ind w:left="660"/>
     </w:pPr>
   </w:style>
-  <w:style w:type="paragraph" w:styleId="193">
+  <w:style w:type="paragraph" w:styleId="922">
     <w:name w:val="toc 5"/>
-    <w:basedOn w:val="664"/>
-    <w:next w:val="664"/>
+    <w:basedOn w:val="930"/>
+    <w:next w:val="930"/>
     <w:uiPriority w:val="39"/>
     <w:unhideWhenUsed/>
     <w:pPr>
@@ -37844,10 +38173,10 @@
       <w:ind w:left="880"/>
     </w:pPr>
   </w:style>
-  <w:style w:type="paragraph" w:styleId="194">
+  <w:style w:type="paragraph" w:styleId="923">
     <w:name w:val="toc 6"/>
-    <w:basedOn w:val="664"/>
-    <w:next w:val="664"/>
+    <w:basedOn w:val="930"/>
+    <w:next w:val="930"/>
     <w:uiPriority w:val="39"/>
     <w:unhideWhenUsed/>
     <w:pPr>
@@ -37856,10 +38185,10 @@
       <w:ind w:left="1100"/>
     </w:pPr>
   </w:style>
-  <w:style w:type="paragraph" w:styleId="195">
+  <w:style w:type="paragraph" w:styleId="924">
     <w:name w:val="toc 7"/>
-    <w:basedOn w:val="664"/>
-    <w:next w:val="664"/>
+    <w:basedOn w:val="930"/>
+    <w:next w:val="930"/>
     <w:uiPriority w:val="39"/>
     <w:unhideWhenUsed/>
     <w:pPr>
@@ -37868,10 +38197,10 @@
       <w:ind w:left="1320"/>
     </w:pPr>
   </w:style>
-  <w:style w:type="paragraph" w:styleId="196">
+  <w:style w:type="paragraph" w:styleId="925">
     <w:name w:val="toc 8"/>
-    <w:basedOn w:val="664"/>
-    <w:next w:val="664"/>
+    <w:basedOn w:val="930"/>
+    <w:next w:val="930"/>
     <w:uiPriority w:val="39"/>
     <w:unhideWhenUsed/>
     <w:pPr>
@@ -37880,10 +38209,10 @@
       <w:ind w:left="1540"/>
     </w:pPr>
   </w:style>
-  <w:style w:type="paragraph" w:styleId="197">
+  <w:style w:type="paragraph" w:styleId="926">
     <w:name w:val="toc 9"/>
-    <w:basedOn w:val="664"/>
-    <w:next w:val="664"/>
+    <w:basedOn w:val="930"/>
+    <w:next w:val="930"/>
     <w:uiPriority w:val="39"/>
     <w:unhideWhenUsed/>
     <w:pPr>
@@ -37892,9 +38221,9 @@
       <w:ind w:left="1760"/>
     </w:pPr>
   </w:style>
-  <w:style w:type="character" w:styleId="198">
+  <w:style w:type="character" w:styleId="927">
     <w:name w:val="Placeholder Text"/>
-    <w:basedOn w:val="148"/>
+    <w:basedOn w:val="880"/>
     <w:uiPriority w:val="99"/>
     <w:semiHidden/>
     <w:pPr>
@@ -37906,7 +38235,7 @@
       <w:color w:val="666666"/>
     </w:rPr>
   </w:style>
-  <w:style w:type="paragraph" w:styleId="208">
+  <w:style w:type="paragraph" w:styleId="928">
     <w:name w:val="TOC Heading"/>
     <w:uiPriority w:val="39"/>
     <w:unhideWhenUsed/>
@@ -37916,10 +38245,10 @@
       <w:ind/>
     </w:pPr>
   </w:style>
-  <w:style w:type="paragraph" w:styleId="209">
+  <w:style w:type="paragraph" w:styleId="929">
     <w:name w:val="table of figures"/>
-    <w:basedOn w:val="664"/>
-    <w:next w:val="664"/>
+    <w:basedOn w:val="930"/>
+    <w:next w:val="930"/>
     <w:uiPriority w:val="99"/>
     <w:unhideWhenUsed/>
     <w:pPr>
@@ -37928,7 +38257,7 @@
       <w:ind/>
     </w:pPr>
   </w:style>
-  <w:style w:type="paragraph" w:styleId="664" w:default="1">
+  <w:style w:type="paragraph" w:styleId="930" w:default="1">
     <w:name w:val="Normal"/>
     <w:qFormat/>
     <w:pPr>
@@ -37937,7 +38266,7 @@
       <w:ind/>
     </w:pPr>
   </w:style>
-  <w:style w:type="table" w:styleId="665" w:default="1">
+  <w:style w:type="table" w:styleId="931" w:default="1">
     <w:name w:val="Normal Table"/>
     <w:uiPriority w:val="99"/>
     <w:semiHidden/>
@@ -38130,7 +38459,7 @@
       </w:tcPr>
     </w:tblStylePr>
   </w:style>
-  <w:style w:type="numbering" w:styleId="666" w:default="1">
+  <w:style w:type="numbering" w:styleId="932" w:default="1">
     <w:name w:val="No List"/>
     <w:uiPriority w:val="99"/>
     <w:semiHidden/>
@@ -38141,9 +38470,9 @@
       <w:ind/>
     </w:pPr>
   </w:style>
-  <w:style w:type="paragraph" w:styleId="667">
+  <w:style w:type="paragraph" w:styleId="933">
     <w:name w:val="No Spacing"/>
-    <w:basedOn w:val="664"/>
+    <w:basedOn w:val="930"/>
     <w:uiPriority w:val="1"/>
     <w:qFormat/>
     <w:pPr>
@@ -38152,9 +38481,9 @@
       <w:ind/>
     </w:pPr>
   </w:style>
-  <w:style w:type="paragraph" w:styleId="668">
+  <w:style w:type="paragraph" w:styleId="934">
     <w:name w:val="List Paragraph"/>
-    <w:basedOn w:val="664"/>
+    <w:basedOn w:val="930"/>
     <w:uiPriority w:val="34"/>
     <w:qFormat/>
     <w:pPr>
